--- a/documentation/2. Ping poller.docx
+++ b/documentation/2. Ping poller.docx
@@ -652,6 +652,433 @@
           <w:rFonts w:ascii="Consolas" w:hAnsi="Consolas"/>
         </w:rPr>
         <w:t>'</w:t>
+      </w:r>
+    </w:p>
+    <w:p>
+      <w:pPr>
+        <w:rPr>
+          <w:rFonts w:ascii="Consolas" w:hAnsi="Consolas"/>
+        </w:rPr>
+      </w:pPr>
+    </w:p>
+    <w:p>
+      <w:pPr>
+        <w:rPr>
+          <w:rFonts w:ascii="Consolas" w:hAnsi="Consolas"/>
+        </w:rPr>
+      </w:pPr>
+      <w:r>
+        <w:rPr>
+          <w:rFonts w:ascii="Consolas" w:hAnsi="Consolas"/>
+        </w:rPr>
+        <w:t xml:space="preserve">10.07: </w:t>
+      </w:r>
+    </w:p>
+    <w:p>
+      <w:pPr>
+        <w:rPr>
+          <w:rFonts w:ascii="Consolas" w:hAnsi="Consolas"/>
+        </w:rPr>
+      </w:pPr>
+      <w:r>
+        <w:rPr>
+          <w:rFonts w:ascii="Consolas" w:hAnsi="Consolas"/>
+        </w:rPr>
+        <w:tab/>
+        <w:t xml:space="preserve">- </w:t>
+      </w:r>
+      <w:proofErr w:type="spellStart"/>
+      <w:r>
+        <w:rPr>
+          <w:rFonts w:ascii="Consolas" w:hAnsi="Consolas"/>
+        </w:rPr>
+        <w:t>Issue</w:t>
+      </w:r>
+      <w:proofErr w:type="spellEnd"/>
+      <w:r>
+        <w:rPr>
+          <w:rFonts w:ascii="Consolas" w:hAnsi="Consolas"/>
+        </w:rPr>
+        <w:t xml:space="preserve"> </w:t>
+      </w:r>
+      <w:proofErr w:type="spellStart"/>
+      <w:r>
+        <w:rPr>
+          <w:rFonts w:ascii="Consolas" w:hAnsi="Consolas"/>
+        </w:rPr>
+        <w:t>seems</w:t>
+      </w:r>
+      <w:proofErr w:type="spellEnd"/>
+      <w:r>
+        <w:rPr>
+          <w:rFonts w:ascii="Consolas" w:hAnsi="Consolas"/>
+        </w:rPr>
+        <w:t xml:space="preserve"> </w:t>
+      </w:r>
+      <w:proofErr w:type="spellStart"/>
+      <w:r>
+        <w:rPr>
+          <w:rFonts w:ascii="Consolas" w:hAnsi="Consolas"/>
+        </w:rPr>
+        <w:t>to</w:t>
+      </w:r>
+      <w:proofErr w:type="spellEnd"/>
+      <w:r>
+        <w:rPr>
+          <w:rFonts w:ascii="Consolas" w:hAnsi="Consolas"/>
+        </w:rPr>
+        <w:t xml:space="preserve"> </w:t>
+      </w:r>
+      <w:proofErr w:type="spellStart"/>
+      <w:r>
+        <w:rPr>
+          <w:rFonts w:ascii="Consolas" w:hAnsi="Consolas"/>
+        </w:rPr>
+        <w:t>have</w:t>
+      </w:r>
+      <w:proofErr w:type="spellEnd"/>
+      <w:r>
+        <w:rPr>
+          <w:rFonts w:ascii="Consolas" w:hAnsi="Consolas"/>
+        </w:rPr>
+        <w:t xml:space="preserve"> </w:t>
+      </w:r>
+      <w:proofErr w:type="spellStart"/>
+      <w:r>
+        <w:rPr>
+          <w:rFonts w:ascii="Consolas" w:hAnsi="Consolas"/>
+        </w:rPr>
+        <w:t>been</w:t>
+      </w:r>
+      <w:proofErr w:type="spellEnd"/>
+      <w:r>
+        <w:rPr>
+          <w:rFonts w:ascii="Consolas" w:hAnsi="Consolas"/>
+        </w:rPr>
+        <w:t xml:space="preserve"> *</w:t>
+      </w:r>
+      <w:proofErr w:type="spellStart"/>
+      <w:r>
+        <w:rPr>
+          <w:rFonts w:ascii="Consolas" w:hAnsi="Consolas"/>
+        </w:rPr>
+        <w:t>where</w:t>
+      </w:r>
+      <w:proofErr w:type="spellEnd"/>
+      <w:r>
+        <w:rPr>
+          <w:rFonts w:ascii="Consolas" w:hAnsi="Consolas"/>
+        </w:rPr>
+        <w:t xml:space="preserve">* </w:t>
+      </w:r>
+      <w:proofErr w:type="spellStart"/>
+      <w:r>
+        <w:rPr>
+          <w:rFonts w:ascii="Consolas" w:hAnsi="Consolas"/>
+        </w:rPr>
+        <w:t>the</w:t>
+      </w:r>
+      <w:proofErr w:type="spellEnd"/>
+      <w:r>
+        <w:rPr>
+          <w:rFonts w:ascii="Consolas" w:hAnsi="Consolas"/>
+        </w:rPr>
+        <w:t xml:space="preserve"> </w:t>
+      </w:r>
+      <w:proofErr w:type="spellStart"/>
+      <w:r>
+        <w:rPr>
+          <w:rFonts w:ascii="Consolas" w:hAnsi="Consolas"/>
+        </w:rPr>
+        <w:t>terminal</w:t>
+      </w:r>
+      <w:proofErr w:type="spellEnd"/>
+      <w:r>
+        <w:rPr>
+          <w:rFonts w:ascii="Consolas" w:hAnsi="Consolas"/>
+        </w:rPr>
+        <w:t xml:space="preserve"> </w:t>
+      </w:r>
+      <w:proofErr w:type="spellStart"/>
+      <w:r>
+        <w:rPr>
+          <w:rFonts w:ascii="Consolas" w:hAnsi="Consolas"/>
+        </w:rPr>
+        <w:t>decided</w:t>
+      </w:r>
+      <w:proofErr w:type="spellEnd"/>
+      <w:r>
+        <w:rPr>
+          <w:rFonts w:ascii="Consolas" w:hAnsi="Consolas"/>
+        </w:rPr>
+        <w:t xml:space="preserve"> </w:t>
+      </w:r>
+      <w:proofErr w:type="spellStart"/>
+      <w:r>
+        <w:rPr>
+          <w:rFonts w:ascii="Consolas" w:hAnsi="Consolas"/>
+        </w:rPr>
+        <w:t>to</w:t>
+      </w:r>
+      <w:proofErr w:type="spellEnd"/>
+      <w:r>
+        <w:rPr>
+          <w:rFonts w:ascii="Consolas" w:hAnsi="Consolas"/>
+        </w:rPr>
+        <w:t xml:space="preserve"> </w:t>
+      </w:r>
+      <w:proofErr w:type="spellStart"/>
+      <w:r>
+        <w:rPr>
+          <w:rFonts w:ascii="Consolas" w:hAnsi="Consolas"/>
+        </w:rPr>
+        <w:t>install</w:t>
+      </w:r>
+      <w:proofErr w:type="spellEnd"/>
+      <w:r>
+        <w:rPr>
+          <w:rFonts w:ascii="Consolas" w:hAnsi="Consolas"/>
+        </w:rPr>
+        <w:t xml:space="preserve"> </w:t>
+      </w:r>
+      <w:proofErr w:type="spellStart"/>
+      <w:r>
+        <w:rPr>
+          <w:rFonts w:ascii="Consolas" w:hAnsi="Consolas"/>
+        </w:rPr>
+        <w:t>modules</w:t>
+      </w:r>
+      <w:proofErr w:type="spellEnd"/>
+      <w:r>
+        <w:rPr>
+          <w:rFonts w:ascii="Consolas" w:hAnsi="Consolas"/>
+        </w:rPr>
+        <w:t xml:space="preserve">. Fix : </w:t>
+      </w:r>
+    </w:p>
+    <w:p>
+      <w:pPr>
+        <w:rPr>
+          <w:rFonts w:ascii="Consolas" w:hAnsi="Consolas"/>
+        </w:rPr>
+      </w:pPr>
+      <w:hyperlink r:id="rId4" w:history="1">
+        <w:r>
+          <w:rPr>
+            <w:rStyle w:val="Hyperlink"/>
+            <w:rFonts w:ascii="Consolas" w:hAnsi="Consolas"/>
+          </w:rPr>
+          <w:t>https://stackoverflow.com/questions/59997065/pip-python-normal-site-packages-is-not-writeable</w:t>
+        </w:r>
+      </w:hyperlink>
+    </w:p>
+    <w:p>
+      <w:pPr>
+        <w:rPr>
+          <w:rFonts w:ascii="Consolas" w:hAnsi="Consolas"/>
+        </w:rPr>
+      </w:pPr>
+      <w:r>
+        <w:rPr>
+          <w:rFonts w:ascii="Consolas" w:hAnsi="Consolas"/>
+        </w:rPr>
+        <w:t xml:space="preserve">python3.13 -m </w:t>
+      </w:r>
+      <w:proofErr w:type="spellStart"/>
+      <w:r>
+        <w:rPr>
+          <w:rFonts w:ascii="Consolas" w:hAnsi="Consolas"/>
+        </w:rPr>
+        <w:t>pip</w:t>
+      </w:r>
+      <w:proofErr w:type="spellEnd"/>
+      <w:r>
+        <w:rPr>
+          <w:rFonts w:ascii="Consolas" w:hAnsi="Consolas"/>
+        </w:rPr>
+        <w:t xml:space="preserve"> </w:t>
+      </w:r>
+      <w:proofErr w:type="spellStart"/>
+      <w:r>
+        <w:rPr>
+          <w:rFonts w:ascii="Consolas" w:hAnsi="Consolas"/>
+        </w:rPr>
+        <w:t>install</w:t>
+      </w:r>
+      <w:proofErr w:type="spellEnd"/>
+      <w:r>
+        <w:rPr>
+          <w:rFonts w:ascii="Consolas" w:hAnsi="Consolas"/>
+        </w:rPr>
+        <w:t xml:space="preserve"> </w:t>
+      </w:r>
+      <w:proofErr w:type="spellStart"/>
+      <w:r>
+        <w:rPr>
+          <w:rFonts w:ascii="Consolas" w:hAnsi="Consolas"/>
+        </w:rPr>
+        <w:t>pythonping</w:t>
+      </w:r>
+      <w:proofErr w:type="spellEnd"/>
+    </w:p>
+    <w:p>
+      <w:pPr>
+        <w:rPr>
+          <w:rFonts w:ascii="Consolas" w:hAnsi="Consolas"/>
+        </w:rPr>
+      </w:pPr>
+      <w:proofErr w:type="spellStart"/>
+      <w:r>
+        <w:rPr>
+          <w:rFonts w:ascii="Consolas" w:hAnsi="Consolas"/>
+        </w:rPr>
+        <w:t>python</w:t>
+      </w:r>
+      <w:proofErr w:type="spellEnd"/>
+      <w:r>
+        <w:rPr>
+          <w:rFonts w:ascii="Consolas" w:hAnsi="Consolas"/>
+        </w:rPr>
+        <w:t>(</w:t>
+      </w:r>
+      <w:proofErr w:type="spellStart"/>
+      <w:r>
+        <w:rPr>
+          <w:rFonts w:ascii="Consolas" w:hAnsi="Consolas"/>
+        </w:rPr>
+        <w:t>ver</w:t>
+      </w:r>
+      <w:proofErr w:type="spellEnd"/>
+      <w:r>
+        <w:rPr>
+          <w:rFonts w:ascii="Consolas" w:hAnsi="Consolas"/>
+        </w:rPr>
+        <w:t xml:space="preserve">) -m </w:t>
+      </w:r>
+      <w:proofErr w:type="spellStart"/>
+      <w:r>
+        <w:rPr>
+          <w:rFonts w:ascii="Consolas" w:hAnsi="Consolas"/>
+        </w:rPr>
+        <w:t>pip</w:t>
+      </w:r>
+      <w:proofErr w:type="spellEnd"/>
+      <w:r>
+        <w:rPr>
+          <w:rFonts w:ascii="Consolas" w:hAnsi="Consolas"/>
+        </w:rPr>
+        <w:t xml:space="preserve"> </w:t>
+      </w:r>
+      <w:proofErr w:type="spellStart"/>
+      <w:r>
+        <w:rPr>
+          <w:rFonts w:ascii="Consolas" w:hAnsi="Consolas"/>
+        </w:rPr>
+        <w:t>install</w:t>
+      </w:r>
+      <w:proofErr w:type="spellEnd"/>
+      <w:r>
+        <w:rPr>
+          <w:rFonts w:ascii="Consolas" w:hAnsi="Consolas"/>
+        </w:rPr>
+        <w:t xml:space="preserve"> (</w:t>
+      </w:r>
+      <w:proofErr w:type="spellStart"/>
+      <w:r>
+        <w:rPr>
+          <w:rFonts w:ascii="Consolas" w:hAnsi="Consolas"/>
+        </w:rPr>
+        <w:t>module</w:t>
+      </w:r>
+      <w:proofErr w:type="spellEnd"/>
+      <w:r>
+        <w:rPr>
+          <w:rFonts w:ascii="Consolas" w:hAnsi="Consolas"/>
+        </w:rPr>
+        <w:t xml:space="preserve">) </w:t>
+      </w:r>
+    </w:p>
+    <w:p>
+      <w:pPr>
+        <w:rPr>
+          <w:rFonts w:ascii="Consolas" w:hAnsi="Consolas"/>
+        </w:rPr>
+      </w:pPr>
+      <w:r>
+        <w:rPr>
+          <w:rFonts w:ascii="Consolas" w:hAnsi="Consolas"/>
+        </w:rPr>
+        <w:t xml:space="preserve">python3.13 -m </w:t>
+      </w:r>
+      <w:proofErr w:type="spellStart"/>
+      <w:r>
+        <w:rPr>
+          <w:rFonts w:ascii="Consolas" w:hAnsi="Consolas"/>
+        </w:rPr>
+        <w:t>makes</w:t>
+      </w:r>
+      <w:proofErr w:type="spellEnd"/>
+      <w:r>
+        <w:rPr>
+          <w:rFonts w:ascii="Consolas" w:hAnsi="Consolas"/>
+        </w:rPr>
+        <w:t xml:space="preserve"> </w:t>
+      </w:r>
+      <w:proofErr w:type="spellStart"/>
+      <w:r>
+        <w:rPr>
+          <w:rFonts w:ascii="Consolas" w:hAnsi="Consolas"/>
+        </w:rPr>
+        <w:t>pip</w:t>
+      </w:r>
+      <w:proofErr w:type="spellEnd"/>
+      <w:r>
+        <w:rPr>
+          <w:rFonts w:ascii="Consolas" w:hAnsi="Consolas"/>
+        </w:rPr>
+        <w:t xml:space="preserve"> </w:t>
+      </w:r>
+      <w:proofErr w:type="spellStart"/>
+      <w:r>
+        <w:rPr>
+          <w:rFonts w:ascii="Consolas" w:hAnsi="Consolas"/>
+        </w:rPr>
+        <w:t>run</w:t>
+      </w:r>
+      <w:proofErr w:type="spellEnd"/>
+      <w:r>
+        <w:rPr>
+          <w:rFonts w:ascii="Consolas" w:hAnsi="Consolas"/>
+        </w:rPr>
+        <w:t xml:space="preserve"> </w:t>
+      </w:r>
+      <w:proofErr w:type="spellStart"/>
+      <w:r>
+        <w:rPr>
+          <w:rFonts w:ascii="Consolas" w:hAnsi="Consolas"/>
+        </w:rPr>
+        <w:t>as</w:t>
+      </w:r>
+      <w:proofErr w:type="spellEnd"/>
+      <w:r>
+        <w:rPr>
+          <w:rFonts w:ascii="Consolas" w:hAnsi="Consolas"/>
+        </w:rPr>
+        <w:t xml:space="preserve"> a </w:t>
+      </w:r>
+      <w:proofErr w:type="spellStart"/>
+      <w:r>
+        <w:rPr>
+          <w:rFonts w:ascii="Consolas" w:hAnsi="Consolas"/>
+        </w:rPr>
+        <w:t>script</w:t>
+      </w:r>
+      <w:proofErr w:type="spellEnd"/>
+      <w:r>
+        <w:rPr>
+          <w:rFonts w:ascii="Consolas" w:hAnsi="Consolas"/>
+        </w:rPr>
+        <w:t xml:space="preserve"> </w:t>
       </w:r>
     </w:p>
     <w:sectPr>
@@ -1124,6 +1551,29 @@
       <w:szCs w:val="32"/>
     </w:rPr>
   </w:style>
+  <w:style w:type="character" w:styleId="Hyperlink">
+    <w:name w:val="Hyperlink"/>
+    <w:basedOn w:val="Absatz-Standardschriftart"/>
+    <w:uiPriority w:val="99"/>
+    <w:unhideWhenUsed/>
+    <w:rsid w:val="008C5D03"/>
+    <w:rPr>
+      <w:color w:val="0563C1" w:themeColor="hyperlink"/>
+      <w:u w:val="single"/>
+    </w:rPr>
+  </w:style>
+  <w:style w:type="character" w:styleId="NichtaufgelsteErwhnung">
+    <w:name w:val="Unresolved Mention"/>
+    <w:basedOn w:val="Absatz-Standardschriftart"/>
+    <w:uiPriority w:val="99"/>
+    <w:semiHidden/>
+    <w:unhideWhenUsed/>
+    <w:rsid w:val="008C5D03"/>
+    <w:rPr>
+      <w:color w:val="605E5C"/>
+      <w:shd w:val="clear" w:color="auto" w:fill="E1DFDD"/>
+    </w:rPr>
+  </w:style>
 </w:styles>
 </file>
 

--- a/documentation/2. Ping poller.docx
+++ b/documentation/2. Ping poller.docx
@@ -853,7 +853,21 @@
         <w:rPr>
           <w:rFonts w:ascii="Consolas" w:hAnsi="Consolas"/>
         </w:rPr>
-        <w:t xml:space="preserve">. Fix : </w:t>
+        <w:t xml:space="preserve">. </w:t>
+      </w:r>
+      <w:proofErr w:type="gramStart"/>
+      <w:r>
+        <w:rPr>
+          <w:rFonts w:ascii="Consolas" w:hAnsi="Consolas"/>
+        </w:rPr>
+        <w:t>Fix :</w:t>
+      </w:r>
+      <w:proofErr w:type="gramEnd"/>
+      <w:r>
+        <w:rPr>
+          <w:rFonts w:ascii="Consolas" w:hAnsi="Consolas"/>
+        </w:rPr>
+        <w:t xml:space="preserve"> </w:t>
       </w:r>
     </w:p>
     <w:p>
@@ -862,7 +876,7 @@
           <w:rFonts w:ascii="Consolas" w:hAnsi="Consolas"/>
         </w:rPr>
       </w:pPr>
-      <w:hyperlink r:id="rId4" w:history="1">
+      <w:hyperlink r:id="rId5" w:history="1">
         <w:r>
           <w:rPr>
             <w:rStyle w:val="Hyperlink"/>
@@ -1004,82 +1018,198 @@
           <w:rFonts w:ascii="Consolas" w:hAnsi="Consolas"/>
         </w:rPr>
       </w:pPr>
-      <w:r>
-        <w:rPr>
-          <w:rFonts w:ascii="Consolas" w:hAnsi="Consolas"/>
-        </w:rPr>
-        <w:t xml:space="preserve">python3.13 -m </w:t>
-      </w:r>
-      <w:proofErr w:type="spellStart"/>
-      <w:r>
-        <w:rPr>
-          <w:rFonts w:ascii="Consolas" w:hAnsi="Consolas"/>
-        </w:rPr>
-        <w:t>makes</w:t>
-      </w:r>
-      <w:proofErr w:type="spellEnd"/>
-      <w:r>
-        <w:rPr>
-          <w:rFonts w:ascii="Consolas" w:hAnsi="Consolas"/>
-        </w:rPr>
-        <w:t xml:space="preserve"> </w:t>
-      </w:r>
-      <w:proofErr w:type="spellStart"/>
-      <w:r>
-        <w:rPr>
-          <w:rFonts w:ascii="Consolas" w:hAnsi="Consolas"/>
-        </w:rPr>
-        <w:t>pip</w:t>
-      </w:r>
-      <w:proofErr w:type="spellEnd"/>
-      <w:r>
-        <w:rPr>
-          <w:rFonts w:ascii="Consolas" w:hAnsi="Consolas"/>
-        </w:rPr>
-        <w:t xml:space="preserve"> </w:t>
-      </w:r>
-      <w:proofErr w:type="spellStart"/>
-      <w:r>
-        <w:rPr>
-          <w:rFonts w:ascii="Consolas" w:hAnsi="Consolas"/>
-        </w:rPr>
-        <w:t>run</w:t>
-      </w:r>
-      <w:proofErr w:type="spellEnd"/>
-      <w:r>
-        <w:rPr>
-          <w:rFonts w:ascii="Consolas" w:hAnsi="Consolas"/>
-        </w:rPr>
-        <w:t xml:space="preserve"> </w:t>
-      </w:r>
-      <w:proofErr w:type="spellStart"/>
-      <w:r>
-        <w:rPr>
-          <w:rFonts w:ascii="Consolas" w:hAnsi="Consolas"/>
-        </w:rPr>
-        <w:t>as</w:t>
-      </w:r>
-      <w:proofErr w:type="spellEnd"/>
-      <w:r>
-        <w:rPr>
-          <w:rFonts w:ascii="Consolas" w:hAnsi="Consolas"/>
-        </w:rPr>
-        <w:t xml:space="preserve"> a </w:t>
-      </w:r>
-      <w:proofErr w:type="spellStart"/>
-      <w:r>
-        <w:rPr>
-          <w:rFonts w:ascii="Consolas" w:hAnsi="Consolas"/>
-        </w:rPr>
-        <w:t>script</w:t>
-      </w:r>
-      <w:proofErr w:type="spellEnd"/>
-      <w:r>
-        <w:rPr>
-          <w:rFonts w:ascii="Consolas" w:hAnsi="Consolas"/>
-        </w:rPr>
-        <w:t xml:space="preserve"> </w:t>
-      </w:r>
+    </w:p>
+    <w:p>
+      <w:pPr>
+        <w:pStyle w:val="Listenabsatz"/>
+        <w:numPr>
+          <w:ilvl w:val="0"/>
+          <w:numId w:val="3"/>
+        </w:numPr>
+        <w:rPr>
+          <w:rFonts w:ascii="Consolas" w:hAnsi="Consolas"/>
+        </w:rPr>
+      </w:pPr>
+      <w:r>
+        <w:rPr>
+          <w:rFonts w:ascii="Consolas" w:hAnsi="Consolas"/>
+        </w:rPr>
+        <w:t xml:space="preserve">Updated network and network plan. </w:t>
+      </w:r>
+      <w:proofErr w:type="spellStart"/>
+      <w:r>
+        <w:rPr>
+          <w:rFonts w:ascii="Consolas" w:hAnsi="Consolas"/>
+        </w:rPr>
+        <w:t>Changes</w:t>
+      </w:r>
+      <w:proofErr w:type="spellEnd"/>
+      <w:r>
+        <w:rPr>
+          <w:rFonts w:ascii="Consolas" w:hAnsi="Consolas"/>
+        </w:rPr>
+        <w:t>:</w:t>
+      </w:r>
+    </w:p>
+    <w:p>
+      <w:pPr>
+        <w:pStyle w:val="Listenabsatz"/>
+        <w:ind w:left="1068"/>
+        <w:rPr>
+          <w:rFonts w:ascii="Consolas" w:hAnsi="Consolas"/>
+        </w:rPr>
+      </w:pPr>
+      <w:proofErr w:type="spellStart"/>
+      <w:r>
+        <w:rPr>
+          <w:rFonts w:ascii="Consolas" w:hAnsi="Consolas"/>
+        </w:rPr>
+        <w:t>Changed</w:t>
+      </w:r>
+      <w:proofErr w:type="spellEnd"/>
+      <w:r>
+        <w:rPr>
+          <w:rFonts w:ascii="Consolas" w:hAnsi="Consolas"/>
+        </w:rPr>
+        <w:t xml:space="preserve"> </w:t>
+      </w:r>
+      <w:proofErr w:type="spellStart"/>
+      <w:r>
+        <w:rPr>
+          <w:rFonts w:ascii="Consolas" w:hAnsi="Consolas"/>
+        </w:rPr>
+        <w:t>the</w:t>
+      </w:r>
+      <w:proofErr w:type="spellEnd"/>
+      <w:r>
+        <w:rPr>
+          <w:rFonts w:ascii="Consolas" w:hAnsi="Consolas"/>
+        </w:rPr>
+        <w:t xml:space="preserve"> private switch </w:t>
+      </w:r>
+      <w:proofErr w:type="spellStart"/>
+      <w:r>
+        <w:rPr>
+          <w:rFonts w:ascii="Consolas" w:hAnsi="Consolas"/>
+        </w:rPr>
+        <w:t>to</w:t>
+      </w:r>
+      <w:proofErr w:type="spellEnd"/>
+      <w:r>
+        <w:rPr>
+          <w:rFonts w:ascii="Consolas" w:hAnsi="Consolas"/>
+        </w:rPr>
+        <w:t xml:space="preserve"> an internal switc</w:t>
+      </w:r>
+      <w:r>
+        <w:rPr>
+          <w:rFonts w:ascii="Consolas" w:hAnsi="Consolas"/>
+        </w:rPr>
+        <w:t xml:space="preserve">h and </w:t>
+      </w:r>
+      <w:proofErr w:type="spellStart"/>
+      <w:r>
+        <w:rPr>
+          <w:rFonts w:ascii="Consolas" w:hAnsi="Consolas"/>
+        </w:rPr>
+        <w:t>configured</w:t>
+      </w:r>
+      <w:proofErr w:type="spellEnd"/>
+      <w:r>
+        <w:rPr>
+          <w:rFonts w:ascii="Consolas" w:hAnsi="Consolas"/>
+        </w:rPr>
+        <w:t xml:space="preserve"> </w:t>
+      </w:r>
+      <w:proofErr w:type="spellStart"/>
+      <w:r>
+        <w:rPr>
+          <w:rFonts w:ascii="Consolas" w:hAnsi="Consolas"/>
+        </w:rPr>
+        <w:t>ThinkHorse</w:t>
+      </w:r>
+      <w:proofErr w:type="spellEnd"/>
+      <w:r>
+        <w:rPr>
+          <w:rFonts w:ascii="Consolas" w:hAnsi="Consolas"/>
+        </w:rPr>
+        <w:t xml:space="preserve"> </w:t>
+      </w:r>
+      <w:proofErr w:type="spellStart"/>
+      <w:r>
+        <w:rPr>
+          <w:rFonts w:ascii="Consolas" w:hAnsi="Consolas"/>
+        </w:rPr>
+        <w:t>to</w:t>
+      </w:r>
+      <w:proofErr w:type="spellEnd"/>
+      <w:r>
+        <w:rPr>
+          <w:rFonts w:ascii="Consolas" w:hAnsi="Consolas"/>
+        </w:rPr>
+        <w:t xml:space="preserve"> </w:t>
+      </w:r>
+      <w:proofErr w:type="spellStart"/>
+      <w:r>
+        <w:rPr>
+          <w:rFonts w:ascii="Consolas" w:hAnsi="Consolas"/>
+        </w:rPr>
+        <w:t>be</w:t>
+      </w:r>
+      <w:proofErr w:type="spellEnd"/>
+      <w:r>
+        <w:rPr>
+          <w:rFonts w:ascii="Consolas" w:hAnsi="Consolas"/>
+        </w:rPr>
+        <w:t xml:space="preserve"> </w:t>
+      </w:r>
+      <w:proofErr w:type="spellStart"/>
+      <w:r>
+        <w:rPr>
+          <w:rFonts w:ascii="Consolas" w:hAnsi="Consolas"/>
+        </w:rPr>
+        <w:t>part</w:t>
+      </w:r>
+      <w:proofErr w:type="spellEnd"/>
+      <w:r>
+        <w:rPr>
+          <w:rFonts w:ascii="Consolas" w:hAnsi="Consolas"/>
+        </w:rPr>
+        <w:t xml:space="preserve"> </w:t>
+      </w:r>
+      <w:proofErr w:type="spellStart"/>
+      <w:r>
+        <w:rPr>
+          <w:rFonts w:ascii="Consolas" w:hAnsi="Consolas"/>
+        </w:rPr>
+        <w:t>of</w:t>
+      </w:r>
+      <w:proofErr w:type="spellEnd"/>
+      <w:r>
+        <w:rPr>
+          <w:rFonts w:ascii="Consolas" w:hAnsi="Consolas"/>
+        </w:rPr>
+        <w:t xml:space="preserve"> network.</w:t>
+      </w:r>
+    </w:p>
+    <w:p>
+      <w:pPr>
+        <w:rPr>
+          <w:rFonts w:ascii="Consolas" w:hAnsi="Consolas"/>
+        </w:rPr>
+      </w:pPr>
+    </w:p>
+    <w:p>
+      <w:pPr>
+        <w:pStyle w:val="Listenabsatz"/>
+        <w:numPr>
+          <w:ilvl w:val="0"/>
+          <w:numId w:val="3"/>
+        </w:numPr>
+        <w:rPr>
+          <w:rFonts w:ascii="Consolas" w:hAnsi="Consolas"/>
+        </w:rPr>
+      </w:pPr>
     </w:p>
     <w:sectPr>
       <w:pgSz w:w="11906" w:h="16838"/>
@@ -1089,6 +1219,359 @@
     </w:sectPr>
   </w:body>
 </w:document>
+</file>
+
+<file path=word/numbering.xml><?xml version="1.0" encoding="utf-8"?>
+<w:numbering xmlns:wpc="http://schemas.microsoft.com/office/word/2010/wordprocessingCanvas" xmlns:cx="http://schemas.microsoft.com/office/drawing/2014/chartex" xmlns:cx1="http://schemas.microsoft.com/office/drawing/2015/9/8/chartex" xmlns:cx2="http://schemas.microsoft.com/office/drawing/2015/10/21/chartex" xmlns:cx3="http://schemas.microsoft.com/office/drawing/2016/5/9/chartex" xmlns:cx4="http://schemas.microsoft.com/office/drawing/2016/5/10/chartex" xmlns:cx5="http://schemas.microsoft.com/office/drawing/2016/5/11/chartex" xmlns:cx6="http://schemas.microsoft.com/office/drawing/2016/5/12/chartex" xmlns:cx7="http://schemas.microsoft.com/office/drawing/2016/5/13/chartex" xmlns:cx8="http://schemas.microsoft.com/office/drawing/2016/5/14/chartex" xmlns:mc="http://schemas.openxmlformats.org/markup-compatibility/2006" xmlns:aink="http://schemas.microsoft.com/office/drawing/2016/ink" xmlns:am3d="http://schemas.microsoft.com/office/drawing/2017/model3d" xmlns:o="urn:schemas-microsoft-com:office:office" xmlns:r="http://schemas.openxmlformats.org/officeDocument/2006/relationships" xmlns:m="http://schemas.openxmlformats.org/officeDocument/2006/math" xmlns:v="urn:schemas-microsoft-com:vml" xmlns:wp14="http://schemas.microsoft.com/office/word/2010/wordprocessingDrawing" xmlns:wp="http://schemas.openxmlformats.org/drawingml/2006/wordprocessingDrawing" xmlns:w10="urn:schemas-microsoft-com:office:word" xmlns:w="http://schemas.openxmlformats.org/wordprocessingml/2006/main" xmlns:w14="http://schemas.microsoft.com/office/word/2010/wordml" xmlns:w15="http://schemas.microsoft.com/office/word/2012/wordml" xmlns:w16cex="http://schemas.microsoft.com/office/word/2018/wordml/cex" xmlns:w16cid="http://schemas.microsoft.com/office/word/2016/wordml/cid" xmlns:w16="http://schemas.microsoft.com/office/word/2018/wordml" xmlns:w16sdtdh="http://schemas.microsoft.com/office/word/2020/wordml/sdtdatahash" xmlns:w16se="http://schemas.microsoft.com/office/word/2015/wordml/symex" xmlns:wpg="http://schemas.microsoft.com/office/word/2010/wordprocessingGroup" xmlns:wpi="http://schemas.microsoft.com/office/word/2010/wordprocessingInk" xmlns:wne="http://schemas.microsoft.com/office/word/2006/wordml" xmlns:wps="http://schemas.microsoft.com/office/word/2010/wordprocessingShape" mc:Ignorable="w14 w15 w16se w16cid w16 w16cex w16sdtdh wp14">
+  <w:abstractNum w:abstractNumId="0" w15:restartNumberingAfterBreak="0">
+    <w:nsid w:val="06867A0A"/>
+    <w:multiLevelType w:val="hybridMultilevel"/>
+    <w:tmpl w:val="8E9C5B60"/>
+    <w:lvl w:ilvl="0" w:tplc="3AE6E902">
+      <w:start w:val="10"/>
+      <w:numFmt w:val="bullet"/>
+      <w:lvlText w:val="-"/>
+      <w:lvlJc w:val="left"/>
+      <w:pPr>
+        <w:ind w:left="1068" w:hanging="360"/>
+      </w:pPr>
+      <w:rPr>
+        <w:rFonts w:ascii="Consolas" w:eastAsiaTheme="minorHAnsi" w:hAnsi="Consolas" w:cstheme="minorBidi" w:hint="default"/>
+      </w:rPr>
+    </w:lvl>
+    <w:lvl w:ilvl="1" w:tplc="04070003" w:tentative="1">
+      <w:start w:val="1"/>
+      <w:numFmt w:val="bullet"/>
+      <w:lvlText w:val="o"/>
+      <w:lvlJc w:val="left"/>
+      <w:pPr>
+        <w:ind w:left="1788" w:hanging="360"/>
+      </w:pPr>
+      <w:rPr>
+        <w:rFonts w:ascii="Courier New" w:hAnsi="Courier New" w:cs="Courier New" w:hint="default"/>
+      </w:rPr>
+    </w:lvl>
+    <w:lvl w:ilvl="2" w:tplc="04070005" w:tentative="1">
+      <w:start w:val="1"/>
+      <w:numFmt w:val="bullet"/>
+      <w:lvlText w:val=""/>
+      <w:lvlJc w:val="left"/>
+      <w:pPr>
+        <w:ind w:left="2508" w:hanging="360"/>
+      </w:pPr>
+      <w:rPr>
+        <w:rFonts w:ascii="Wingdings" w:hAnsi="Wingdings" w:hint="default"/>
+      </w:rPr>
+    </w:lvl>
+    <w:lvl w:ilvl="3" w:tplc="04070001" w:tentative="1">
+      <w:start w:val="1"/>
+      <w:numFmt w:val="bullet"/>
+      <w:lvlText w:val=""/>
+      <w:lvlJc w:val="left"/>
+      <w:pPr>
+        <w:ind w:left="3228" w:hanging="360"/>
+      </w:pPr>
+      <w:rPr>
+        <w:rFonts w:ascii="Symbol" w:hAnsi="Symbol" w:hint="default"/>
+      </w:rPr>
+    </w:lvl>
+    <w:lvl w:ilvl="4" w:tplc="04070003" w:tentative="1">
+      <w:start w:val="1"/>
+      <w:numFmt w:val="bullet"/>
+      <w:lvlText w:val="o"/>
+      <w:lvlJc w:val="left"/>
+      <w:pPr>
+        <w:ind w:left="3948" w:hanging="360"/>
+      </w:pPr>
+      <w:rPr>
+        <w:rFonts w:ascii="Courier New" w:hAnsi="Courier New" w:cs="Courier New" w:hint="default"/>
+      </w:rPr>
+    </w:lvl>
+    <w:lvl w:ilvl="5" w:tplc="04070005" w:tentative="1">
+      <w:start w:val="1"/>
+      <w:numFmt w:val="bullet"/>
+      <w:lvlText w:val=""/>
+      <w:lvlJc w:val="left"/>
+      <w:pPr>
+        <w:ind w:left="4668" w:hanging="360"/>
+      </w:pPr>
+      <w:rPr>
+        <w:rFonts w:ascii="Wingdings" w:hAnsi="Wingdings" w:hint="default"/>
+      </w:rPr>
+    </w:lvl>
+    <w:lvl w:ilvl="6" w:tplc="04070001" w:tentative="1">
+      <w:start w:val="1"/>
+      <w:numFmt w:val="bullet"/>
+      <w:lvlText w:val=""/>
+      <w:lvlJc w:val="left"/>
+      <w:pPr>
+        <w:ind w:left="5388" w:hanging="360"/>
+      </w:pPr>
+      <w:rPr>
+        <w:rFonts w:ascii="Symbol" w:hAnsi="Symbol" w:hint="default"/>
+      </w:rPr>
+    </w:lvl>
+    <w:lvl w:ilvl="7" w:tplc="04070003" w:tentative="1">
+      <w:start w:val="1"/>
+      <w:numFmt w:val="bullet"/>
+      <w:lvlText w:val="o"/>
+      <w:lvlJc w:val="left"/>
+      <w:pPr>
+        <w:ind w:left="6108" w:hanging="360"/>
+      </w:pPr>
+      <w:rPr>
+        <w:rFonts w:ascii="Courier New" w:hAnsi="Courier New" w:cs="Courier New" w:hint="default"/>
+      </w:rPr>
+    </w:lvl>
+    <w:lvl w:ilvl="8" w:tplc="04070005" w:tentative="1">
+      <w:start w:val="1"/>
+      <w:numFmt w:val="bullet"/>
+      <w:lvlText w:val=""/>
+      <w:lvlJc w:val="left"/>
+      <w:pPr>
+        <w:ind w:left="6828" w:hanging="360"/>
+      </w:pPr>
+      <w:rPr>
+        <w:rFonts w:ascii="Wingdings" w:hAnsi="Wingdings" w:hint="default"/>
+      </w:rPr>
+    </w:lvl>
+  </w:abstractNum>
+  <w:abstractNum w:abstractNumId="1" w15:restartNumberingAfterBreak="0">
+    <w:nsid w:val="5EFF2D84"/>
+    <w:multiLevelType w:val="hybridMultilevel"/>
+    <w:tmpl w:val="4D123C12"/>
+    <w:lvl w:ilvl="0" w:tplc="B62C45BA">
+      <w:start w:val="10"/>
+      <w:numFmt w:val="bullet"/>
+      <w:lvlText w:val="-"/>
+      <w:lvlJc w:val="left"/>
+      <w:pPr>
+        <w:ind w:left="1068" w:hanging="360"/>
+      </w:pPr>
+      <w:rPr>
+        <w:rFonts w:ascii="Consolas" w:eastAsiaTheme="minorHAnsi" w:hAnsi="Consolas" w:cstheme="minorBidi" w:hint="default"/>
+      </w:rPr>
+    </w:lvl>
+    <w:lvl w:ilvl="1" w:tplc="04070003" w:tentative="1">
+      <w:start w:val="1"/>
+      <w:numFmt w:val="bullet"/>
+      <w:lvlText w:val="o"/>
+      <w:lvlJc w:val="left"/>
+      <w:pPr>
+        <w:ind w:left="1788" w:hanging="360"/>
+      </w:pPr>
+      <w:rPr>
+        <w:rFonts w:ascii="Courier New" w:hAnsi="Courier New" w:cs="Courier New" w:hint="default"/>
+      </w:rPr>
+    </w:lvl>
+    <w:lvl w:ilvl="2" w:tplc="04070005" w:tentative="1">
+      <w:start w:val="1"/>
+      <w:numFmt w:val="bullet"/>
+      <w:lvlText w:val=""/>
+      <w:lvlJc w:val="left"/>
+      <w:pPr>
+        <w:ind w:left="2508" w:hanging="360"/>
+      </w:pPr>
+      <w:rPr>
+        <w:rFonts w:ascii="Wingdings" w:hAnsi="Wingdings" w:hint="default"/>
+      </w:rPr>
+    </w:lvl>
+    <w:lvl w:ilvl="3" w:tplc="04070001" w:tentative="1">
+      <w:start w:val="1"/>
+      <w:numFmt w:val="bullet"/>
+      <w:lvlText w:val=""/>
+      <w:lvlJc w:val="left"/>
+      <w:pPr>
+        <w:ind w:left="3228" w:hanging="360"/>
+      </w:pPr>
+      <w:rPr>
+        <w:rFonts w:ascii="Symbol" w:hAnsi="Symbol" w:hint="default"/>
+      </w:rPr>
+    </w:lvl>
+    <w:lvl w:ilvl="4" w:tplc="04070003" w:tentative="1">
+      <w:start w:val="1"/>
+      <w:numFmt w:val="bullet"/>
+      <w:lvlText w:val="o"/>
+      <w:lvlJc w:val="left"/>
+      <w:pPr>
+        <w:ind w:left="3948" w:hanging="360"/>
+      </w:pPr>
+      <w:rPr>
+        <w:rFonts w:ascii="Courier New" w:hAnsi="Courier New" w:cs="Courier New" w:hint="default"/>
+      </w:rPr>
+    </w:lvl>
+    <w:lvl w:ilvl="5" w:tplc="04070005" w:tentative="1">
+      <w:start w:val="1"/>
+      <w:numFmt w:val="bullet"/>
+      <w:lvlText w:val=""/>
+      <w:lvlJc w:val="left"/>
+      <w:pPr>
+        <w:ind w:left="4668" w:hanging="360"/>
+      </w:pPr>
+      <w:rPr>
+        <w:rFonts w:ascii="Wingdings" w:hAnsi="Wingdings" w:hint="default"/>
+      </w:rPr>
+    </w:lvl>
+    <w:lvl w:ilvl="6" w:tplc="04070001" w:tentative="1">
+      <w:start w:val="1"/>
+      <w:numFmt w:val="bullet"/>
+      <w:lvlText w:val=""/>
+      <w:lvlJc w:val="left"/>
+      <w:pPr>
+        <w:ind w:left="5388" w:hanging="360"/>
+      </w:pPr>
+      <w:rPr>
+        <w:rFonts w:ascii="Symbol" w:hAnsi="Symbol" w:hint="default"/>
+      </w:rPr>
+    </w:lvl>
+    <w:lvl w:ilvl="7" w:tplc="04070003" w:tentative="1">
+      <w:start w:val="1"/>
+      <w:numFmt w:val="bullet"/>
+      <w:lvlText w:val="o"/>
+      <w:lvlJc w:val="left"/>
+      <w:pPr>
+        <w:ind w:left="6108" w:hanging="360"/>
+      </w:pPr>
+      <w:rPr>
+        <w:rFonts w:ascii="Courier New" w:hAnsi="Courier New" w:cs="Courier New" w:hint="default"/>
+      </w:rPr>
+    </w:lvl>
+    <w:lvl w:ilvl="8" w:tplc="04070005" w:tentative="1">
+      <w:start w:val="1"/>
+      <w:numFmt w:val="bullet"/>
+      <w:lvlText w:val=""/>
+      <w:lvlJc w:val="left"/>
+      <w:pPr>
+        <w:ind w:left="6828" w:hanging="360"/>
+      </w:pPr>
+      <w:rPr>
+        <w:rFonts w:ascii="Wingdings" w:hAnsi="Wingdings" w:hint="default"/>
+      </w:rPr>
+    </w:lvl>
+  </w:abstractNum>
+  <w:abstractNum w:abstractNumId="2" w15:restartNumberingAfterBreak="0">
+    <w:nsid w:val="60AE2EDE"/>
+    <w:multiLevelType w:val="hybridMultilevel"/>
+    <w:tmpl w:val="4EF4694A"/>
+    <w:lvl w:ilvl="0" w:tplc="08C240BE">
+      <w:start w:val="10"/>
+      <w:numFmt w:val="bullet"/>
+      <w:lvlText w:val="-"/>
+      <w:lvlJc w:val="left"/>
+      <w:pPr>
+        <w:ind w:left="1068" w:hanging="360"/>
+      </w:pPr>
+      <w:rPr>
+        <w:rFonts w:ascii="Consolas" w:eastAsiaTheme="minorHAnsi" w:hAnsi="Consolas" w:cstheme="minorBidi" w:hint="default"/>
+      </w:rPr>
+    </w:lvl>
+    <w:lvl w:ilvl="1" w:tplc="04070003" w:tentative="1">
+      <w:start w:val="1"/>
+      <w:numFmt w:val="bullet"/>
+      <w:lvlText w:val="o"/>
+      <w:lvlJc w:val="left"/>
+      <w:pPr>
+        <w:ind w:left="1788" w:hanging="360"/>
+      </w:pPr>
+      <w:rPr>
+        <w:rFonts w:ascii="Courier New" w:hAnsi="Courier New" w:cs="Courier New" w:hint="default"/>
+      </w:rPr>
+    </w:lvl>
+    <w:lvl w:ilvl="2" w:tplc="04070005" w:tentative="1">
+      <w:start w:val="1"/>
+      <w:numFmt w:val="bullet"/>
+      <w:lvlText w:val=""/>
+      <w:lvlJc w:val="left"/>
+      <w:pPr>
+        <w:ind w:left="2508" w:hanging="360"/>
+      </w:pPr>
+      <w:rPr>
+        <w:rFonts w:ascii="Wingdings" w:hAnsi="Wingdings" w:hint="default"/>
+      </w:rPr>
+    </w:lvl>
+    <w:lvl w:ilvl="3" w:tplc="04070001" w:tentative="1">
+      <w:start w:val="1"/>
+      <w:numFmt w:val="bullet"/>
+      <w:lvlText w:val=""/>
+      <w:lvlJc w:val="left"/>
+      <w:pPr>
+        <w:ind w:left="3228" w:hanging="360"/>
+      </w:pPr>
+      <w:rPr>
+        <w:rFonts w:ascii="Symbol" w:hAnsi="Symbol" w:hint="default"/>
+      </w:rPr>
+    </w:lvl>
+    <w:lvl w:ilvl="4" w:tplc="04070003" w:tentative="1">
+      <w:start w:val="1"/>
+      <w:numFmt w:val="bullet"/>
+      <w:lvlText w:val="o"/>
+      <w:lvlJc w:val="left"/>
+      <w:pPr>
+        <w:ind w:left="3948" w:hanging="360"/>
+      </w:pPr>
+      <w:rPr>
+        <w:rFonts w:ascii="Courier New" w:hAnsi="Courier New" w:cs="Courier New" w:hint="default"/>
+      </w:rPr>
+    </w:lvl>
+    <w:lvl w:ilvl="5" w:tplc="04070005" w:tentative="1">
+      <w:start w:val="1"/>
+      <w:numFmt w:val="bullet"/>
+      <w:lvlText w:val=""/>
+      <w:lvlJc w:val="left"/>
+      <w:pPr>
+        <w:ind w:left="4668" w:hanging="360"/>
+      </w:pPr>
+      <w:rPr>
+        <w:rFonts w:ascii="Wingdings" w:hAnsi="Wingdings" w:hint="default"/>
+      </w:rPr>
+    </w:lvl>
+    <w:lvl w:ilvl="6" w:tplc="04070001" w:tentative="1">
+      <w:start w:val="1"/>
+      <w:numFmt w:val="bullet"/>
+      <w:lvlText w:val=""/>
+      <w:lvlJc w:val="left"/>
+      <w:pPr>
+        <w:ind w:left="5388" w:hanging="360"/>
+      </w:pPr>
+      <w:rPr>
+        <w:rFonts w:ascii="Symbol" w:hAnsi="Symbol" w:hint="default"/>
+      </w:rPr>
+    </w:lvl>
+    <w:lvl w:ilvl="7" w:tplc="04070003" w:tentative="1">
+      <w:start w:val="1"/>
+      <w:numFmt w:val="bullet"/>
+      <w:lvlText w:val="o"/>
+      <w:lvlJc w:val="left"/>
+      <w:pPr>
+        <w:ind w:left="6108" w:hanging="360"/>
+      </w:pPr>
+      <w:rPr>
+        <w:rFonts w:ascii="Courier New" w:hAnsi="Courier New" w:cs="Courier New" w:hint="default"/>
+      </w:rPr>
+    </w:lvl>
+    <w:lvl w:ilvl="8" w:tplc="04070005" w:tentative="1">
+      <w:start w:val="1"/>
+      <w:numFmt w:val="bullet"/>
+      <w:lvlText w:val=""/>
+      <w:lvlJc w:val="left"/>
+      <w:pPr>
+        <w:ind w:left="6828" w:hanging="360"/>
+      </w:pPr>
+      <w:rPr>
+        <w:rFonts w:ascii="Wingdings" w:hAnsi="Wingdings" w:hint="default"/>
+      </w:rPr>
+    </w:lvl>
+  </w:abstractNum>
+  <w:num w:numId="1">
+    <w:abstractNumId w:val="2"/>
+  </w:num>
+  <w:num w:numId="2">
+    <w:abstractNumId w:val="1"/>
+  </w:num>
+  <w:num w:numId="3">
+    <w:abstractNumId w:val="0"/>
+  </w:num>
+</w:numbering>
 </file>
 
 <file path=word/styles.xml><?xml version="1.0" encoding="utf-8"?>
@@ -1574,6 +2057,17 @@
       <w:shd w:val="clear" w:color="auto" w:fill="E1DFDD"/>
     </w:rPr>
   </w:style>
+  <w:style w:type="paragraph" w:styleId="Listenabsatz">
+    <w:name w:val="List Paragraph"/>
+    <w:basedOn w:val="Standard"/>
+    <w:uiPriority w:val="34"/>
+    <w:qFormat/>
+    <w:rsid w:val="0086367C"/>
+    <w:pPr>
+      <w:ind w:left="720"/>
+      <w:contextualSpacing/>
+    </w:pPr>
+  </w:style>
 </w:styles>
 </file>
 

--- a/documentation/2. Ping poller.docx
+++ b/documentation/2. Ping poller.docx
@@ -13,63 +13,7 @@
         <w:rPr>
           <w:rFonts w:ascii="Consolas" w:hAnsi="Consolas"/>
         </w:rPr>
-        <w:t xml:space="preserve">2. Ping Poller – Poller.py </w:t>
-      </w:r>
-      <w:proofErr w:type="spellStart"/>
-      <w:r>
-        <w:rPr>
-          <w:rFonts w:ascii="Consolas" w:hAnsi="Consolas"/>
-        </w:rPr>
-        <w:t>that</w:t>
-      </w:r>
-      <w:proofErr w:type="spellEnd"/>
-      <w:r>
-        <w:rPr>
-          <w:rFonts w:ascii="Consolas" w:hAnsi="Consolas"/>
-        </w:rPr>
-        <w:t xml:space="preserve"> </w:t>
-      </w:r>
-      <w:proofErr w:type="spellStart"/>
-      <w:r>
-        <w:rPr>
-          <w:rFonts w:ascii="Consolas" w:hAnsi="Consolas"/>
-        </w:rPr>
-        <w:t>reads</w:t>
-      </w:r>
-      <w:proofErr w:type="spellEnd"/>
-      <w:r>
-        <w:rPr>
-          <w:rFonts w:ascii="Consolas" w:hAnsi="Consolas"/>
-        </w:rPr>
-        <w:t xml:space="preserve"> devices.csv and </w:t>
-      </w:r>
-      <w:proofErr w:type="spellStart"/>
-      <w:r>
-        <w:rPr>
-          <w:rFonts w:ascii="Consolas" w:hAnsi="Consolas"/>
-        </w:rPr>
-        <w:t>pings</w:t>
-      </w:r>
-      <w:proofErr w:type="spellEnd"/>
-      <w:r>
-        <w:rPr>
-          <w:rFonts w:ascii="Consolas" w:hAnsi="Consolas"/>
-        </w:rPr>
-        <w:t xml:space="preserve"> </w:t>
-      </w:r>
-      <w:proofErr w:type="spellStart"/>
-      <w:r>
-        <w:rPr>
-          <w:rFonts w:ascii="Consolas" w:hAnsi="Consolas"/>
-        </w:rPr>
-        <w:t>each</w:t>
-      </w:r>
-      <w:proofErr w:type="spellEnd"/>
-      <w:r>
-        <w:rPr>
-          <w:rFonts w:ascii="Consolas" w:hAnsi="Consolas"/>
-        </w:rPr>
-        <w:t>.</w:t>
+        <w:t>2. Ping Poller – Poller.py that reads devices.csv and pings each.</w:t>
       </w:r>
     </w:p>
     <w:p>
@@ -111,61 +55,11 @@
         </w:rPr>
         <w:t xml:space="preserve">- </w:t>
       </w:r>
-      <w:proofErr w:type="spellStart"/>
-      <w:r>
-        <w:rPr>
-          <w:rFonts w:ascii="Consolas" w:hAnsi="Consolas"/>
-        </w:rPr>
-        <w:t>Got</w:t>
-      </w:r>
-      <w:proofErr w:type="spellEnd"/>
-      <w:r>
-        <w:rPr>
-          <w:rFonts w:ascii="Consolas" w:hAnsi="Consolas"/>
-        </w:rPr>
-        <w:t xml:space="preserve"> devices.py </w:t>
-      </w:r>
-      <w:proofErr w:type="spellStart"/>
-      <w:r>
-        <w:rPr>
-          <w:rFonts w:ascii="Consolas" w:hAnsi="Consolas"/>
-        </w:rPr>
-        <w:t>to</w:t>
-      </w:r>
-      <w:proofErr w:type="spellEnd"/>
-      <w:r>
-        <w:rPr>
-          <w:rFonts w:ascii="Consolas" w:hAnsi="Consolas"/>
-        </w:rPr>
-        <w:t xml:space="preserve"> </w:t>
-      </w:r>
-      <w:proofErr w:type="spellStart"/>
-      <w:r>
-        <w:rPr>
-          <w:rFonts w:ascii="Consolas" w:hAnsi="Consolas"/>
-        </w:rPr>
-        <w:t>be</w:t>
-      </w:r>
-      <w:proofErr w:type="spellEnd"/>
-      <w:r>
-        <w:rPr>
-          <w:rFonts w:ascii="Consolas" w:hAnsi="Consolas"/>
-        </w:rPr>
-        <w:t xml:space="preserve"> </w:t>
-      </w:r>
-      <w:proofErr w:type="spellStart"/>
-      <w:r>
-        <w:rPr>
-          <w:rFonts w:ascii="Consolas" w:hAnsi="Consolas"/>
-        </w:rPr>
-        <w:t>read</w:t>
-      </w:r>
-      <w:proofErr w:type="spellEnd"/>
-      <w:r>
-        <w:rPr>
-          <w:rFonts w:ascii="Consolas" w:hAnsi="Consolas"/>
-        </w:rPr>
-        <w:t xml:space="preserve"> and printed.</w:t>
+      <w:r>
+        <w:rPr>
+          <w:rFonts w:ascii="Consolas" w:hAnsi="Consolas"/>
+        </w:rPr>
+        <w:t>Got devices.py to be read and printed.</w:t>
       </w:r>
     </w:p>
     <w:p>
@@ -179,100 +73,8 @@
         <w:rPr>
           <w:rFonts w:ascii="Consolas" w:hAnsi="Consolas"/>
         </w:rPr>
-        <w:t xml:space="preserve">- </w:t>
-      </w:r>
-      <w:proofErr w:type="spellStart"/>
-      <w:r>
-        <w:rPr>
-          <w:rFonts w:ascii="Consolas" w:hAnsi="Consolas"/>
-        </w:rPr>
-        <w:t>Found</w:t>
-      </w:r>
-      <w:proofErr w:type="spellEnd"/>
-      <w:r>
-        <w:rPr>
-          <w:rFonts w:ascii="Consolas" w:hAnsi="Consolas"/>
-        </w:rPr>
-        <w:t xml:space="preserve"> </w:t>
-      </w:r>
-      <w:proofErr w:type="spellStart"/>
-      <w:r>
-        <w:rPr>
-          <w:rFonts w:ascii="Consolas" w:hAnsi="Consolas"/>
-        </w:rPr>
-        <w:t>Pythonping</w:t>
-      </w:r>
-      <w:proofErr w:type="spellEnd"/>
-      <w:r>
-        <w:rPr>
-          <w:rFonts w:ascii="Consolas" w:hAnsi="Consolas"/>
-        </w:rPr>
-        <w:t xml:space="preserve"> </w:t>
-      </w:r>
-      <w:proofErr w:type="spellStart"/>
-      <w:r>
-        <w:rPr>
-          <w:rFonts w:ascii="Consolas" w:hAnsi="Consolas"/>
-        </w:rPr>
-        <w:t>as</w:t>
-      </w:r>
-      <w:proofErr w:type="spellEnd"/>
-      <w:r>
-        <w:rPr>
-          <w:rFonts w:ascii="Consolas" w:hAnsi="Consolas"/>
-        </w:rPr>
-        <w:t xml:space="preserve"> </w:t>
-      </w:r>
-      <w:proofErr w:type="spellStart"/>
-      <w:r>
-        <w:rPr>
-          <w:rFonts w:ascii="Consolas" w:hAnsi="Consolas"/>
-        </w:rPr>
-        <w:t>solution</w:t>
-      </w:r>
-      <w:proofErr w:type="spellEnd"/>
-      <w:r>
-        <w:rPr>
-          <w:rFonts w:ascii="Consolas" w:hAnsi="Consolas"/>
-        </w:rPr>
-        <w:t xml:space="preserve"> </w:t>
-      </w:r>
-      <w:proofErr w:type="spellStart"/>
-      <w:r>
-        <w:rPr>
-          <w:rFonts w:ascii="Consolas" w:hAnsi="Consolas"/>
-        </w:rPr>
-        <w:t>for</w:t>
-      </w:r>
-      <w:proofErr w:type="spellEnd"/>
-      <w:r>
-        <w:rPr>
-          <w:rFonts w:ascii="Consolas" w:hAnsi="Consolas"/>
-        </w:rPr>
-        <w:t xml:space="preserve"> </w:t>
-      </w:r>
-      <w:proofErr w:type="spellStart"/>
-      <w:r>
-        <w:rPr>
-          <w:rFonts w:ascii="Consolas" w:hAnsi="Consolas"/>
-        </w:rPr>
-        <w:t>pinging</w:t>
-      </w:r>
-      <w:proofErr w:type="spellEnd"/>
-      <w:r>
-        <w:rPr>
-          <w:rFonts w:ascii="Consolas" w:hAnsi="Consolas"/>
-        </w:rPr>
-        <w:t xml:space="preserve"> in </w:t>
-      </w:r>
-      <w:proofErr w:type="spellStart"/>
-      <w:r>
-        <w:rPr>
-          <w:rFonts w:ascii="Consolas" w:hAnsi="Consolas"/>
-        </w:rPr>
-        <w:t>python</w:t>
-      </w:r>
-      <w:proofErr w:type="spellEnd"/>
+        <w:t>- Found Pythonping as solution for pinging in python</w:t>
+      </w:r>
     </w:p>
     <w:p>
       <w:pPr>
@@ -285,133 +87,7 @@
         <w:rPr>
           <w:rFonts w:ascii="Consolas" w:hAnsi="Consolas"/>
         </w:rPr>
-        <w:t xml:space="preserve">- </w:t>
-      </w:r>
-      <w:proofErr w:type="spellStart"/>
-      <w:r>
-        <w:rPr>
-          <w:rFonts w:ascii="Consolas" w:hAnsi="Consolas"/>
-        </w:rPr>
-        <w:t>Tried</w:t>
-      </w:r>
-      <w:proofErr w:type="spellEnd"/>
-      <w:r>
-        <w:rPr>
-          <w:rFonts w:ascii="Consolas" w:hAnsi="Consolas"/>
-        </w:rPr>
-        <w:t xml:space="preserve"> </w:t>
-      </w:r>
-      <w:proofErr w:type="spellStart"/>
-      <w:r>
-        <w:rPr>
-          <w:rFonts w:ascii="Consolas" w:hAnsi="Consolas"/>
-        </w:rPr>
-        <w:t>to</w:t>
-      </w:r>
-      <w:proofErr w:type="spellEnd"/>
-      <w:r>
-        <w:rPr>
-          <w:rFonts w:ascii="Consolas" w:hAnsi="Consolas"/>
-        </w:rPr>
-        <w:t xml:space="preserve"> </w:t>
-      </w:r>
-      <w:proofErr w:type="spellStart"/>
-      <w:r>
-        <w:rPr>
-          <w:rFonts w:ascii="Consolas" w:hAnsi="Consolas"/>
-        </w:rPr>
-        <w:t>install</w:t>
-      </w:r>
-      <w:proofErr w:type="spellEnd"/>
-      <w:r>
-        <w:rPr>
-          <w:rFonts w:ascii="Consolas" w:hAnsi="Consolas"/>
-        </w:rPr>
-        <w:t xml:space="preserve">, </w:t>
-      </w:r>
-      <w:proofErr w:type="spellStart"/>
-      <w:r>
-        <w:rPr>
-          <w:rFonts w:ascii="Consolas" w:hAnsi="Consolas"/>
-        </w:rPr>
-        <w:t>for</w:t>
-      </w:r>
-      <w:proofErr w:type="spellEnd"/>
-      <w:r>
-        <w:rPr>
-          <w:rFonts w:ascii="Consolas" w:hAnsi="Consolas"/>
-        </w:rPr>
-        <w:t xml:space="preserve"> </w:t>
-      </w:r>
-      <w:proofErr w:type="spellStart"/>
-      <w:r>
-        <w:rPr>
-          <w:rFonts w:ascii="Consolas" w:hAnsi="Consolas"/>
-        </w:rPr>
-        <w:t>some</w:t>
-      </w:r>
-      <w:proofErr w:type="spellEnd"/>
-      <w:r>
-        <w:rPr>
-          <w:rFonts w:ascii="Consolas" w:hAnsi="Consolas"/>
-        </w:rPr>
-        <w:t xml:space="preserve"> </w:t>
-      </w:r>
-      <w:proofErr w:type="spellStart"/>
-      <w:r>
-        <w:rPr>
-          <w:rFonts w:ascii="Consolas" w:hAnsi="Consolas"/>
-        </w:rPr>
-        <w:t>reason</w:t>
-      </w:r>
-      <w:proofErr w:type="spellEnd"/>
-      <w:r>
-        <w:rPr>
-          <w:rFonts w:ascii="Consolas" w:hAnsi="Consolas"/>
-        </w:rPr>
-        <w:t xml:space="preserve"> ist not </w:t>
-      </w:r>
-      <w:proofErr w:type="spellStart"/>
-      <w:r>
-        <w:rPr>
-          <w:rFonts w:ascii="Consolas" w:hAnsi="Consolas"/>
-        </w:rPr>
-        <w:t>seen</w:t>
-      </w:r>
-      <w:proofErr w:type="spellEnd"/>
-      <w:r>
-        <w:rPr>
-          <w:rFonts w:ascii="Consolas" w:hAnsi="Consolas"/>
-        </w:rPr>
-        <w:t xml:space="preserve"> </w:t>
-      </w:r>
-      <w:proofErr w:type="spellStart"/>
-      <w:r>
-        <w:rPr>
-          <w:rFonts w:ascii="Consolas" w:hAnsi="Consolas"/>
-        </w:rPr>
-        <w:t>by</w:t>
-      </w:r>
-      <w:proofErr w:type="spellEnd"/>
-      <w:r>
-        <w:rPr>
-          <w:rFonts w:ascii="Consolas" w:hAnsi="Consolas"/>
-        </w:rPr>
-        <w:t xml:space="preserve"> </w:t>
-      </w:r>
-      <w:proofErr w:type="spellStart"/>
-      <w:r>
-        <w:rPr>
-          <w:rFonts w:ascii="Consolas" w:hAnsi="Consolas"/>
-        </w:rPr>
-        <w:t>vscode</w:t>
-      </w:r>
-      <w:proofErr w:type="spellEnd"/>
-      <w:r>
-        <w:rPr>
-          <w:rFonts w:ascii="Consolas" w:hAnsi="Consolas"/>
-        </w:rPr>
-        <w:t>:</w:t>
+        <w:t>- Tried to install, for some reason ist not seen by vscode:</w:t>
       </w:r>
     </w:p>
     <w:p>
@@ -421,61 +97,11 @@
           <w:rFonts w:ascii="Consolas" w:hAnsi="Consolas"/>
         </w:rPr>
       </w:pPr>
-      <w:proofErr w:type="spellStart"/>
-      <w:r>
-        <w:rPr>
-          <w:rFonts w:ascii="Consolas" w:hAnsi="Consolas"/>
-        </w:rPr>
-        <w:t>Traceback</w:t>
-      </w:r>
-      <w:proofErr w:type="spellEnd"/>
-      <w:r>
-        <w:rPr>
-          <w:rFonts w:ascii="Consolas" w:hAnsi="Consolas"/>
-        </w:rPr>
-        <w:t xml:space="preserve"> (</w:t>
-      </w:r>
-      <w:proofErr w:type="spellStart"/>
-      <w:r>
-        <w:rPr>
-          <w:rFonts w:ascii="Consolas" w:hAnsi="Consolas"/>
-        </w:rPr>
-        <w:t>most</w:t>
-      </w:r>
-      <w:proofErr w:type="spellEnd"/>
-      <w:r>
-        <w:rPr>
-          <w:rFonts w:ascii="Consolas" w:hAnsi="Consolas"/>
-        </w:rPr>
-        <w:t xml:space="preserve"> </w:t>
-      </w:r>
-      <w:proofErr w:type="spellStart"/>
-      <w:r>
-        <w:rPr>
-          <w:rFonts w:ascii="Consolas" w:hAnsi="Consolas"/>
-        </w:rPr>
-        <w:t>recent</w:t>
-      </w:r>
-      <w:proofErr w:type="spellEnd"/>
-      <w:r>
-        <w:rPr>
-          <w:rFonts w:ascii="Consolas" w:hAnsi="Consolas"/>
-        </w:rPr>
-        <w:t xml:space="preserve"> </w:t>
-      </w:r>
-      <w:proofErr w:type="spellStart"/>
-      <w:r>
-        <w:rPr>
-          <w:rFonts w:ascii="Consolas" w:hAnsi="Consolas"/>
-        </w:rPr>
-        <w:t>call</w:t>
-      </w:r>
-      <w:proofErr w:type="spellEnd"/>
-      <w:r>
-        <w:rPr>
-          <w:rFonts w:ascii="Consolas" w:hAnsi="Consolas"/>
-        </w:rPr>
-        <w:t xml:space="preserve"> last):</w:t>
+      <w:r>
+        <w:rPr>
+          <w:rFonts w:ascii="Consolas" w:hAnsi="Consolas"/>
+        </w:rPr>
+        <w:t>Traceback (most recent call last):</w:t>
       </w:r>
     </w:p>
     <w:p>
@@ -489,35 +115,7 @@
         <w:rPr>
           <w:rFonts w:ascii="Consolas" w:hAnsi="Consolas"/>
         </w:rPr>
-        <w:t xml:space="preserve">  File "c:\Projects\Network_Health\nethealth\nethealth.py", </w:t>
-      </w:r>
-      <w:proofErr w:type="spellStart"/>
-      <w:r>
-        <w:rPr>
-          <w:rFonts w:ascii="Consolas" w:hAnsi="Consolas"/>
-        </w:rPr>
-        <w:t>line</w:t>
-      </w:r>
-      <w:proofErr w:type="spellEnd"/>
-      <w:r>
-        <w:rPr>
-          <w:rFonts w:ascii="Consolas" w:hAnsi="Consolas"/>
-        </w:rPr>
-        <w:t xml:space="preserve"> 2, in &lt;</w:t>
-      </w:r>
-      <w:proofErr w:type="spellStart"/>
-      <w:r>
-        <w:rPr>
-          <w:rFonts w:ascii="Consolas" w:hAnsi="Consolas"/>
-        </w:rPr>
-        <w:t>module</w:t>
-      </w:r>
-      <w:proofErr w:type="spellEnd"/>
-      <w:r>
-        <w:rPr>
-          <w:rFonts w:ascii="Consolas" w:hAnsi="Consolas"/>
-        </w:rPr>
-        <w:t>&gt;</w:t>
+        <w:t xml:space="preserve">  File "c:\Projects\Network_Health\nethealth\nethealth.py", line 2, in &lt;module&gt;</w:t>
       </w:r>
     </w:p>
     <w:p>
@@ -531,49 +129,7 @@
         <w:rPr>
           <w:rFonts w:ascii="Consolas" w:hAnsi="Consolas"/>
         </w:rPr>
-        <w:t xml:space="preserve">    </w:t>
-      </w:r>
-      <w:proofErr w:type="spellStart"/>
-      <w:r>
-        <w:rPr>
-          <w:rFonts w:ascii="Consolas" w:hAnsi="Consolas"/>
-        </w:rPr>
-        <w:t>from</w:t>
-      </w:r>
-      <w:proofErr w:type="spellEnd"/>
-      <w:r>
-        <w:rPr>
-          <w:rFonts w:ascii="Consolas" w:hAnsi="Consolas"/>
-        </w:rPr>
-        <w:t xml:space="preserve"> </w:t>
-      </w:r>
-      <w:proofErr w:type="spellStart"/>
-      <w:r>
-        <w:rPr>
-          <w:rFonts w:ascii="Consolas" w:hAnsi="Consolas"/>
-        </w:rPr>
-        <w:t>pythonping</w:t>
-      </w:r>
-      <w:proofErr w:type="spellEnd"/>
-      <w:r>
-        <w:rPr>
-          <w:rFonts w:ascii="Consolas" w:hAnsi="Consolas"/>
-        </w:rPr>
-        <w:t xml:space="preserve"> </w:t>
-      </w:r>
-      <w:proofErr w:type="spellStart"/>
-      <w:r>
-        <w:rPr>
-          <w:rFonts w:ascii="Consolas" w:hAnsi="Consolas"/>
-        </w:rPr>
-        <w:t>import</w:t>
-      </w:r>
-      <w:proofErr w:type="spellEnd"/>
-      <w:r>
-        <w:rPr>
-          <w:rFonts w:ascii="Consolas" w:hAnsi="Consolas"/>
-        </w:rPr>
-        <w:t xml:space="preserve"> ping</w:t>
+        <w:t xml:space="preserve">    from pythonping import ping</w:t>
       </w:r>
     </w:p>
     <w:p>
@@ -583,75 +139,11 @@
           <w:rFonts w:ascii="Consolas" w:hAnsi="Consolas"/>
         </w:rPr>
       </w:pPr>
-      <w:proofErr w:type="spellStart"/>
-      <w:r>
-        <w:rPr>
-          <w:rFonts w:ascii="Consolas" w:hAnsi="Consolas"/>
-        </w:rPr>
-        <w:t>ModuleNotFoundError</w:t>
-      </w:r>
-      <w:proofErr w:type="spellEnd"/>
-      <w:r>
-        <w:rPr>
-          <w:rFonts w:ascii="Consolas" w:hAnsi="Consolas"/>
-        </w:rPr>
-        <w:t xml:space="preserve">: </w:t>
-      </w:r>
-      <w:proofErr w:type="spellStart"/>
-      <w:r>
-        <w:rPr>
-          <w:rFonts w:ascii="Consolas" w:hAnsi="Consolas"/>
-        </w:rPr>
-        <w:t>No</w:t>
-      </w:r>
-      <w:proofErr w:type="spellEnd"/>
-      <w:r>
-        <w:rPr>
-          <w:rFonts w:ascii="Consolas" w:hAnsi="Consolas"/>
-        </w:rPr>
-        <w:t xml:space="preserve"> </w:t>
-      </w:r>
-      <w:proofErr w:type="spellStart"/>
-      <w:r>
-        <w:rPr>
-          <w:rFonts w:ascii="Consolas" w:hAnsi="Consolas"/>
-        </w:rPr>
-        <w:t>module</w:t>
-      </w:r>
-      <w:proofErr w:type="spellEnd"/>
-      <w:r>
-        <w:rPr>
-          <w:rFonts w:ascii="Consolas" w:hAnsi="Consolas"/>
-        </w:rPr>
-        <w:t xml:space="preserve"> </w:t>
-      </w:r>
-      <w:proofErr w:type="spellStart"/>
-      <w:r>
-        <w:rPr>
-          <w:rFonts w:ascii="Consolas" w:hAnsi="Consolas"/>
-        </w:rPr>
-        <w:t>named</w:t>
-      </w:r>
-      <w:proofErr w:type="spellEnd"/>
-      <w:r>
-        <w:rPr>
-          <w:rFonts w:ascii="Consolas" w:hAnsi="Consolas"/>
-        </w:rPr>
-        <w:t xml:space="preserve"> '</w:t>
-      </w:r>
-      <w:proofErr w:type="spellStart"/>
-      <w:r>
-        <w:rPr>
-          <w:rFonts w:ascii="Consolas" w:hAnsi="Consolas"/>
-        </w:rPr>
-        <w:t>pythonping</w:t>
-      </w:r>
-      <w:proofErr w:type="spellEnd"/>
-      <w:r>
-        <w:rPr>
-          <w:rFonts w:ascii="Consolas" w:hAnsi="Consolas"/>
-        </w:rPr>
-        <w:t>'</w:t>
+      <w:r>
+        <w:rPr>
+          <w:rFonts w:ascii="Consolas" w:hAnsi="Consolas"/>
+        </w:rPr>
+        <w:t>ModuleNotFoundError: No module named 'pythonping'</w:t>
       </w:r>
     </w:p>
     <w:p>
@@ -685,189 +177,7 @@
           <w:rFonts w:ascii="Consolas" w:hAnsi="Consolas"/>
         </w:rPr>
         <w:tab/>
-        <w:t xml:space="preserve">- </w:t>
-      </w:r>
-      <w:proofErr w:type="spellStart"/>
-      <w:r>
-        <w:rPr>
-          <w:rFonts w:ascii="Consolas" w:hAnsi="Consolas"/>
-        </w:rPr>
-        <w:t>Issue</w:t>
-      </w:r>
-      <w:proofErr w:type="spellEnd"/>
-      <w:r>
-        <w:rPr>
-          <w:rFonts w:ascii="Consolas" w:hAnsi="Consolas"/>
-        </w:rPr>
-        <w:t xml:space="preserve"> </w:t>
-      </w:r>
-      <w:proofErr w:type="spellStart"/>
-      <w:r>
-        <w:rPr>
-          <w:rFonts w:ascii="Consolas" w:hAnsi="Consolas"/>
-        </w:rPr>
-        <w:t>seems</w:t>
-      </w:r>
-      <w:proofErr w:type="spellEnd"/>
-      <w:r>
-        <w:rPr>
-          <w:rFonts w:ascii="Consolas" w:hAnsi="Consolas"/>
-        </w:rPr>
-        <w:t xml:space="preserve"> </w:t>
-      </w:r>
-      <w:proofErr w:type="spellStart"/>
-      <w:r>
-        <w:rPr>
-          <w:rFonts w:ascii="Consolas" w:hAnsi="Consolas"/>
-        </w:rPr>
-        <w:t>to</w:t>
-      </w:r>
-      <w:proofErr w:type="spellEnd"/>
-      <w:r>
-        <w:rPr>
-          <w:rFonts w:ascii="Consolas" w:hAnsi="Consolas"/>
-        </w:rPr>
-        <w:t xml:space="preserve"> </w:t>
-      </w:r>
-      <w:proofErr w:type="spellStart"/>
-      <w:r>
-        <w:rPr>
-          <w:rFonts w:ascii="Consolas" w:hAnsi="Consolas"/>
-        </w:rPr>
-        <w:t>have</w:t>
-      </w:r>
-      <w:proofErr w:type="spellEnd"/>
-      <w:r>
-        <w:rPr>
-          <w:rFonts w:ascii="Consolas" w:hAnsi="Consolas"/>
-        </w:rPr>
-        <w:t xml:space="preserve"> </w:t>
-      </w:r>
-      <w:proofErr w:type="spellStart"/>
-      <w:r>
-        <w:rPr>
-          <w:rFonts w:ascii="Consolas" w:hAnsi="Consolas"/>
-        </w:rPr>
-        <w:t>been</w:t>
-      </w:r>
-      <w:proofErr w:type="spellEnd"/>
-      <w:r>
-        <w:rPr>
-          <w:rFonts w:ascii="Consolas" w:hAnsi="Consolas"/>
-        </w:rPr>
-        <w:t xml:space="preserve"> *</w:t>
-      </w:r>
-      <w:proofErr w:type="spellStart"/>
-      <w:r>
-        <w:rPr>
-          <w:rFonts w:ascii="Consolas" w:hAnsi="Consolas"/>
-        </w:rPr>
-        <w:t>where</w:t>
-      </w:r>
-      <w:proofErr w:type="spellEnd"/>
-      <w:r>
-        <w:rPr>
-          <w:rFonts w:ascii="Consolas" w:hAnsi="Consolas"/>
-        </w:rPr>
-        <w:t xml:space="preserve">* </w:t>
-      </w:r>
-      <w:proofErr w:type="spellStart"/>
-      <w:r>
-        <w:rPr>
-          <w:rFonts w:ascii="Consolas" w:hAnsi="Consolas"/>
-        </w:rPr>
-        <w:t>the</w:t>
-      </w:r>
-      <w:proofErr w:type="spellEnd"/>
-      <w:r>
-        <w:rPr>
-          <w:rFonts w:ascii="Consolas" w:hAnsi="Consolas"/>
-        </w:rPr>
-        <w:t xml:space="preserve"> </w:t>
-      </w:r>
-      <w:proofErr w:type="spellStart"/>
-      <w:r>
-        <w:rPr>
-          <w:rFonts w:ascii="Consolas" w:hAnsi="Consolas"/>
-        </w:rPr>
-        <w:t>terminal</w:t>
-      </w:r>
-      <w:proofErr w:type="spellEnd"/>
-      <w:r>
-        <w:rPr>
-          <w:rFonts w:ascii="Consolas" w:hAnsi="Consolas"/>
-        </w:rPr>
-        <w:t xml:space="preserve"> </w:t>
-      </w:r>
-      <w:proofErr w:type="spellStart"/>
-      <w:r>
-        <w:rPr>
-          <w:rFonts w:ascii="Consolas" w:hAnsi="Consolas"/>
-        </w:rPr>
-        <w:t>decided</w:t>
-      </w:r>
-      <w:proofErr w:type="spellEnd"/>
-      <w:r>
-        <w:rPr>
-          <w:rFonts w:ascii="Consolas" w:hAnsi="Consolas"/>
-        </w:rPr>
-        <w:t xml:space="preserve"> </w:t>
-      </w:r>
-      <w:proofErr w:type="spellStart"/>
-      <w:r>
-        <w:rPr>
-          <w:rFonts w:ascii="Consolas" w:hAnsi="Consolas"/>
-        </w:rPr>
-        <w:t>to</w:t>
-      </w:r>
-      <w:proofErr w:type="spellEnd"/>
-      <w:r>
-        <w:rPr>
-          <w:rFonts w:ascii="Consolas" w:hAnsi="Consolas"/>
-        </w:rPr>
-        <w:t xml:space="preserve"> </w:t>
-      </w:r>
-      <w:proofErr w:type="spellStart"/>
-      <w:r>
-        <w:rPr>
-          <w:rFonts w:ascii="Consolas" w:hAnsi="Consolas"/>
-        </w:rPr>
-        <w:t>install</w:t>
-      </w:r>
-      <w:proofErr w:type="spellEnd"/>
-      <w:r>
-        <w:rPr>
-          <w:rFonts w:ascii="Consolas" w:hAnsi="Consolas"/>
-        </w:rPr>
-        <w:t xml:space="preserve"> </w:t>
-      </w:r>
-      <w:proofErr w:type="spellStart"/>
-      <w:r>
-        <w:rPr>
-          <w:rFonts w:ascii="Consolas" w:hAnsi="Consolas"/>
-        </w:rPr>
-        <w:t>modules</w:t>
-      </w:r>
-      <w:proofErr w:type="spellEnd"/>
-      <w:r>
-        <w:rPr>
-          <w:rFonts w:ascii="Consolas" w:hAnsi="Consolas"/>
-        </w:rPr>
-        <w:t xml:space="preserve">. </w:t>
-      </w:r>
-      <w:proofErr w:type="gramStart"/>
-      <w:r>
-        <w:rPr>
-          <w:rFonts w:ascii="Consolas" w:hAnsi="Consolas"/>
-        </w:rPr>
-        <w:t>Fix :</w:t>
-      </w:r>
-      <w:proofErr w:type="gramEnd"/>
-      <w:r>
-        <w:rPr>
-          <w:rFonts w:ascii="Consolas" w:hAnsi="Consolas"/>
-        </w:rPr>
-        <w:t xml:space="preserve"> </w:t>
+        <w:t xml:space="preserve">- Issue seems to have been *where* the terminal decided to install modules. Fix : </w:t>
       </w:r>
     </w:p>
     <w:p>
@@ -896,120 +206,20 @@
         <w:rPr>
           <w:rFonts w:ascii="Consolas" w:hAnsi="Consolas"/>
         </w:rPr>
-        <w:t xml:space="preserve">python3.13 -m </w:t>
-      </w:r>
-      <w:proofErr w:type="spellStart"/>
-      <w:r>
-        <w:rPr>
-          <w:rFonts w:ascii="Consolas" w:hAnsi="Consolas"/>
-        </w:rPr>
-        <w:t>pip</w:t>
-      </w:r>
-      <w:proofErr w:type="spellEnd"/>
-      <w:r>
-        <w:rPr>
-          <w:rFonts w:ascii="Consolas" w:hAnsi="Consolas"/>
-        </w:rPr>
-        <w:t xml:space="preserve"> </w:t>
-      </w:r>
-      <w:proofErr w:type="spellStart"/>
-      <w:r>
-        <w:rPr>
-          <w:rFonts w:ascii="Consolas" w:hAnsi="Consolas"/>
-        </w:rPr>
-        <w:t>install</w:t>
-      </w:r>
-      <w:proofErr w:type="spellEnd"/>
-      <w:r>
-        <w:rPr>
-          <w:rFonts w:ascii="Consolas" w:hAnsi="Consolas"/>
-        </w:rPr>
-        <w:t xml:space="preserve"> </w:t>
-      </w:r>
-      <w:proofErr w:type="spellStart"/>
-      <w:r>
-        <w:rPr>
-          <w:rFonts w:ascii="Consolas" w:hAnsi="Consolas"/>
-        </w:rPr>
-        <w:t>pythonping</w:t>
-      </w:r>
-      <w:proofErr w:type="spellEnd"/>
-    </w:p>
-    <w:p>
-      <w:pPr>
-        <w:rPr>
-          <w:rFonts w:ascii="Consolas" w:hAnsi="Consolas"/>
-        </w:rPr>
-      </w:pPr>
-      <w:proofErr w:type="spellStart"/>
-      <w:r>
-        <w:rPr>
-          <w:rFonts w:ascii="Consolas" w:hAnsi="Consolas"/>
-        </w:rPr>
-        <w:t>python</w:t>
-      </w:r>
-      <w:proofErr w:type="spellEnd"/>
-      <w:r>
-        <w:rPr>
-          <w:rFonts w:ascii="Consolas" w:hAnsi="Consolas"/>
-        </w:rPr>
-        <w:t>(</w:t>
-      </w:r>
-      <w:proofErr w:type="spellStart"/>
-      <w:r>
-        <w:rPr>
-          <w:rFonts w:ascii="Consolas" w:hAnsi="Consolas"/>
-        </w:rPr>
-        <w:t>ver</w:t>
-      </w:r>
-      <w:proofErr w:type="spellEnd"/>
-      <w:r>
-        <w:rPr>
-          <w:rFonts w:ascii="Consolas" w:hAnsi="Consolas"/>
-        </w:rPr>
-        <w:t xml:space="preserve">) -m </w:t>
-      </w:r>
-      <w:proofErr w:type="spellStart"/>
-      <w:r>
-        <w:rPr>
-          <w:rFonts w:ascii="Consolas" w:hAnsi="Consolas"/>
-        </w:rPr>
-        <w:t>pip</w:t>
-      </w:r>
-      <w:proofErr w:type="spellEnd"/>
-      <w:r>
-        <w:rPr>
-          <w:rFonts w:ascii="Consolas" w:hAnsi="Consolas"/>
-        </w:rPr>
-        <w:t xml:space="preserve"> </w:t>
-      </w:r>
-      <w:proofErr w:type="spellStart"/>
-      <w:r>
-        <w:rPr>
-          <w:rFonts w:ascii="Consolas" w:hAnsi="Consolas"/>
-        </w:rPr>
-        <w:t>install</w:t>
-      </w:r>
-      <w:proofErr w:type="spellEnd"/>
-      <w:r>
-        <w:rPr>
-          <w:rFonts w:ascii="Consolas" w:hAnsi="Consolas"/>
-        </w:rPr>
-        <w:t xml:space="preserve"> (</w:t>
-      </w:r>
-      <w:proofErr w:type="spellStart"/>
-      <w:r>
-        <w:rPr>
-          <w:rFonts w:ascii="Consolas" w:hAnsi="Consolas"/>
-        </w:rPr>
-        <w:t>module</w:t>
-      </w:r>
-      <w:proofErr w:type="spellEnd"/>
-      <w:r>
-        <w:rPr>
-          <w:rFonts w:ascii="Consolas" w:hAnsi="Consolas"/>
-        </w:rPr>
-        <w:t xml:space="preserve">) </w:t>
+        <w:t>python3.13 -m pip install pythonping</w:t>
+      </w:r>
+    </w:p>
+    <w:p>
+      <w:pPr>
+        <w:rPr>
+          <w:rFonts w:ascii="Consolas" w:hAnsi="Consolas"/>
+        </w:rPr>
+      </w:pPr>
+      <w:r>
+        <w:rPr>
+          <w:rFonts w:ascii="Consolas" w:hAnsi="Consolas"/>
+        </w:rPr>
+        <w:t xml:space="preserve">python(ver) -m pip install (module) </w:t>
       </w:r>
     </w:p>
     <w:p>
@@ -1034,21 +244,7 @@
         <w:rPr>
           <w:rFonts w:ascii="Consolas" w:hAnsi="Consolas"/>
         </w:rPr>
-        <w:t xml:space="preserve">Updated network and network plan. </w:t>
-      </w:r>
-      <w:proofErr w:type="spellStart"/>
-      <w:r>
-        <w:rPr>
-          <w:rFonts w:ascii="Consolas" w:hAnsi="Consolas"/>
-        </w:rPr>
-        <w:t>Changes</w:t>
-      </w:r>
-      <w:proofErr w:type="spellEnd"/>
-      <w:r>
-        <w:rPr>
-          <w:rFonts w:ascii="Consolas" w:hAnsi="Consolas"/>
-        </w:rPr>
-        <w:t>:</w:t>
+        <w:t>Updated network and network plan. Changes:</w:t>
       </w:r>
     </w:p>
     <w:p>
@@ -1059,157 +255,122 @@
           <w:rFonts w:ascii="Consolas" w:hAnsi="Consolas"/>
         </w:rPr>
       </w:pPr>
-      <w:proofErr w:type="spellStart"/>
-      <w:r>
-        <w:rPr>
-          <w:rFonts w:ascii="Consolas" w:hAnsi="Consolas"/>
-        </w:rPr>
-        <w:t>Changed</w:t>
-      </w:r>
-      <w:proofErr w:type="spellEnd"/>
-      <w:r>
-        <w:rPr>
-          <w:rFonts w:ascii="Consolas" w:hAnsi="Consolas"/>
-        </w:rPr>
-        <w:t xml:space="preserve"> </w:t>
-      </w:r>
-      <w:proofErr w:type="spellStart"/>
-      <w:r>
-        <w:rPr>
-          <w:rFonts w:ascii="Consolas" w:hAnsi="Consolas"/>
-        </w:rPr>
-        <w:t>the</w:t>
-      </w:r>
-      <w:proofErr w:type="spellEnd"/>
-      <w:r>
-        <w:rPr>
-          <w:rFonts w:ascii="Consolas" w:hAnsi="Consolas"/>
-        </w:rPr>
-        <w:t xml:space="preserve"> private switch </w:t>
-      </w:r>
-      <w:proofErr w:type="spellStart"/>
-      <w:r>
-        <w:rPr>
-          <w:rFonts w:ascii="Consolas" w:hAnsi="Consolas"/>
-        </w:rPr>
-        <w:t>to</w:t>
-      </w:r>
-      <w:proofErr w:type="spellEnd"/>
-      <w:r>
-        <w:rPr>
-          <w:rFonts w:ascii="Consolas" w:hAnsi="Consolas"/>
-        </w:rPr>
-        <w:t xml:space="preserve"> an internal switc</w:t>
-      </w:r>
-      <w:r>
-        <w:rPr>
-          <w:rFonts w:ascii="Consolas" w:hAnsi="Consolas"/>
-        </w:rPr>
-        <w:t xml:space="preserve">h and </w:t>
-      </w:r>
-      <w:proofErr w:type="spellStart"/>
-      <w:r>
-        <w:rPr>
-          <w:rFonts w:ascii="Consolas" w:hAnsi="Consolas"/>
-        </w:rPr>
-        <w:t>configured</w:t>
-      </w:r>
-      <w:proofErr w:type="spellEnd"/>
-      <w:r>
-        <w:rPr>
-          <w:rFonts w:ascii="Consolas" w:hAnsi="Consolas"/>
-        </w:rPr>
-        <w:t xml:space="preserve"> </w:t>
-      </w:r>
-      <w:proofErr w:type="spellStart"/>
-      <w:r>
-        <w:rPr>
-          <w:rFonts w:ascii="Consolas" w:hAnsi="Consolas"/>
-        </w:rPr>
-        <w:t>ThinkHorse</w:t>
-      </w:r>
-      <w:proofErr w:type="spellEnd"/>
-      <w:r>
-        <w:rPr>
-          <w:rFonts w:ascii="Consolas" w:hAnsi="Consolas"/>
-        </w:rPr>
-        <w:t xml:space="preserve"> </w:t>
-      </w:r>
-      <w:proofErr w:type="spellStart"/>
-      <w:r>
-        <w:rPr>
-          <w:rFonts w:ascii="Consolas" w:hAnsi="Consolas"/>
-        </w:rPr>
-        <w:t>to</w:t>
-      </w:r>
-      <w:proofErr w:type="spellEnd"/>
-      <w:r>
-        <w:rPr>
-          <w:rFonts w:ascii="Consolas" w:hAnsi="Consolas"/>
-        </w:rPr>
-        <w:t xml:space="preserve"> </w:t>
-      </w:r>
-      <w:proofErr w:type="spellStart"/>
-      <w:r>
-        <w:rPr>
-          <w:rFonts w:ascii="Consolas" w:hAnsi="Consolas"/>
-        </w:rPr>
-        <w:t>be</w:t>
-      </w:r>
-      <w:proofErr w:type="spellEnd"/>
-      <w:r>
-        <w:rPr>
-          <w:rFonts w:ascii="Consolas" w:hAnsi="Consolas"/>
-        </w:rPr>
-        <w:t xml:space="preserve"> </w:t>
-      </w:r>
-      <w:proofErr w:type="spellStart"/>
-      <w:r>
-        <w:rPr>
-          <w:rFonts w:ascii="Consolas" w:hAnsi="Consolas"/>
-        </w:rPr>
-        <w:t>part</w:t>
-      </w:r>
-      <w:proofErr w:type="spellEnd"/>
-      <w:r>
-        <w:rPr>
-          <w:rFonts w:ascii="Consolas" w:hAnsi="Consolas"/>
-        </w:rPr>
-        <w:t xml:space="preserve"> </w:t>
-      </w:r>
-      <w:proofErr w:type="spellStart"/>
-      <w:r>
-        <w:rPr>
-          <w:rFonts w:ascii="Consolas" w:hAnsi="Consolas"/>
-        </w:rPr>
-        <w:t>of</w:t>
-      </w:r>
-      <w:proofErr w:type="spellEnd"/>
-      <w:r>
-        <w:rPr>
-          <w:rFonts w:ascii="Consolas" w:hAnsi="Consolas"/>
-        </w:rPr>
-        <w:t xml:space="preserve"> network.</w:t>
-      </w:r>
-    </w:p>
-    <w:p>
-      <w:pPr>
-        <w:rPr>
-          <w:rFonts w:ascii="Consolas" w:hAnsi="Consolas"/>
-        </w:rPr>
-      </w:pPr>
-    </w:p>
-    <w:p>
-      <w:pPr>
-        <w:pStyle w:val="Listenabsatz"/>
-        <w:numPr>
-          <w:ilvl w:val="0"/>
-          <w:numId w:val="3"/>
-        </w:numPr>
-        <w:rPr>
-          <w:rFonts w:ascii="Consolas" w:hAnsi="Consolas"/>
-        </w:rPr>
-      </w:pPr>
+      <w:r>
+        <w:rPr>
+          <w:rFonts w:ascii="Consolas" w:hAnsi="Consolas"/>
+        </w:rPr>
+        <w:t>Changed the private switch to an internal switc</w:t>
+      </w:r>
+      <w:r>
+        <w:rPr>
+          <w:rFonts w:ascii="Consolas" w:hAnsi="Consolas"/>
+        </w:rPr>
+        <w:t>h and configured ThinkHorse to be part of network.</w:t>
+      </w:r>
+      <w:r>
+        <w:rPr>
+          <w:rFonts w:ascii="Consolas" w:hAnsi="Consolas"/>
+        </w:rPr>
+        <w:t xml:space="preserve"> (testing purposes)</w:t>
+      </w:r>
+    </w:p>
+    <w:p>
+      <w:pPr>
+        <w:rPr>
+          <w:rFonts w:ascii="Consolas" w:hAnsi="Consolas"/>
+        </w:rPr>
+      </w:pPr>
+    </w:p>
+    <w:p>
+      <w:pPr>
+        <w:rPr>
+          <w:rFonts w:ascii="Consolas" w:hAnsi="Consolas"/>
+        </w:rPr>
+      </w:pPr>
+      <w:r>
+        <w:rPr>
+          <w:rFonts w:ascii="Consolas" w:hAnsi="Consolas"/>
+        </w:rPr>
+        <w:t>11.07</w:t>
+      </w:r>
+      <w:r>
+        <w:rPr>
+          <w:rFonts w:ascii="Consolas" w:hAnsi="Consolas"/>
+        </w:rPr>
+        <w:t>:</w:t>
+      </w:r>
+    </w:p>
+    <w:p>
+      <w:pPr>
+        <w:ind w:left="708"/>
+        <w:rPr>
+          <w:rFonts w:ascii="Consolas" w:hAnsi="Consolas"/>
+        </w:rPr>
+      </w:pPr>
+      <w:r>
+        <w:rPr>
+          <w:rFonts w:ascii="Consolas" w:hAnsi="Consolas"/>
+        </w:rPr>
+        <w:t xml:space="preserve">- Talked to Work colleague about project. He suggested integrating </w:t>
+      </w:r>
+      <w:r>
+        <w:rPr>
+          <w:rFonts w:ascii="Consolas" w:hAnsi="Consolas"/>
+        </w:rPr>
+        <w:t>SNMP and WIM, so i researched what they are and how it would look.</w:t>
+      </w:r>
+    </w:p>
+    <w:p>
+      <w:pPr>
+        <w:ind w:left="708"/>
+        <w:rPr>
+          <w:rFonts w:ascii="Consolas" w:hAnsi="Consolas"/>
+        </w:rPr>
+      </w:pPr>
+      <w:r>
+        <w:rPr>
+          <w:rFonts w:ascii="Consolas" w:hAnsi="Consolas"/>
+        </w:rPr>
+        <w:t>-</w:t>
+      </w:r>
+      <w:r>
+        <w:rPr>
+          <w:rFonts w:ascii="Consolas" w:hAnsi="Consolas"/>
+        </w:rPr>
+        <w:t xml:space="preserve"> Realised including SNMP here adds quite a bit of complexity. Current Plan : manage to ping the addresses from the .csv file via pythonping simply.</w:t>
+      </w:r>
+      <w:r>
+        <w:rPr>
+          <w:rFonts w:ascii="Consolas" w:hAnsi="Consolas"/>
+        </w:rPr>
+        <w:t xml:space="preserve"> Leave SNMP for when i can confidently work with .csv</w:t>
+      </w:r>
+      <w:r>
+        <w:rPr>
+          <w:rFonts w:ascii="Consolas" w:hAnsi="Consolas"/>
+        </w:rPr>
+        <w:t xml:space="preserve"> .</w:t>
+      </w:r>
+    </w:p>
+    <w:p>
+      <w:pPr>
+        <w:ind w:left="708"/>
+        <w:rPr>
+          <w:rFonts w:ascii="Consolas" w:hAnsi="Consolas"/>
+        </w:rPr>
+      </w:pPr>
+      <w:r>
+        <w:rPr>
+          <w:rFonts w:ascii="Consolas" w:hAnsi="Consolas"/>
+        </w:rPr>
+        <w:t>- Worked on Poller.py</w:t>
+      </w:r>
+      <w:r>
+        <w:rPr>
+          <w:rFonts w:ascii="Consolas" w:hAnsi="Consolas"/>
+        </w:rPr>
+        <w:t>, cant refer to specific columns yet.</w:t>
+      </w:r>
     </w:p>
     <w:sectPr>
       <w:pgSz w:w="11906" w:h="16838"/>

--- a/documentation/2. Ping poller.docx
+++ b/documentation/2. Ping poller.docx
@@ -13,7 +13,63 @@
         <w:rPr>
           <w:rFonts w:ascii="Consolas" w:hAnsi="Consolas"/>
         </w:rPr>
-        <w:t>2. Ping Poller – Poller.py that reads devices.csv and pings each.</w:t>
+        <w:t xml:space="preserve">2. Ping Poller – Poller.py </w:t>
+      </w:r>
+      <w:proofErr w:type="spellStart"/>
+      <w:r>
+        <w:rPr>
+          <w:rFonts w:ascii="Consolas" w:hAnsi="Consolas"/>
+        </w:rPr>
+        <w:t>that</w:t>
+      </w:r>
+      <w:proofErr w:type="spellEnd"/>
+      <w:r>
+        <w:rPr>
+          <w:rFonts w:ascii="Consolas" w:hAnsi="Consolas"/>
+        </w:rPr>
+        <w:t xml:space="preserve"> </w:t>
+      </w:r>
+      <w:proofErr w:type="spellStart"/>
+      <w:r>
+        <w:rPr>
+          <w:rFonts w:ascii="Consolas" w:hAnsi="Consolas"/>
+        </w:rPr>
+        <w:t>reads</w:t>
+      </w:r>
+      <w:proofErr w:type="spellEnd"/>
+      <w:r>
+        <w:rPr>
+          <w:rFonts w:ascii="Consolas" w:hAnsi="Consolas"/>
+        </w:rPr>
+        <w:t xml:space="preserve"> devices.csv and </w:t>
+      </w:r>
+      <w:proofErr w:type="spellStart"/>
+      <w:r>
+        <w:rPr>
+          <w:rFonts w:ascii="Consolas" w:hAnsi="Consolas"/>
+        </w:rPr>
+        <w:t>pings</w:t>
+      </w:r>
+      <w:proofErr w:type="spellEnd"/>
+      <w:r>
+        <w:rPr>
+          <w:rFonts w:ascii="Consolas" w:hAnsi="Consolas"/>
+        </w:rPr>
+        <w:t xml:space="preserve"> </w:t>
+      </w:r>
+      <w:proofErr w:type="spellStart"/>
+      <w:r>
+        <w:rPr>
+          <w:rFonts w:ascii="Consolas" w:hAnsi="Consolas"/>
+        </w:rPr>
+        <w:t>each</w:t>
+      </w:r>
+      <w:proofErr w:type="spellEnd"/>
+      <w:r>
+        <w:rPr>
+          <w:rFonts w:ascii="Consolas" w:hAnsi="Consolas"/>
+        </w:rPr>
+        <w:t>.</w:t>
       </w:r>
     </w:p>
     <w:p>
@@ -55,11 +111,61 @@
         </w:rPr>
         <w:t xml:space="preserve">- </w:t>
       </w:r>
-      <w:r>
-        <w:rPr>
-          <w:rFonts w:ascii="Consolas" w:hAnsi="Consolas"/>
-        </w:rPr>
-        <w:t>Got devices.py to be read and printed.</w:t>
+      <w:proofErr w:type="spellStart"/>
+      <w:r>
+        <w:rPr>
+          <w:rFonts w:ascii="Consolas" w:hAnsi="Consolas"/>
+        </w:rPr>
+        <w:t>Got</w:t>
+      </w:r>
+      <w:proofErr w:type="spellEnd"/>
+      <w:r>
+        <w:rPr>
+          <w:rFonts w:ascii="Consolas" w:hAnsi="Consolas"/>
+        </w:rPr>
+        <w:t xml:space="preserve"> devices.py </w:t>
+      </w:r>
+      <w:proofErr w:type="spellStart"/>
+      <w:r>
+        <w:rPr>
+          <w:rFonts w:ascii="Consolas" w:hAnsi="Consolas"/>
+        </w:rPr>
+        <w:t>to</w:t>
+      </w:r>
+      <w:proofErr w:type="spellEnd"/>
+      <w:r>
+        <w:rPr>
+          <w:rFonts w:ascii="Consolas" w:hAnsi="Consolas"/>
+        </w:rPr>
+        <w:t xml:space="preserve"> </w:t>
+      </w:r>
+      <w:proofErr w:type="spellStart"/>
+      <w:r>
+        <w:rPr>
+          <w:rFonts w:ascii="Consolas" w:hAnsi="Consolas"/>
+        </w:rPr>
+        <w:t>be</w:t>
+      </w:r>
+      <w:proofErr w:type="spellEnd"/>
+      <w:r>
+        <w:rPr>
+          <w:rFonts w:ascii="Consolas" w:hAnsi="Consolas"/>
+        </w:rPr>
+        <w:t xml:space="preserve"> </w:t>
+      </w:r>
+      <w:proofErr w:type="spellStart"/>
+      <w:r>
+        <w:rPr>
+          <w:rFonts w:ascii="Consolas" w:hAnsi="Consolas"/>
+        </w:rPr>
+        <w:t>read</w:t>
+      </w:r>
+      <w:proofErr w:type="spellEnd"/>
+      <w:r>
+        <w:rPr>
+          <w:rFonts w:ascii="Consolas" w:hAnsi="Consolas"/>
+        </w:rPr>
+        <w:t xml:space="preserve"> and printed.</w:t>
       </w:r>
     </w:p>
     <w:p>
@@ -73,8 +179,100 @@
         <w:rPr>
           <w:rFonts w:ascii="Consolas" w:hAnsi="Consolas"/>
         </w:rPr>
-        <w:t>- Found Pythonping as solution for pinging in python</w:t>
-      </w:r>
+        <w:t xml:space="preserve">- </w:t>
+      </w:r>
+      <w:proofErr w:type="spellStart"/>
+      <w:r>
+        <w:rPr>
+          <w:rFonts w:ascii="Consolas" w:hAnsi="Consolas"/>
+        </w:rPr>
+        <w:t>Found</w:t>
+      </w:r>
+      <w:proofErr w:type="spellEnd"/>
+      <w:r>
+        <w:rPr>
+          <w:rFonts w:ascii="Consolas" w:hAnsi="Consolas"/>
+        </w:rPr>
+        <w:t xml:space="preserve"> </w:t>
+      </w:r>
+      <w:proofErr w:type="spellStart"/>
+      <w:r>
+        <w:rPr>
+          <w:rFonts w:ascii="Consolas" w:hAnsi="Consolas"/>
+        </w:rPr>
+        <w:t>Pythonping</w:t>
+      </w:r>
+      <w:proofErr w:type="spellEnd"/>
+      <w:r>
+        <w:rPr>
+          <w:rFonts w:ascii="Consolas" w:hAnsi="Consolas"/>
+        </w:rPr>
+        <w:t xml:space="preserve"> </w:t>
+      </w:r>
+      <w:proofErr w:type="spellStart"/>
+      <w:r>
+        <w:rPr>
+          <w:rFonts w:ascii="Consolas" w:hAnsi="Consolas"/>
+        </w:rPr>
+        <w:t>as</w:t>
+      </w:r>
+      <w:proofErr w:type="spellEnd"/>
+      <w:r>
+        <w:rPr>
+          <w:rFonts w:ascii="Consolas" w:hAnsi="Consolas"/>
+        </w:rPr>
+        <w:t xml:space="preserve"> </w:t>
+      </w:r>
+      <w:proofErr w:type="spellStart"/>
+      <w:r>
+        <w:rPr>
+          <w:rFonts w:ascii="Consolas" w:hAnsi="Consolas"/>
+        </w:rPr>
+        <w:t>solution</w:t>
+      </w:r>
+      <w:proofErr w:type="spellEnd"/>
+      <w:r>
+        <w:rPr>
+          <w:rFonts w:ascii="Consolas" w:hAnsi="Consolas"/>
+        </w:rPr>
+        <w:t xml:space="preserve"> </w:t>
+      </w:r>
+      <w:proofErr w:type="spellStart"/>
+      <w:r>
+        <w:rPr>
+          <w:rFonts w:ascii="Consolas" w:hAnsi="Consolas"/>
+        </w:rPr>
+        <w:t>for</w:t>
+      </w:r>
+      <w:proofErr w:type="spellEnd"/>
+      <w:r>
+        <w:rPr>
+          <w:rFonts w:ascii="Consolas" w:hAnsi="Consolas"/>
+        </w:rPr>
+        <w:t xml:space="preserve"> </w:t>
+      </w:r>
+      <w:proofErr w:type="spellStart"/>
+      <w:r>
+        <w:rPr>
+          <w:rFonts w:ascii="Consolas" w:hAnsi="Consolas"/>
+        </w:rPr>
+        <w:t>pinging</w:t>
+      </w:r>
+      <w:proofErr w:type="spellEnd"/>
+      <w:r>
+        <w:rPr>
+          <w:rFonts w:ascii="Consolas" w:hAnsi="Consolas"/>
+        </w:rPr>
+        <w:t xml:space="preserve"> in </w:t>
+      </w:r>
+      <w:proofErr w:type="spellStart"/>
+      <w:r>
+        <w:rPr>
+          <w:rFonts w:ascii="Consolas" w:hAnsi="Consolas"/>
+        </w:rPr>
+        <w:t>python</w:t>
+      </w:r>
+      <w:proofErr w:type="spellEnd"/>
     </w:p>
     <w:p>
       <w:pPr>
@@ -87,7 +285,133 @@
         <w:rPr>
           <w:rFonts w:ascii="Consolas" w:hAnsi="Consolas"/>
         </w:rPr>
-        <w:t>- Tried to install, for some reason ist not seen by vscode:</w:t>
+        <w:t xml:space="preserve">- </w:t>
+      </w:r>
+      <w:proofErr w:type="spellStart"/>
+      <w:r>
+        <w:rPr>
+          <w:rFonts w:ascii="Consolas" w:hAnsi="Consolas"/>
+        </w:rPr>
+        <w:t>Tried</w:t>
+      </w:r>
+      <w:proofErr w:type="spellEnd"/>
+      <w:r>
+        <w:rPr>
+          <w:rFonts w:ascii="Consolas" w:hAnsi="Consolas"/>
+        </w:rPr>
+        <w:t xml:space="preserve"> </w:t>
+      </w:r>
+      <w:proofErr w:type="spellStart"/>
+      <w:r>
+        <w:rPr>
+          <w:rFonts w:ascii="Consolas" w:hAnsi="Consolas"/>
+        </w:rPr>
+        <w:t>to</w:t>
+      </w:r>
+      <w:proofErr w:type="spellEnd"/>
+      <w:r>
+        <w:rPr>
+          <w:rFonts w:ascii="Consolas" w:hAnsi="Consolas"/>
+        </w:rPr>
+        <w:t xml:space="preserve"> </w:t>
+      </w:r>
+      <w:proofErr w:type="spellStart"/>
+      <w:r>
+        <w:rPr>
+          <w:rFonts w:ascii="Consolas" w:hAnsi="Consolas"/>
+        </w:rPr>
+        <w:t>install</w:t>
+      </w:r>
+      <w:proofErr w:type="spellEnd"/>
+      <w:r>
+        <w:rPr>
+          <w:rFonts w:ascii="Consolas" w:hAnsi="Consolas"/>
+        </w:rPr>
+        <w:t xml:space="preserve">, </w:t>
+      </w:r>
+      <w:proofErr w:type="spellStart"/>
+      <w:r>
+        <w:rPr>
+          <w:rFonts w:ascii="Consolas" w:hAnsi="Consolas"/>
+        </w:rPr>
+        <w:t>for</w:t>
+      </w:r>
+      <w:proofErr w:type="spellEnd"/>
+      <w:r>
+        <w:rPr>
+          <w:rFonts w:ascii="Consolas" w:hAnsi="Consolas"/>
+        </w:rPr>
+        <w:t xml:space="preserve"> </w:t>
+      </w:r>
+      <w:proofErr w:type="spellStart"/>
+      <w:r>
+        <w:rPr>
+          <w:rFonts w:ascii="Consolas" w:hAnsi="Consolas"/>
+        </w:rPr>
+        <w:t>some</w:t>
+      </w:r>
+      <w:proofErr w:type="spellEnd"/>
+      <w:r>
+        <w:rPr>
+          <w:rFonts w:ascii="Consolas" w:hAnsi="Consolas"/>
+        </w:rPr>
+        <w:t xml:space="preserve"> </w:t>
+      </w:r>
+      <w:proofErr w:type="spellStart"/>
+      <w:r>
+        <w:rPr>
+          <w:rFonts w:ascii="Consolas" w:hAnsi="Consolas"/>
+        </w:rPr>
+        <w:t>reason</w:t>
+      </w:r>
+      <w:proofErr w:type="spellEnd"/>
+      <w:r>
+        <w:rPr>
+          <w:rFonts w:ascii="Consolas" w:hAnsi="Consolas"/>
+        </w:rPr>
+        <w:t xml:space="preserve"> ist not </w:t>
+      </w:r>
+      <w:proofErr w:type="spellStart"/>
+      <w:r>
+        <w:rPr>
+          <w:rFonts w:ascii="Consolas" w:hAnsi="Consolas"/>
+        </w:rPr>
+        <w:t>seen</w:t>
+      </w:r>
+      <w:proofErr w:type="spellEnd"/>
+      <w:r>
+        <w:rPr>
+          <w:rFonts w:ascii="Consolas" w:hAnsi="Consolas"/>
+        </w:rPr>
+        <w:t xml:space="preserve"> </w:t>
+      </w:r>
+      <w:proofErr w:type="spellStart"/>
+      <w:r>
+        <w:rPr>
+          <w:rFonts w:ascii="Consolas" w:hAnsi="Consolas"/>
+        </w:rPr>
+        <w:t>by</w:t>
+      </w:r>
+      <w:proofErr w:type="spellEnd"/>
+      <w:r>
+        <w:rPr>
+          <w:rFonts w:ascii="Consolas" w:hAnsi="Consolas"/>
+        </w:rPr>
+        <w:t xml:space="preserve"> </w:t>
+      </w:r>
+      <w:proofErr w:type="spellStart"/>
+      <w:r>
+        <w:rPr>
+          <w:rFonts w:ascii="Consolas" w:hAnsi="Consolas"/>
+        </w:rPr>
+        <w:t>vscode</w:t>
+      </w:r>
+      <w:proofErr w:type="spellEnd"/>
+      <w:r>
+        <w:rPr>
+          <w:rFonts w:ascii="Consolas" w:hAnsi="Consolas"/>
+        </w:rPr>
+        <w:t>:</w:t>
       </w:r>
     </w:p>
     <w:p>
@@ -97,11 +421,61 @@
           <w:rFonts w:ascii="Consolas" w:hAnsi="Consolas"/>
         </w:rPr>
       </w:pPr>
-      <w:r>
-        <w:rPr>
-          <w:rFonts w:ascii="Consolas" w:hAnsi="Consolas"/>
-        </w:rPr>
-        <w:t>Traceback (most recent call last):</w:t>
+      <w:proofErr w:type="spellStart"/>
+      <w:r>
+        <w:rPr>
+          <w:rFonts w:ascii="Consolas" w:hAnsi="Consolas"/>
+        </w:rPr>
+        <w:t>Traceback</w:t>
+      </w:r>
+      <w:proofErr w:type="spellEnd"/>
+      <w:r>
+        <w:rPr>
+          <w:rFonts w:ascii="Consolas" w:hAnsi="Consolas"/>
+        </w:rPr>
+        <w:t xml:space="preserve"> (</w:t>
+      </w:r>
+      <w:proofErr w:type="spellStart"/>
+      <w:r>
+        <w:rPr>
+          <w:rFonts w:ascii="Consolas" w:hAnsi="Consolas"/>
+        </w:rPr>
+        <w:t>most</w:t>
+      </w:r>
+      <w:proofErr w:type="spellEnd"/>
+      <w:r>
+        <w:rPr>
+          <w:rFonts w:ascii="Consolas" w:hAnsi="Consolas"/>
+        </w:rPr>
+        <w:t xml:space="preserve"> </w:t>
+      </w:r>
+      <w:proofErr w:type="spellStart"/>
+      <w:r>
+        <w:rPr>
+          <w:rFonts w:ascii="Consolas" w:hAnsi="Consolas"/>
+        </w:rPr>
+        <w:t>recent</w:t>
+      </w:r>
+      <w:proofErr w:type="spellEnd"/>
+      <w:r>
+        <w:rPr>
+          <w:rFonts w:ascii="Consolas" w:hAnsi="Consolas"/>
+        </w:rPr>
+        <w:t xml:space="preserve"> </w:t>
+      </w:r>
+      <w:proofErr w:type="spellStart"/>
+      <w:r>
+        <w:rPr>
+          <w:rFonts w:ascii="Consolas" w:hAnsi="Consolas"/>
+        </w:rPr>
+        <w:t>call</w:t>
+      </w:r>
+      <w:proofErr w:type="spellEnd"/>
+      <w:r>
+        <w:rPr>
+          <w:rFonts w:ascii="Consolas" w:hAnsi="Consolas"/>
+        </w:rPr>
+        <w:t xml:space="preserve"> last):</w:t>
       </w:r>
     </w:p>
     <w:p>
@@ -115,7 +489,35 @@
         <w:rPr>
           <w:rFonts w:ascii="Consolas" w:hAnsi="Consolas"/>
         </w:rPr>
-        <w:t xml:space="preserve">  File "c:\Projects\Network_Health\nethealth\nethealth.py", line 2, in &lt;module&gt;</w:t>
+        <w:t xml:space="preserve">  File "c:\Projects\Network_Health\nethealth\nethealth.py", </w:t>
+      </w:r>
+      <w:proofErr w:type="spellStart"/>
+      <w:r>
+        <w:rPr>
+          <w:rFonts w:ascii="Consolas" w:hAnsi="Consolas"/>
+        </w:rPr>
+        <w:t>line</w:t>
+      </w:r>
+      <w:proofErr w:type="spellEnd"/>
+      <w:r>
+        <w:rPr>
+          <w:rFonts w:ascii="Consolas" w:hAnsi="Consolas"/>
+        </w:rPr>
+        <w:t xml:space="preserve"> 2, in &lt;</w:t>
+      </w:r>
+      <w:proofErr w:type="spellStart"/>
+      <w:r>
+        <w:rPr>
+          <w:rFonts w:ascii="Consolas" w:hAnsi="Consolas"/>
+        </w:rPr>
+        <w:t>module</w:t>
+      </w:r>
+      <w:proofErr w:type="spellEnd"/>
+      <w:r>
+        <w:rPr>
+          <w:rFonts w:ascii="Consolas" w:hAnsi="Consolas"/>
+        </w:rPr>
+        <w:t>&gt;</w:t>
       </w:r>
     </w:p>
     <w:p>
@@ -129,7 +531,49 @@
         <w:rPr>
           <w:rFonts w:ascii="Consolas" w:hAnsi="Consolas"/>
         </w:rPr>
-        <w:t xml:space="preserve">    from pythonping import ping</w:t>
+        <w:t xml:space="preserve">    </w:t>
+      </w:r>
+      <w:proofErr w:type="spellStart"/>
+      <w:r>
+        <w:rPr>
+          <w:rFonts w:ascii="Consolas" w:hAnsi="Consolas"/>
+        </w:rPr>
+        <w:t>from</w:t>
+      </w:r>
+      <w:proofErr w:type="spellEnd"/>
+      <w:r>
+        <w:rPr>
+          <w:rFonts w:ascii="Consolas" w:hAnsi="Consolas"/>
+        </w:rPr>
+        <w:t xml:space="preserve"> </w:t>
+      </w:r>
+      <w:proofErr w:type="spellStart"/>
+      <w:r>
+        <w:rPr>
+          <w:rFonts w:ascii="Consolas" w:hAnsi="Consolas"/>
+        </w:rPr>
+        <w:t>pythonping</w:t>
+      </w:r>
+      <w:proofErr w:type="spellEnd"/>
+      <w:r>
+        <w:rPr>
+          <w:rFonts w:ascii="Consolas" w:hAnsi="Consolas"/>
+        </w:rPr>
+        <w:t xml:space="preserve"> </w:t>
+      </w:r>
+      <w:proofErr w:type="spellStart"/>
+      <w:r>
+        <w:rPr>
+          <w:rFonts w:ascii="Consolas" w:hAnsi="Consolas"/>
+        </w:rPr>
+        <w:t>import</w:t>
+      </w:r>
+      <w:proofErr w:type="spellEnd"/>
+      <w:r>
+        <w:rPr>
+          <w:rFonts w:ascii="Consolas" w:hAnsi="Consolas"/>
+        </w:rPr>
+        <w:t xml:space="preserve"> ping</w:t>
       </w:r>
     </w:p>
     <w:p>
@@ -139,11 +583,75 @@
           <w:rFonts w:ascii="Consolas" w:hAnsi="Consolas"/>
         </w:rPr>
       </w:pPr>
-      <w:r>
-        <w:rPr>
-          <w:rFonts w:ascii="Consolas" w:hAnsi="Consolas"/>
-        </w:rPr>
-        <w:t>ModuleNotFoundError: No module named 'pythonping'</w:t>
+      <w:proofErr w:type="spellStart"/>
+      <w:r>
+        <w:rPr>
+          <w:rFonts w:ascii="Consolas" w:hAnsi="Consolas"/>
+        </w:rPr>
+        <w:t>ModuleNotFoundError</w:t>
+      </w:r>
+      <w:proofErr w:type="spellEnd"/>
+      <w:r>
+        <w:rPr>
+          <w:rFonts w:ascii="Consolas" w:hAnsi="Consolas"/>
+        </w:rPr>
+        <w:t xml:space="preserve">: </w:t>
+      </w:r>
+      <w:proofErr w:type="spellStart"/>
+      <w:r>
+        <w:rPr>
+          <w:rFonts w:ascii="Consolas" w:hAnsi="Consolas"/>
+        </w:rPr>
+        <w:t>No</w:t>
+      </w:r>
+      <w:proofErr w:type="spellEnd"/>
+      <w:r>
+        <w:rPr>
+          <w:rFonts w:ascii="Consolas" w:hAnsi="Consolas"/>
+        </w:rPr>
+        <w:t xml:space="preserve"> </w:t>
+      </w:r>
+      <w:proofErr w:type="spellStart"/>
+      <w:r>
+        <w:rPr>
+          <w:rFonts w:ascii="Consolas" w:hAnsi="Consolas"/>
+        </w:rPr>
+        <w:t>module</w:t>
+      </w:r>
+      <w:proofErr w:type="spellEnd"/>
+      <w:r>
+        <w:rPr>
+          <w:rFonts w:ascii="Consolas" w:hAnsi="Consolas"/>
+        </w:rPr>
+        <w:t xml:space="preserve"> </w:t>
+      </w:r>
+      <w:proofErr w:type="spellStart"/>
+      <w:r>
+        <w:rPr>
+          <w:rFonts w:ascii="Consolas" w:hAnsi="Consolas"/>
+        </w:rPr>
+        <w:t>named</w:t>
+      </w:r>
+      <w:proofErr w:type="spellEnd"/>
+      <w:r>
+        <w:rPr>
+          <w:rFonts w:ascii="Consolas" w:hAnsi="Consolas"/>
+        </w:rPr>
+        <w:t xml:space="preserve"> '</w:t>
+      </w:r>
+      <w:proofErr w:type="spellStart"/>
+      <w:r>
+        <w:rPr>
+          <w:rFonts w:ascii="Consolas" w:hAnsi="Consolas"/>
+        </w:rPr>
+        <w:t>pythonping</w:t>
+      </w:r>
+      <w:proofErr w:type="spellEnd"/>
+      <w:r>
+        <w:rPr>
+          <w:rFonts w:ascii="Consolas" w:hAnsi="Consolas"/>
+        </w:rPr>
+        <w:t>'</w:t>
       </w:r>
     </w:p>
     <w:p>
@@ -177,7 +685,189 @@
           <w:rFonts w:ascii="Consolas" w:hAnsi="Consolas"/>
         </w:rPr>
         <w:tab/>
-        <w:t xml:space="preserve">- Issue seems to have been *where* the terminal decided to install modules. Fix : </w:t>
+        <w:t xml:space="preserve">- </w:t>
+      </w:r>
+      <w:proofErr w:type="spellStart"/>
+      <w:r>
+        <w:rPr>
+          <w:rFonts w:ascii="Consolas" w:hAnsi="Consolas"/>
+        </w:rPr>
+        <w:t>Issue</w:t>
+      </w:r>
+      <w:proofErr w:type="spellEnd"/>
+      <w:r>
+        <w:rPr>
+          <w:rFonts w:ascii="Consolas" w:hAnsi="Consolas"/>
+        </w:rPr>
+        <w:t xml:space="preserve"> </w:t>
+      </w:r>
+      <w:proofErr w:type="spellStart"/>
+      <w:r>
+        <w:rPr>
+          <w:rFonts w:ascii="Consolas" w:hAnsi="Consolas"/>
+        </w:rPr>
+        <w:t>seems</w:t>
+      </w:r>
+      <w:proofErr w:type="spellEnd"/>
+      <w:r>
+        <w:rPr>
+          <w:rFonts w:ascii="Consolas" w:hAnsi="Consolas"/>
+        </w:rPr>
+        <w:t xml:space="preserve"> </w:t>
+      </w:r>
+      <w:proofErr w:type="spellStart"/>
+      <w:r>
+        <w:rPr>
+          <w:rFonts w:ascii="Consolas" w:hAnsi="Consolas"/>
+        </w:rPr>
+        <w:t>to</w:t>
+      </w:r>
+      <w:proofErr w:type="spellEnd"/>
+      <w:r>
+        <w:rPr>
+          <w:rFonts w:ascii="Consolas" w:hAnsi="Consolas"/>
+        </w:rPr>
+        <w:t xml:space="preserve"> </w:t>
+      </w:r>
+      <w:proofErr w:type="spellStart"/>
+      <w:r>
+        <w:rPr>
+          <w:rFonts w:ascii="Consolas" w:hAnsi="Consolas"/>
+        </w:rPr>
+        <w:t>have</w:t>
+      </w:r>
+      <w:proofErr w:type="spellEnd"/>
+      <w:r>
+        <w:rPr>
+          <w:rFonts w:ascii="Consolas" w:hAnsi="Consolas"/>
+        </w:rPr>
+        <w:t xml:space="preserve"> </w:t>
+      </w:r>
+      <w:proofErr w:type="spellStart"/>
+      <w:r>
+        <w:rPr>
+          <w:rFonts w:ascii="Consolas" w:hAnsi="Consolas"/>
+        </w:rPr>
+        <w:t>been</w:t>
+      </w:r>
+      <w:proofErr w:type="spellEnd"/>
+      <w:r>
+        <w:rPr>
+          <w:rFonts w:ascii="Consolas" w:hAnsi="Consolas"/>
+        </w:rPr>
+        <w:t xml:space="preserve"> *</w:t>
+      </w:r>
+      <w:proofErr w:type="spellStart"/>
+      <w:r>
+        <w:rPr>
+          <w:rFonts w:ascii="Consolas" w:hAnsi="Consolas"/>
+        </w:rPr>
+        <w:t>where</w:t>
+      </w:r>
+      <w:proofErr w:type="spellEnd"/>
+      <w:r>
+        <w:rPr>
+          <w:rFonts w:ascii="Consolas" w:hAnsi="Consolas"/>
+        </w:rPr>
+        <w:t xml:space="preserve">* </w:t>
+      </w:r>
+      <w:proofErr w:type="spellStart"/>
+      <w:r>
+        <w:rPr>
+          <w:rFonts w:ascii="Consolas" w:hAnsi="Consolas"/>
+        </w:rPr>
+        <w:t>the</w:t>
+      </w:r>
+      <w:proofErr w:type="spellEnd"/>
+      <w:r>
+        <w:rPr>
+          <w:rFonts w:ascii="Consolas" w:hAnsi="Consolas"/>
+        </w:rPr>
+        <w:t xml:space="preserve"> </w:t>
+      </w:r>
+      <w:proofErr w:type="spellStart"/>
+      <w:r>
+        <w:rPr>
+          <w:rFonts w:ascii="Consolas" w:hAnsi="Consolas"/>
+        </w:rPr>
+        <w:t>terminal</w:t>
+      </w:r>
+      <w:proofErr w:type="spellEnd"/>
+      <w:r>
+        <w:rPr>
+          <w:rFonts w:ascii="Consolas" w:hAnsi="Consolas"/>
+        </w:rPr>
+        <w:t xml:space="preserve"> </w:t>
+      </w:r>
+      <w:proofErr w:type="spellStart"/>
+      <w:r>
+        <w:rPr>
+          <w:rFonts w:ascii="Consolas" w:hAnsi="Consolas"/>
+        </w:rPr>
+        <w:t>decided</w:t>
+      </w:r>
+      <w:proofErr w:type="spellEnd"/>
+      <w:r>
+        <w:rPr>
+          <w:rFonts w:ascii="Consolas" w:hAnsi="Consolas"/>
+        </w:rPr>
+        <w:t xml:space="preserve"> </w:t>
+      </w:r>
+      <w:proofErr w:type="spellStart"/>
+      <w:r>
+        <w:rPr>
+          <w:rFonts w:ascii="Consolas" w:hAnsi="Consolas"/>
+        </w:rPr>
+        <w:t>to</w:t>
+      </w:r>
+      <w:proofErr w:type="spellEnd"/>
+      <w:r>
+        <w:rPr>
+          <w:rFonts w:ascii="Consolas" w:hAnsi="Consolas"/>
+        </w:rPr>
+        <w:t xml:space="preserve"> </w:t>
+      </w:r>
+      <w:proofErr w:type="spellStart"/>
+      <w:r>
+        <w:rPr>
+          <w:rFonts w:ascii="Consolas" w:hAnsi="Consolas"/>
+        </w:rPr>
+        <w:t>install</w:t>
+      </w:r>
+      <w:proofErr w:type="spellEnd"/>
+      <w:r>
+        <w:rPr>
+          <w:rFonts w:ascii="Consolas" w:hAnsi="Consolas"/>
+        </w:rPr>
+        <w:t xml:space="preserve"> </w:t>
+      </w:r>
+      <w:proofErr w:type="spellStart"/>
+      <w:r>
+        <w:rPr>
+          <w:rFonts w:ascii="Consolas" w:hAnsi="Consolas"/>
+        </w:rPr>
+        <w:t>modules</w:t>
+      </w:r>
+      <w:proofErr w:type="spellEnd"/>
+      <w:r>
+        <w:rPr>
+          <w:rFonts w:ascii="Consolas" w:hAnsi="Consolas"/>
+        </w:rPr>
+        <w:t xml:space="preserve">. </w:t>
+      </w:r>
+      <w:proofErr w:type="gramStart"/>
+      <w:r>
+        <w:rPr>
+          <w:rFonts w:ascii="Consolas" w:hAnsi="Consolas"/>
+        </w:rPr>
+        <w:t>Fix :</w:t>
+      </w:r>
+      <w:proofErr w:type="gramEnd"/>
+      <w:r>
+        <w:rPr>
+          <w:rFonts w:ascii="Consolas" w:hAnsi="Consolas"/>
+        </w:rPr>
+        <w:t xml:space="preserve"> </w:t>
       </w:r>
     </w:p>
     <w:p>
@@ -206,8 +896,44 @@
         <w:rPr>
           <w:rFonts w:ascii="Consolas" w:hAnsi="Consolas"/>
         </w:rPr>
-        <w:t>python3.13 -m pip install pythonping</w:t>
-      </w:r>
+        <w:t xml:space="preserve">python3.13 -m </w:t>
+      </w:r>
+      <w:proofErr w:type="spellStart"/>
+      <w:r>
+        <w:rPr>
+          <w:rFonts w:ascii="Consolas" w:hAnsi="Consolas"/>
+        </w:rPr>
+        <w:t>pip</w:t>
+      </w:r>
+      <w:proofErr w:type="spellEnd"/>
+      <w:r>
+        <w:rPr>
+          <w:rFonts w:ascii="Consolas" w:hAnsi="Consolas"/>
+        </w:rPr>
+        <w:t xml:space="preserve"> </w:t>
+      </w:r>
+      <w:proofErr w:type="spellStart"/>
+      <w:r>
+        <w:rPr>
+          <w:rFonts w:ascii="Consolas" w:hAnsi="Consolas"/>
+        </w:rPr>
+        <w:t>install</w:t>
+      </w:r>
+      <w:proofErr w:type="spellEnd"/>
+      <w:r>
+        <w:rPr>
+          <w:rFonts w:ascii="Consolas" w:hAnsi="Consolas"/>
+        </w:rPr>
+        <w:t xml:space="preserve"> </w:t>
+      </w:r>
+      <w:proofErr w:type="spellStart"/>
+      <w:r>
+        <w:rPr>
+          <w:rFonts w:ascii="Consolas" w:hAnsi="Consolas"/>
+        </w:rPr>
+        <w:t>pythonping</w:t>
+      </w:r>
+      <w:proofErr w:type="spellEnd"/>
     </w:p>
     <w:p>
       <w:pPr>
@@ -215,11 +941,75 @@
           <w:rFonts w:ascii="Consolas" w:hAnsi="Consolas"/>
         </w:rPr>
       </w:pPr>
-      <w:r>
-        <w:rPr>
-          <w:rFonts w:ascii="Consolas" w:hAnsi="Consolas"/>
-        </w:rPr>
-        <w:t xml:space="preserve">python(ver) -m pip install (module) </w:t>
+      <w:proofErr w:type="spellStart"/>
+      <w:r>
+        <w:rPr>
+          <w:rFonts w:ascii="Consolas" w:hAnsi="Consolas"/>
+        </w:rPr>
+        <w:t>python</w:t>
+      </w:r>
+      <w:proofErr w:type="spellEnd"/>
+      <w:r>
+        <w:rPr>
+          <w:rFonts w:ascii="Consolas" w:hAnsi="Consolas"/>
+        </w:rPr>
+        <w:t>(</w:t>
+      </w:r>
+      <w:proofErr w:type="spellStart"/>
+      <w:r>
+        <w:rPr>
+          <w:rFonts w:ascii="Consolas" w:hAnsi="Consolas"/>
+        </w:rPr>
+        <w:t>ver</w:t>
+      </w:r>
+      <w:proofErr w:type="spellEnd"/>
+      <w:r>
+        <w:rPr>
+          <w:rFonts w:ascii="Consolas" w:hAnsi="Consolas"/>
+        </w:rPr>
+        <w:t xml:space="preserve">) -m </w:t>
+      </w:r>
+      <w:proofErr w:type="spellStart"/>
+      <w:r>
+        <w:rPr>
+          <w:rFonts w:ascii="Consolas" w:hAnsi="Consolas"/>
+        </w:rPr>
+        <w:t>pip</w:t>
+      </w:r>
+      <w:proofErr w:type="spellEnd"/>
+      <w:r>
+        <w:rPr>
+          <w:rFonts w:ascii="Consolas" w:hAnsi="Consolas"/>
+        </w:rPr>
+        <w:t xml:space="preserve"> </w:t>
+      </w:r>
+      <w:proofErr w:type="spellStart"/>
+      <w:r>
+        <w:rPr>
+          <w:rFonts w:ascii="Consolas" w:hAnsi="Consolas"/>
+        </w:rPr>
+        <w:t>install</w:t>
+      </w:r>
+      <w:proofErr w:type="spellEnd"/>
+      <w:r>
+        <w:rPr>
+          <w:rFonts w:ascii="Consolas" w:hAnsi="Consolas"/>
+        </w:rPr>
+        <w:t xml:space="preserve"> (</w:t>
+      </w:r>
+      <w:proofErr w:type="spellStart"/>
+      <w:r>
+        <w:rPr>
+          <w:rFonts w:ascii="Consolas" w:hAnsi="Consolas"/>
+        </w:rPr>
+        <w:t>module</w:t>
+      </w:r>
+      <w:proofErr w:type="spellEnd"/>
+      <w:r>
+        <w:rPr>
+          <w:rFonts w:ascii="Consolas" w:hAnsi="Consolas"/>
+        </w:rPr>
+        <w:t xml:space="preserve">) </w:t>
       </w:r>
     </w:p>
     <w:p>
@@ -244,7 +1034,21 @@
         <w:rPr>
           <w:rFonts w:ascii="Consolas" w:hAnsi="Consolas"/>
         </w:rPr>
-        <w:t>Updated network and network plan. Changes:</w:t>
+        <w:t xml:space="preserve">Updated network and network plan. </w:t>
+      </w:r>
+      <w:proofErr w:type="spellStart"/>
+      <w:r>
+        <w:rPr>
+          <w:rFonts w:ascii="Consolas" w:hAnsi="Consolas"/>
+        </w:rPr>
+        <w:t>Changes</w:t>
+      </w:r>
+      <w:proofErr w:type="spellEnd"/>
+      <w:r>
+        <w:rPr>
+          <w:rFonts w:ascii="Consolas" w:hAnsi="Consolas"/>
+        </w:rPr>
+        <w:t>:</w:t>
       </w:r>
     </w:p>
     <w:p>
@@ -255,23 +1059,171 @@
           <w:rFonts w:ascii="Consolas" w:hAnsi="Consolas"/>
         </w:rPr>
       </w:pPr>
-      <w:r>
-        <w:rPr>
-          <w:rFonts w:ascii="Consolas" w:hAnsi="Consolas"/>
-        </w:rPr>
-        <w:t>Changed the private switch to an internal switc</w:t>
-      </w:r>
-      <w:r>
-        <w:rPr>
-          <w:rFonts w:ascii="Consolas" w:hAnsi="Consolas"/>
-        </w:rPr>
-        <w:t>h and configured ThinkHorse to be part of network.</w:t>
-      </w:r>
-      <w:r>
-        <w:rPr>
-          <w:rFonts w:ascii="Consolas" w:hAnsi="Consolas"/>
-        </w:rPr>
-        <w:t xml:space="preserve"> (testing purposes)</w:t>
+      <w:proofErr w:type="spellStart"/>
+      <w:r>
+        <w:rPr>
+          <w:rFonts w:ascii="Consolas" w:hAnsi="Consolas"/>
+        </w:rPr>
+        <w:t>Changed</w:t>
+      </w:r>
+      <w:proofErr w:type="spellEnd"/>
+      <w:r>
+        <w:rPr>
+          <w:rFonts w:ascii="Consolas" w:hAnsi="Consolas"/>
+        </w:rPr>
+        <w:t xml:space="preserve"> </w:t>
+      </w:r>
+      <w:proofErr w:type="spellStart"/>
+      <w:r>
+        <w:rPr>
+          <w:rFonts w:ascii="Consolas" w:hAnsi="Consolas"/>
+        </w:rPr>
+        <w:t>the</w:t>
+      </w:r>
+      <w:proofErr w:type="spellEnd"/>
+      <w:r>
+        <w:rPr>
+          <w:rFonts w:ascii="Consolas" w:hAnsi="Consolas"/>
+        </w:rPr>
+        <w:t xml:space="preserve"> private switch </w:t>
+      </w:r>
+      <w:proofErr w:type="spellStart"/>
+      <w:r>
+        <w:rPr>
+          <w:rFonts w:ascii="Consolas" w:hAnsi="Consolas"/>
+        </w:rPr>
+        <w:t>to</w:t>
+      </w:r>
+      <w:proofErr w:type="spellEnd"/>
+      <w:r>
+        <w:rPr>
+          <w:rFonts w:ascii="Consolas" w:hAnsi="Consolas"/>
+        </w:rPr>
+        <w:t xml:space="preserve"> an internal switc</w:t>
+      </w:r>
+      <w:r>
+        <w:rPr>
+          <w:rFonts w:ascii="Consolas" w:hAnsi="Consolas"/>
+        </w:rPr>
+        <w:t xml:space="preserve">h and </w:t>
+      </w:r>
+      <w:proofErr w:type="spellStart"/>
+      <w:r>
+        <w:rPr>
+          <w:rFonts w:ascii="Consolas" w:hAnsi="Consolas"/>
+        </w:rPr>
+        <w:t>configured</w:t>
+      </w:r>
+      <w:proofErr w:type="spellEnd"/>
+      <w:r>
+        <w:rPr>
+          <w:rFonts w:ascii="Consolas" w:hAnsi="Consolas"/>
+        </w:rPr>
+        <w:t xml:space="preserve"> </w:t>
+      </w:r>
+      <w:proofErr w:type="spellStart"/>
+      <w:r>
+        <w:rPr>
+          <w:rFonts w:ascii="Consolas" w:hAnsi="Consolas"/>
+        </w:rPr>
+        <w:t>ThinkHorse</w:t>
+      </w:r>
+      <w:proofErr w:type="spellEnd"/>
+      <w:r>
+        <w:rPr>
+          <w:rFonts w:ascii="Consolas" w:hAnsi="Consolas"/>
+        </w:rPr>
+        <w:t xml:space="preserve"> </w:t>
+      </w:r>
+      <w:proofErr w:type="spellStart"/>
+      <w:r>
+        <w:rPr>
+          <w:rFonts w:ascii="Consolas" w:hAnsi="Consolas"/>
+        </w:rPr>
+        <w:t>to</w:t>
+      </w:r>
+      <w:proofErr w:type="spellEnd"/>
+      <w:r>
+        <w:rPr>
+          <w:rFonts w:ascii="Consolas" w:hAnsi="Consolas"/>
+        </w:rPr>
+        <w:t xml:space="preserve"> </w:t>
+      </w:r>
+      <w:proofErr w:type="spellStart"/>
+      <w:r>
+        <w:rPr>
+          <w:rFonts w:ascii="Consolas" w:hAnsi="Consolas"/>
+        </w:rPr>
+        <w:t>be</w:t>
+      </w:r>
+      <w:proofErr w:type="spellEnd"/>
+      <w:r>
+        <w:rPr>
+          <w:rFonts w:ascii="Consolas" w:hAnsi="Consolas"/>
+        </w:rPr>
+        <w:t xml:space="preserve"> </w:t>
+      </w:r>
+      <w:proofErr w:type="spellStart"/>
+      <w:r>
+        <w:rPr>
+          <w:rFonts w:ascii="Consolas" w:hAnsi="Consolas"/>
+        </w:rPr>
+        <w:t>part</w:t>
+      </w:r>
+      <w:proofErr w:type="spellEnd"/>
+      <w:r>
+        <w:rPr>
+          <w:rFonts w:ascii="Consolas" w:hAnsi="Consolas"/>
+        </w:rPr>
+        <w:t xml:space="preserve"> </w:t>
+      </w:r>
+      <w:proofErr w:type="spellStart"/>
+      <w:r>
+        <w:rPr>
+          <w:rFonts w:ascii="Consolas" w:hAnsi="Consolas"/>
+        </w:rPr>
+        <w:t>of</w:t>
+      </w:r>
+      <w:proofErr w:type="spellEnd"/>
+      <w:r>
+        <w:rPr>
+          <w:rFonts w:ascii="Consolas" w:hAnsi="Consolas"/>
+        </w:rPr>
+        <w:t xml:space="preserve"> network.</w:t>
+      </w:r>
+      <w:r>
+        <w:rPr>
+          <w:rFonts w:ascii="Consolas" w:hAnsi="Consolas"/>
+        </w:rPr>
+        <w:t xml:space="preserve"> (</w:t>
+      </w:r>
+      <w:proofErr w:type="spellStart"/>
+      <w:r>
+        <w:rPr>
+          <w:rFonts w:ascii="Consolas" w:hAnsi="Consolas"/>
+        </w:rPr>
+        <w:t>testing</w:t>
+      </w:r>
+      <w:proofErr w:type="spellEnd"/>
+      <w:r>
+        <w:rPr>
+          <w:rFonts w:ascii="Consolas" w:hAnsi="Consolas"/>
+        </w:rPr>
+        <w:t xml:space="preserve"> </w:t>
+      </w:r>
+      <w:proofErr w:type="spellStart"/>
+      <w:r>
+        <w:rPr>
+          <w:rFonts w:ascii="Consolas" w:hAnsi="Consolas"/>
+        </w:rPr>
+        <w:t>purposes</w:t>
+      </w:r>
+      <w:proofErr w:type="spellEnd"/>
+      <w:r>
+        <w:rPr>
+          <w:rFonts w:ascii="Consolas" w:hAnsi="Consolas"/>
+        </w:rPr>
+        <w:t>)</w:t>
       </w:r>
     </w:p>
     <w:p>
@@ -311,13 +1263,223 @@
         <w:rPr>
           <w:rFonts w:ascii="Consolas" w:hAnsi="Consolas"/>
         </w:rPr>
-        <w:t xml:space="preserve">- Talked to Work colleague about project. He suggested integrating </w:t>
-      </w:r>
-      <w:r>
-        <w:rPr>
-          <w:rFonts w:ascii="Consolas" w:hAnsi="Consolas"/>
-        </w:rPr>
-        <w:t>SNMP and WIM, so i researched what they are and how it would look.</w:t>
+        <w:t xml:space="preserve">- </w:t>
+      </w:r>
+      <w:proofErr w:type="spellStart"/>
+      <w:r>
+        <w:rPr>
+          <w:rFonts w:ascii="Consolas" w:hAnsi="Consolas"/>
+        </w:rPr>
+        <w:t>Talked</w:t>
+      </w:r>
+      <w:proofErr w:type="spellEnd"/>
+      <w:r>
+        <w:rPr>
+          <w:rFonts w:ascii="Consolas" w:hAnsi="Consolas"/>
+        </w:rPr>
+        <w:t xml:space="preserve"> </w:t>
+      </w:r>
+      <w:proofErr w:type="spellStart"/>
+      <w:r>
+        <w:rPr>
+          <w:rFonts w:ascii="Consolas" w:hAnsi="Consolas"/>
+        </w:rPr>
+        <w:t>to</w:t>
+      </w:r>
+      <w:proofErr w:type="spellEnd"/>
+      <w:r>
+        <w:rPr>
+          <w:rFonts w:ascii="Consolas" w:hAnsi="Consolas"/>
+        </w:rPr>
+        <w:t xml:space="preserve"> Work </w:t>
+      </w:r>
+      <w:proofErr w:type="spellStart"/>
+      <w:r>
+        <w:rPr>
+          <w:rFonts w:ascii="Consolas" w:hAnsi="Consolas"/>
+        </w:rPr>
+        <w:t>colleague</w:t>
+      </w:r>
+      <w:proofErr w:type="spellEnd"/>
+      <w:r>
+        <w:rPr>
+          <w:rFonts w:ascii="Consolas" w:hAnsi="Consolas"/>
+        </w:rPr>
+        <w:t xml:space="preserve"> </w:t>
+      </w:r>
+      <w:proofErr w:type="spellStart"/>
+      <w:r>
+        <w:rPr>
+          <w:rFonts w:ascii="Consolas" w:hAnsi="Consolas"/>
+        </w:rPr>
+        <w:t>about</w:t>
+      </w:r>
+      <w:proofErr w:type="spellEnd"/>
+      <w:r>
+        <w:rPr>
+          <w:rFonts w:ascii="Consolas" w:hAnsi="Consolas"/>
+        </w:rPr>
+        <w:t xml:space="preserve"> </w:t>
+      </w:r>
+      <w:proofErr w:type="spellStart"/>
+      <w:r>
+        <w:rPr>
+          <w:rFonts w:ascii="Consolas" w:hAnsi="Consolas"/>
+        </w:rPr>
+        <w:t>project</w:t>
+      </w:r>
+      <w:proofErr w:type="spellEnd"/>
+      <w:r>
+        <w:rPr>
+          <w:rFonts w:ascii="Consolas" w:hAnsi="Consolas"/>
+        </w:rPr>
+        <w:t xml:space="preserve">. He </w:t>
+      </w:r>
+      <w:proofErr w:type="spellStart"/>
+      <w:r>
+        <w:rPr>
+          <w:rFonts w:ascii="Consolas" w:hAnsi="Consolas"/>
+        </w:rPr>
+        <w:t>suggested</w:t>
+      </w:r>
+      <w:proofErr w:type="spellEnd"/>
+      <w:r>
+        <w:rPr>
+          <w:rFonts w:ascii="Consolas" w:hAnsi="Consolas"/>
+        </w:rPr>
+        <w:t xml:space="preserve"> </w:t>
+      </w:r>
+      <w:proofErr w:type="spellStart"/>
+      <w:r>
+        <w:rPr>
+          <w:rFonts w:ascii="Consolas" w:hAnsi="Consolas"/>
+        </w:rPr>
+        <w:t>integrating</w:t>
+      </w:r>
+      <w:proofErr w:type="spellEnd"/>
+      <w:r>
+        <w:rPr>
+          <w:rFonts w:ascii="Consolas" w:hAnsi="Consolas"/>
+        </w:rPr>
+        <w:t xml:space="preserve"> </w:t>
+      </w:r>
+      <w:r>
+        <w:rPr>
+          <w:rFonts w:ascii="Consolas" w:hAnsi="Consolas"/>
+        </w:rPr>
+        <w:t xml:space="preserve">SNMP and WIM, so i </w:t>
+      </w:r>
+      <w:proofErr w:type="spellStart"/>
+      <w:r>
+        <w:rPr>
+          <w:rFonts w:ascii="Consolas" w:hAnsi="Consolas"/>
+        </w:rPr>
+        <w:t>researched</w:t>
+      </w:r>
+      <w:proofErr w:type="spellEnd"/>
+      <w:r>
+        <w:rPr>
+          <w:rFonts w:ascii="Consolas" w:hAnsi="Consolas"/>
+        </w:rPr>
+        <w:t xml:space="preserve"> </w:t>
+      </w:r>
+      <w:proofErr w:type="spellStart"/>
+      <w:r>
+        <w:rPr>
+          <w:rFonts w:ascii="Consolas" w:hAnsi="Consolas"/>
+        </w:rPr>
+        <w:t>what</w:t>
+      </w:r>
+      <w:proofErr w:type="spellEnd"/>
+      <w:r>
+        <w:rPr>
+          <w:rFonts w:ascii="Consolas" w:hAnsi="Consolas"/>
+        </w:rPr>
+        <w:t xml:space="preserve"> </w:t>
+      </w:r>
+      <w:proofErr w:type="spellStart"/>
+      <w:r>
+        <w:rPr>
+          <w:rFonts w:ascii="Consolas" w:hAnsi="Consolas"/>
+        </w:rPr>
+        <w:t>they</w:t>
+      </w:r>
+      <w:proofErr w:type="spellEnd"/>
+      <w:r>
+        <w:rPr>
+          <w:rFonts w:ascii="Consolas" w:hAnsi="Consolas"/>
+        </w:rPr>
+        <w:t xml:space="preserve"> </w:t>
+      </w:r>
+      <w:proofErr w:type="spellStart"/>
+      <w:r>
+        <w:rPr>
+          <w:rFonts w:ascii="Consolas" w:hAnsi="Consolas"/>
+        </w:rPr>
+        <w:t>are</w:t>
+      </w:r>
+      <w:proofErr w:type="spellEnd"/>
+      <w:r>
+        <w:rPr>
+          <w:rFonts w:ascii="Consolas" w:hAnsi="Consolas"/>
+        </w:rPr>
+        <w:t xml:space="preserve"> and </w:t>
+      </w:r>
+      <w:proofErr w:type="spellStart"/>
+      <w:r>
+        <w:rPr>
+          <w:rFonts w:ascii="Consolas" w:hAnsi="Consolas"/>
+        </w:rPr>
+        <w:t>how</w:t>
+      </w:r>
+      <w:proofErr w:type="spellEnd"/>
+      <w:r>
+        <w:rPr>
+          <w:rFonts w:ascii="Consolas" w:hAnsi="Consolas"/>
+        </w:rPr>
+        <w:t xml:space="preserve"> </w:t>
+      </w:r>
+      <w:proofErr w:type="spellStart"/>
+      <w:r>
+        <w:rPr>
+          <w:rFonts w:ascii="Consolas" w:hAnsi="Consolas"/>
+        </w:rPr>
+        <w:t>it</w:t>
+      </w:r>
+      <w:proofErr w:type="spellEnd"/>
+      <w:r>
+        <w:rPr>
+          <w:rFonts w:ascii="Consolas" w:hAnsi="Consolas"/>
+        </w:rPr>
+        <w:t xml:space="preserve"> </w:t>
+      </w:r>
+      <w:proofErr w:type="spellStart"/>
+      <w:r>
+        <w:rPr>
+          <w:rFonts w:ascii="Consolas" w:hAnsi="Consolas"/>
+        </w:rPr>
+        <w:t>would</w:t>
+      </w:r>
+      <w:proofErr w:type="spellEnd"/>
+      <w:r>
+        <w:rPr>
+          <w:rFonts w:ascii="Consolas" w:hAnsi="Consolas"/>
+        </w:rPr>
+        <w:t xml:space="preserve"> </w:t>
+      </w:r>
+      <w:proofErr w:type="spellStart"/>
+      <w:r>
+        <w:rPr>
+          <w:rFonts w:ascii="Consolas" w:hAnsi="Consolas"/>
+        </w:rPr>
+        <w:t>look</w:t>
+      </w:r>
+      <w:proofErr w:type="spellEnd"/>
+      <w:r>
+        <w:rPr>
+          <w:rFonts w:ascii="Consolas" w:hAnsi="Consolas"/>
+        </w:rPr>
+        <w:t>.</w:t>
       </w:r>
     </w:p>
     <w:p>
@@ -337,20 +1499,394 @@
         <w:rPr>
           <w:rFonts w:ascii="Consolas" w:hAnsi="Consolas"/>
         </w:rPr>
-        <w:t xml:space="preserve"> Realised including SNMP here adds quite a bit of complexity. Current Plan : manage to ping the addresses from the .csv file via pythonping simply.</w:t>
-      </w:r>
-      <w:r>
-        <w:rPr>
-          <w:rFonts w:ascii="Consolas" w:hAnsi="Consolas"/>
-        </w:rPr>
-        <w:t xml:space="preserve"> Leave SNMP for when i can confidently work with .csv</w:t>
-      </w:r>
+        <w:t xml:space="preserve"> </w:t>
+      </w:r>
+      <w:proofErr w:type="spellStart"/>
+      <w:r>
+        <w:rPr>
+          <w:rFonts w:ascii="Consolas" w:hAnsi="Consolas"/>
+        </w:rPr>
+        <w:t>Realised</w:t>
+      </w:r>
+      <w:proofErr w:type="spellEnd"/>
+      <w:r>
+        <w:rPr>
+          <w:rFonts w:ascii="Consolas" w:hAnsi="Consolas"/>
+        </w:rPr>
+        <w:t xml:space="preserve"> </w:t>
+      </w:r>
+      <w:proofErr w:type="spellStart"/>
+      <w:r>
+        <w:rPr>
+          <w:rFonts w:ascii="Consolas" w:hAnsi="Consolas"/>
+        </w:rPr>
+        <w:t>including</w:t>
+      </w:r>
+      <w:proofErr w:type="spellEnd"/>
+      <w:r>
+        <w:rPr>
+          <w:rFonts w:ascii="Consolas" w:hAnsi="Consolas"/>
+        </w:rPr>
+        <w:t xml:space="preserve"> SNMP </w:t>
+      </w:r>
+      <w:proofErr w:type="spellStart"/>
+      <w:r>
+        <w:rPr>
+          <w:rFonts w:ascii="Consolas" w:hAnsi="Consolas"/>
+        </w:rPr>
+        <w:t>here</w:t>
+      </w:r>
+      <w:proofErr w:type="spellEnd"/>
+      <w:r>
+        <w:rPr>
+          <w:rFonts w:ascii="Consolas" w:hAnsi="Consolas"/>
+        </w:rPr>
+        <w:t xml:space="preserve"> </w:t>
+      </w:r>
+      <w:proofErr w:type="spellStart"/>
+      <w:r>
+        <w:rPr>
+          <w:rFonts w:ascii="Consolas" w:hAnsi="Consolas"/>
+        </w:rPr>
+        <w:t>adds</w:t>
+      </w:r>
+      <w:proofErr w:type="spellEnd"/>
+      <w:r>
+        <w:rPr>
+          <w:rFonts w:ascii="Consolas" w:hAnsi="Consolas"/>
+        </w:rPr>
+        <w:t xml:space="preserve"> </w:t>
+      </w:r>
+      <w:proofErr w:type="spellStart"/>
+      <w:r>
+        <w:rPr>
+          <w:rFonts w:ascii="Consolas" w:hAnsi="Consolas"/>
+        </w:rPr>
+        <w:t>quite</w:t>
+      </w:r>
+      <w:proofErr w:type="spellEnd"/>
+      <w:r>
+        <w:rPr>
+          <w:rFonts w:ascii="Consolas" w:hAnsi="Consolas"/>
+        </w:rPr>
+        <w:t xml:space="preserve"> a </w:t>
+      </w:r>
+      <w:proofErr w:type="spellStart"/>
+      <w:r>
+        <w:rPr>
+          <w:rFonts w:ascii="Consolas" w:hAnsi="Consolas"/>
+        </w:rPr>
+        <w:t>bit</w:t>
+      </w:r>
+      <w:proofErr w:type="spellEnd"/>
+      <w:r>
+        <w:rPr>
+          <w:rFonts w:ascii="Consolas" w:hAnsi="Consolas"/>
+        </w:rPr>
+        <w:t xml:space="preserve"> </w:t>
+      </w:r>
+      <w:proofErr w:type="spellStart"/>
+      <w:r>
+        <w:rPr>
+          <w:rFonts w:ascii="Consolas" w:hAnsi="Consolas"/>
+        </w:rPr>
+        <w:t>of</w:t>
+      </w:r>
+      <w:proofErr w:type="spellEnd"/>
+      <w:r>
+        <w:rPr>
+          <w:rFonts w:ascii="Consolas" w:hAnsi="Consolas"/>
+        </w:rPr>
+        <w:t xml:space="preserve"> </w:t>
+      </w:r>
+      <w:proofErr w:type="spellStart"/>
+      <w:r>
+        <w:rPr>
+          <w:rFonts w:ascii="Consolas" w:hAnsi="Consolas"/>
+        </w:rPr>
+        <w:t>complexity</w:t>
+      </w:r>
+      <w:proofErr w:type="spellEnd"/>
+      <w:r>
+        <w:rPr>
+          <w:rFonts w:ascii="Consolas" w:hAnsi="Consolas"/>
+        </w:rPr>
+        <w:t xml:space="preserve">. </w:t>
+      </w:r>
+      <w:proofErr w:type="spellStart"/>
+      <w:r>
+        <w:rPr>
+          <w:rFonts w:ascii="Consolas" w:hAnsi="Consolas"/>
+        </w:rPr>
+        <w:t>Current</w:t>
+      </w:r>
+      <w:proofErr w:type="spellEnd"/>
+      <w:r>
+        <w:rPr>
+          <w:rFonts w:ascii="Consolas" w:hAnsi="Consolas"/>
+        </w:rPr>
+        <w:t xml:space="preserve"> </w:t>
+      </w:r>
+      <w:proofErr w:type="gramStart"/>
+      <w:r>
+        <w:rPr>
+          <w:rFonts w:ascii="Consolas" w:hAnsi="Consolas"/>
+        </w:rPr>
+        <w:t>Plan :</w:t>
+      </w:r>
+      <w:proofErr w:type="gramEnd"/>
+      <w:r>
+        <w:rPr>
+          <w:rFonts w:ascii="Consolas" w:hAnsi="Consolas"/>
+        </w:rPr>
+        <w:t xml:space="preserve"> manage </w:t>
+      </w:r>
+      <w:proofErr w:type="spellStart"/>
+      <w:r>
+        <w:rPr>
+          <w:rFonts w:ascii="Consolas" w:hAnsi="Consolas"/>
+        </w:rPr>
+        <w:t>to</w:t>
+      </w:r>
+      <w:proofErr w:type="spellEnd"/>
+      <w:r>
+        <w:rPr>
+          <w:rFonts w:ascii="Consolas" w:hAnsi="Consolas"/>
+        </w:rPr>
+        <w:t xml:space="preserve"> ping </w:t>
+      </w:r>
+      <w:proofErr w:type="spellStart"/>
+      <w:r>
+        <w:rPr>
+          <w:rFonts w:ascii="Consolas" w:hAnsi="Consolas"/>
+        </w:rPr>
+        <w:t>the</w:t>
+      </w:r>
+      <w:proofErr w:type="spellEnd"/>
+      <w:r>
+        <w:rPr>
+          <w:rFonts w:ascii="Consolas" w:hAnsi="Consolas"/>
+        </w:rPr>
+        <w:t xml:space="preserve"> </w:t>
+      </w:r>
+      <w:proofErr w:type="spellStart"/>
+      <w:r>
+        <w:rPr>
+          <w:rFonts w:ascii="Consolas" w:hAnsi="Consolas"/>
+        </w:rPr>
+        <w:t>addresses</w:t>
+      </w:r>
+      <w:proofErr w:type="spellEnd"/>
+      <w:r>
+        <w:rPr>
+          <w:rFonts w:ascii="Consolas" w:hAnsi="Consolas"/>
+        </w:rPr>
+        <w:t xml:space="preserve"> </w:t>
+      </w:r>
+      <w:proofErr w:type="spellStart"/>
+      <w:r>
+        <w:rPr>
+          <w:rFonts w:ascii="Consolas" w:hAnsi="Consolas"/>
+        </w:rPr>
+        <w:t>from</w:t>
+      </w:r>
+      <w:proofErr w:type="spellEnd"/>
+      <w:r>
+        <w:rPr>
+          <w:rFonts w:ascii="Consolas" w:hAnsi="Consolas"/>
+        </w:rPr>
+        <w:t xml:space="preserve"> </w:t>
+      </w:r>
+      <w:proofErr w:type="spellStart"/>
+      <w:r>
+        <w:rPr>
+          <w:rFonts w:ascii="Consolas" w:hAnsi="Consolas"/>
+        </w:rPr>
+        <w:t>the</w:t>
+      </w:r>
+      <w:proofErr w:type="spellEnd"/>
       <w:r>
         <w:rPr>
           <w:rFonts w:ascii="Consolas" w:hAnsi="Consolas"/>
         </w:rPr>
         <w:t xml:space="preserve"> .</w:t>
       </w:r>
+      <w:proofErr w:type="spellStart"/>
+      <w:r>
+        <w:rPr>
+          <w:rFonts w:ascii="Consolas" w:hAnsi="Consolas"/>
+        </w:rPr>
+        <w:t>csv</w:t>
+      </w:r>
+      <w:proofErr w:type="spellEnd"/>
+      <w:r>
+        <w:rPr>
+          <w:rFonts w:ascii="Consolas" w:hAnsi="Consolas"/>
+        </w:rPr>
+        <w:t xml:space="preserve"> </w:t>
+      </w:r>
+      <w:proofErr w:type="spellStart"/>
+      <w:r>
+        <w:rPr>
+          <w:rFonts w:ascii="Consolas" w:hAnsi="Consolas"/>
+        </w:rPr>
+        <w:t>file</w:t>
+      </w:r>
+      <w:proofErr w:type="spellEnd"/>
+      <w:r>
+        <w:rPr>
+          <w:rFonts w:ascii="Consolas" w:hAnsi="Consolas"/>
+        </w:rPr>
+        <w:t xml:space="preserve"> via </w:t>
+      </w:r>
+      <w:proofErr w:type="spellStart"/>
+      <w:r>
+        <w:rPr>
+          <w:rFonts w:ascii="Consolas" w:hAnsi="Consolas"/>
+        </w:rPr>
+        <w:t>pythonping</w:t>
+      </w:r>
+      <w:proofErr w:type="spellEnd"/>
+      <w:r>
+        <w:rPr>
+          <w:rFonts w:ascii="Consolas" w:hAnsi="Consolas"/>
+        </w:rPr>
+        <w:t xml:space="preserve"> </w:t>
+      </w:r>
+      <w:proofErr w:type="spellStart"/>
+      <w:r>
+        <w:rPr>
+          <w:rFonts w:ascii="Consolas" w:hAnsi="Consolas"/>
+        </w:rPr>
+        <w:t>simply</w:t>
+      </w:r>
+      <w:proofErr w:type="spellEnd"/>
+      <w:r>
+        <w:rPr>
+          <w:rFonts w:ascii="Consolas" w:hAnsi="Consolas"/>
+        </w:rPr>
+        <w:t>.</w:t>
+      </w:r>
+      <w:r>
+        <w:rPr>
+          <w:rFonts w:ascii="Consolas" w:hAnsi="Consolas"/>
+        </w:rPr>
+        <w:t xml:space="preserve"> </w:t>
+      </w:r>
+      <w:proofErr w:type="spellStart"/>
+      <w:r>
+        <w:rPr>
+          <w:rFonts w:ascii="Consolas" w:hAnsi="Consolas"/>
+        </w:rPr>
+        <w:t>Leave</w:t>
+      </w:r>
+      <w:proofErr w:type="spellEnd"/>
+      <w:r>
+        <w:rPr>
+          <w:rFonts w:ascii="Consolas" w:hAnsi="Consolas"/>
+        </w:rPr>
+        <w:t xml:space="preserve"> SNMP </w:t>
+      </w:r>
+      <w:proofErr w:type="spellStart"/>
+      <w:r>
+        <w:rPr>
+          <w:rFonts w:ascii="Consolas" w:hAnsi="Consolas"/>
+        </w:rPr>
+        <w:t>for</w:t>
+      </w:r>
+      <w:proofErr w:type="spellEnd"/>
+      <w:r>
+        <w:rPr>
+          <w:rFonts w:ascii="Consolas" w:hAnsi="Consolas"/>
+        </w:rPr>
+        <w:t xml:space="preserve"> </w:t>
+      </w:r>
+      <w:proofErr w:type="spellStart"/>
+      <w:r>
+        <w:rPr>
+          <w:rFonts w:ascii="Consolas" w:hAnsi="Consolas"/>
+        </w:rPr>
+        <w:t>when</w:t>
+      </w:r>
+      <w:proofErr w:type="spellEnd"/>
+      <w:r>
+        <w:rPr>
+          <w:rFonts w:ascii="Consolas" w:hAnsi="Consolas"/>
+        </w:rPr>
+        <w:t xml:space="preserve"> i </w:t>
+      </w:r>
+      <w:proofErr w:type="spellStart"/>
+      <w:r>
+        <w:rPr>
+          <w:rFonts w:ascii="Consolas" w:hAnsi="Consolas"/>
+        </w:rPr>
+        <w:t>can</w:t>
+      </w:r>
+      <w:proofErr w:type="spellEnd"/>
+      <w:r>
+        <w:rPr>
+          <w:rFonts w:ascii="Consolas" w:hAnsi="Consolas"/>
+        </w:rPr>
+        <w:t xml:space="preserve"> </w:t>
+      </w:r>
+      <w:proofErr w:type="spellStart"/>
+      <w:r>
+        <w:rPr>
+          <w:rFonts w:ascii="Consolas" w:hAnsi="Consolas"/>
+        </w:rPr>
+        <w:t>confidently</w:t>
+      </w:r>
+      <w:proofErr w:type="spellEnd"/>
+      <w:r>
+        <w:rPr>
+          <w:rFonts w:ascii="Consolas" w:hAnsi="Consolas"/>
+        </w:rPr>
+        <w:t xml:space="preserve"> </w:t>
+      </w:r>
+      <w:proofErr w:type="spellStart"/>
+      <w:r>
+        <w:rPr>
+          <w:rFonts w:ascii="Consolas" w:hAnsi="Consolas"/>
+        </w:rPr>
+        <w:t>work</w:t>
+      </w:r>
+      <w:proofErr w:type="spellEnd"/>
+      <w:r>
+        <w:rPr>
+          <w:rFonts w:ascii="Consolas" w:hAnsi="Consolas"/>
+        </w:rPr>
+        <w:t xml:space="preserve"> </w:t>
+      </w:r>
+      <w:proofErr w:type="spellStart"/>
+      <w:r>
+        <w:rPr>
+          <w:rFonts w:ascii="Consolas" w:hAnsi="Consolas"/>
+        </w:rPr>
+        <w:t>with</w:t>
+      </w:r>
+      <w:proofErr w:type="spellEnd"/>
+      <w:r>
+        <w:rPr>
+          <w:rFonts w:ascii="Consolas" w:hAnsi="Consolas"/>
+        </w:rPr>
+        <w:t xml:space="preserve"> .</w:t>
+      </w:r>
+      <w:proofErr w:type="spellStart"/>
+      <w:proofErr w:type="gramStart"/>
+      <w:r>
+        <w:rPr>
+          <w:rFonts w:ascii="Consolas" w:hAnsi="Consolas"/>
+        </w:rPr>
+        <w:t>csv</w:t>
+      </w:r>
+      <w:proofErr w:type="spellEnd"/>
+      <w:r>
+        <w:rPr>
+          <w:rFonts w:ascii="Consolas" w:hAnsi="Consolas"/>
+        </w:rPr>
+        <w:t xml:space="preserve"> .</w:t>
+      </w:r>
+      <w:proofErr w:type="gramEnd"/>
     </w:p>
     <w:p>
       <w:pPr>
@@ -363,13 +1899,230 @@
         <w:rPr>
           <w:rFonts w:ascii="Consolas" w:hAnsi="Consolas"/>
         </w:rPr>
-        <w:t>- Worked on Poller.py</w:t>
-      </w:r>
-      <w:r>
-        <w:rPr>
-          <w:rFonts w:ascii="Consolas" w:hAnsi="Consolas"/>
-        </w:rPr>
-        <w:t>, cant refer to specific columns yet.</w:t>
+        <w:t xml:space="preserve">- </w:t>
+      </w:r>
+      <w:proofErr w:type="spellStart"/>
+      <w:r>
+        <w:rPr>
+          <w:rFonts w:ascii="Consolas" w:hAnsi="Consolas"/>
+        </w:rPr>
+        <w:t>Worked</w:t>
+      </w:r>
+      <w:proofErr w:type="spellEnd"/>
+      <w:r>
+        <w:rPr>
+          <w:rFonts w:ascii="Consolas" w:hAnsi="Consolas"/>
+        </w:rPr>
+        <w:t xml:space="preserve"> on Poller.py</w:t>
+      </w:r>
+      <w:r>
+        <w:rPr>
+          <w:rFonts w:ascii="Consolas" w:hAnsi="Consolas"/>
+        </w:rPr>
+        <w:t xml:space="preserve">, </w:t>
+      </w:r>
+      <w:proofErr w:type="spellStart"/>
+      <w:r>
+        <w:rPr>
+          <w:rFonts w:ascii="Consolas" w:hAnsi="Consolas"/>
+        </w:rPr>
+        <w:t>cant</w:t>
+      </w:r>
+      <w:proofErr w:type="spellEnd"/>
+      <w:r>
+        <w:rPr>
+          <w:rFonts w:ascii="Consolas" w:hAnsi="Consolas"/>
+        </w:rPr>
+        <w:t xml:space="preserve"> </w:t>
+      </w:r>
+      <w:proofErr w:type="spellStart"/>
+      <w:r>
+        <w:rPr>
+          <w:rFonts w:ascii="Consolas" w:hAnsi="Consolas"/>
+        </w:rPr>
+        <w:t>refer</w:t>
+      </w:r>
+      <w:proofErr w:type="spellEnd"/>
+      <w:r>
+        <w:rPr>
+          <w:rFonts w:ascii="Consolas" w:hAnsi="Consolas"/>
+        </w:rPr>
+        <w:t xml:space="preserve"> </w:t>
+      </w:r>
+      <w:proofErr w:type="spellStart"/>
+      <w:r>
+        <w:rPr>
+          <w:rFonts w:ascii="Consolas" w:hAnsi="Consolas"/>
+        </w:rPr>
+        <w:t>to</w:t>
+      </w:r>
+      <w:proofErr w:type="spellEnd"/>
+      <w:r>
+        <w:rPr>
+          <w:rFonts w:ascii="Consolas" w:hAnsi="Consolas"/>
+        </w:rPr>
+        <w:t xml:space="preserve"> </w:t>
+      </w:r>
+      <w:proofErr w:type="spellStart"/>
+      <w:r>
+        <w:rPr>
+          <w:rFonts w:ascii="Consolas" w:hAnsi="Consolas"/>
+        </w:rPr>
+        <w:t>specific</w:t>
+      </w:r>
+      <w:proofErr w:type="spellEnd"/>
+      <w:r>
+        <w:rPr>
+          <w:rFonts w:ascii="Consolas" w:hAnsi="Consolas"/>
+        </w:rPr>
+        <w:t xml:space="preserve"> </w:t>
+      </w:r>
+      <w:proofErr w:type="spellStart"/>
+      <w:r>
+        <w:rPr>
+          <w:rFonts w:ascii="Consolas" w:hAnsi="Consolas"/>
+        </w:rPr>
+        <w:t>columns</w:t>
+      </w:r>
+      <w:proofErr w:type="spellEnd"/>
+      <w:r>
+        <w:rPr>
+          <w:rFonts w:ascii="Consolas" w:hAnsi="Consolas"/>
+        </w:rPr>
+        <w:t xml:space="preserve"> </w:t>
+      </w:r>
+      <w:proofErr w:type="spellStart"/>
+      <w:r>
+        <w:rPr>
+          <w:rFonts w:ascii="Consolas" w:hAnsi="Consolas"/>
+        </w:rPr>
+        <w:t>yet</w:t>
+      </w:r>
+      <w:proofErr w:type="spellEnd"/>
+    </w:p>
+    <w:p>
+      <w:pPr>
+        <w:rPr>
+          <w:rFonts w:ascii="Consolas" w:hAnsi="Consolas"/>
+        </w:rPr>
+      </w:pPr>
+      <w:r>
+        <w:rPr>
+          <w:rFonts w:ascii="Consolas" w:hAnsi="Consolas"/>
+        </w:rPr>
+        <w:t>13.07:</w:t>
+      </w:r>
+    </w:p>
+    <w:p>
+      <w:pPr>
+        <w:rPr>
+          <w:rFonts w:ascii="Consolas" w:hAnsi="Consolas"/>
+        </w:rPr>
+      </w:pPr>
+      <w:r>
+        <w:rPr>
+          <w:rFonts w:ascii="Consolas" w:hAnsi="Consolas"/>
+        </w:rPr>
+        <w:tab/>
+        <w:t xml:space="preserve">- </w:t>
+      </w:r>
+      <w:proofErr w:type="spellStart"/>
+      <w:r>
+        <w:rPr>
+          <w:rFonts w:ascii="Consolas" w:hAnsi="Consolas"/>
+        </w:rPr>
+        <w:t>Issue</w:t>
+      </w:r>
+      <w:proofErr w:type="spellEnd"/>
+      <w:r>
+        <w:rPr>
+          <w:rFonts w:ascii="Consolas" w:hAnsi="Consolas"/>
+        </w:rPr>
+        <w:t xml:space="preserve"> was </w:t>
+      </w:r>
+      <w:proofErr w:type="spellStart"/>
+      <w:r>
+        <w:rPr>
+          <w:rFonts w:ascii="Consolas" w:hAnsi="Consolas"/>
+        </w:rPr>
+        <w:t>very</w:t>
+      </w:r>
+      <w:proofErr w:type="spellEnd"/>
+      <w:r>
+        <w:rPr>
+          <w:rFonts w:ascii="Consolas" w:hAnsi="Consolas"/>
+        </w:rPr>
+        <w:t xml:space="preserve"> </w:t>
+      </w:r>
+      <w:proofErr w:type="gramStart"/>
+      <w:r>
+        <w:rPr>
+          <w:rFonts w:ascii="Consolas" w:hAnsi="Consolas"/>
+        </w:rPr>
+        <w:t>simple</w:t>
+      </w:r>
+      <w:proofErr w:type="gramEnd"/>
+      <w:r>
+        <w:rPr>
+          <w:rFonts w:ascii="Consolas" w:hAnsi="Consolas"/>
+        </w:rPr>
+        <w:t xml:space="preserve">. </w:t>
+      </w:r>
+      <w:proofErr w:type="spellStart"/>
+      <w:r>
+        <w:rPr>
+          <w:rFonts w:ascii="Consolas" w:hAnsi="Consolas"/>
+        </w:rPr>
+        <w:t>Finished</w:t>
+      </w:r>
+      <w:proofErr w:type="spellEnd"/>
+      <w:r>
+        <w:rPr>
+          <w:rFonts w:ascii="Consolas" w:hAnsi="Consolas"/>
+        </w:rPr>
+        <w:t xml:space="preserve"> Task </w:t>
+      </w:r>
+      <w:proofErr w:type="spellStart"/>
+      <w:r>
+        <w:rPr>
+          <w:rFonts w:ascii="Consolas" w:hAnsi="Consolas"/>
+        </w:rPr>
+        <w:t>within</w:t>
+      </w:r>
+      <w:proofErr w:type="spellEnd"/>
+      <w:r>
+        <w:rPr>
+          <w:rFonts w:ascii="Consolas" w:hAnsi="Consolas"/>
+        </w:rPr>
+        <w:t xml:space="preserve"> 7 </w:t>
+      </w:r>
+      <w:proofErr w:type="spellStart"/>
+      <w:r>
+        <w:rPr>
+          <w:rFonts w:ascii="Consolas" w:hAnsi="Consolas"/>
+        </w:rPr>
+        <w:t>lines</w:t>
+      </w:r>
+      <w:proofErr w:type="spellEnd"/>
+      <w:r>
+        <w:rPr>
+          <w:rFonts w:ascii="Consolas" w:hAnsi="Consolas"/>
+        </w:rPr>
+        <w:t xml:space="preserve"> </w:t>
+      </w:r>
+      <w:proofErr w:type="spellStart"/>
+      <w:r>
+        <w:rPr>
+          <w:rFonts w:ascii="Consolas" w:hAnsi="Consolas"/>
+        </w:rPr>
+        <w:t>of</w:t>
+      </w:r>
+      <w:proofErr w:type="spellEnd"/>
+      <w:r>
+        <w:rPr>
+          <w:rFonts w:ascii="Consolas" w:hAnsi="Consolas"/>
+        </w:rPr>
+        <w:t xml:space="preserve"> code.</w:t>
       </w:r>
     </w:p>
     <w:sectPr>

--- a/documentation/2. Ping poller.docx
+++ b/documentation/2. Ping poller.docx
@@ -853,21 +853,7 @@
         <w:rPr>
           <w:rFonts w:ascii="Consolas" w:hAnsi="Consolas"/>
         </w:rPr>
-        <w:t xml:space="preserve">. </w:t>
-      </w:r>
-      <w:proofErr w:type="gramStart"/>
-      <w:r>
-        <w:rPr>
-          <w:rFonts w:ascii="Consolas" w:hAnsi="Consolas"/>
-        </w:rPr>
-        <w:t>Fix :</w:t>
-      </w:r>
-      <w:proofErr w:type="gramEnd"/>
-      <w:r>
-        <w:rPr>
-          <w:rFonts w:ascii="Consolas" w:hAnsi="Consolas"/>
-        </w:rPr>
-        <w:t xml:space="preserve"> </w:t>
+        <w:t xml:space="preserve">. Fix : </w:t>
       </w:r>
     </w:p>
     <w:p>
@@ -1625,21 +1611,7 @@
         <w:rPr>
           <w:rFonts w:ascii="Consolas" w:hAnsi="Consolas"/>
         </w:rPr>
-        <w:t xml:space="preserve"> </w:t>
-      </w:r>
-      <w:proofErr w:type="gramStart"/>
-      <w:r>
-        <w:rPr>
-          <w:rFonts w:ascii="Consolas" w:hAnsi="Consolas"/>
-        </w:rPr>
-        <w:t>Plan :</w:t>
-      </w:r>
-      <w:proofErr w:type="gramEnd"/>
-      <w:r>
-        <w:rPr>
-          <w:rFonts w:ascii="Consolas" w:hAnsi="Consolas"/>
-        </w:rPr>
-        <w:t xml:space="preserve"> manage </w:t>
+        <w:t xml:space="preserve"> Plan : manage </w:t>
       </w:r>
       <w:proofErr w:type="spellStart"/>
       <w:r>
@@ -1872,7 +1844,6 @@
         <w:t xml:space="preserve"> .</w:t>
       </w:r>
       <w:proofErr w:type="spellStart"/>
-      <w:proofErr w:type="gramStart"/>
       <w:r>
         <w:rPr>
           <w:rFonts w:ascii="Consolas" w:hAnsi="Consolas"/>
@@ -1886,7 +1857,6 @@
         </w:rPr>
         <w:t xml:space="preserve"> .</w:t>
       </w:r>
-      <w:proofErr w:type="gramEnd"/>
     </w:p>
     <w:p>
       <w:pPr>
@@ -2031,98 +2001,84 @@
         <w:rPr>
           <w:rFonts w:ascii="Consolas" w:hAnsi="Consolas"/>
         </w:rPr>
-        <w:t>Issue</w:t>
-      </w:r>
-      <w:proofErr w:type="spellEnd"/>
-      <w:r>
-        <w:rPr>
-          <w:rFonts w:ascii="Consolas" w:hAnsi="Consolas"/>
-        </w:rPr>
-        <w:t xml:space="preserve"> was </w:t>
-      </w:r>
-      <w:proofErr w:type="spellStart"/>
-      <w:r>
-        <w:rPr>
-          <w:rFonts w:ascii="Consolas" w:hAnsi="Consolas"/>
-        </w:rPr>
-        <w:t>very</w:t>
-      </w:r>
-      <w:proofErr w:type="spellEnd"/>
-      <w:r>
-        <w:rPr>
-          <w:rFonts w:ascii="Consolas" w:hAnsi="Consolas"/>
-        </w:rPr>
-        <w:t xml:space="preserve"> </w:t>
-      </w:r>
-      <w:proofErr w:type="gramStart"/>
-      <w:r>
-        <w:rPr>
-          <w:rFonts w:ascii="Consolas" w:hAnsi="Consolas"/>
-        </w:rPr>
-        <w:t>simple</w:t>
-      </w:r>
-      <w:proofErr w:type="gramEnd"/>
-      <w:r>
-        <w:rPr>
-          <w:rFonts w:ascii="Consolas" w:hAnsi="Consolas"/>
-        </w:rPr>
-        <w:t xml:space="preserve">. </w:t>
-      </w:r>
-      <w:proofErr w:type="spellStart"/>
-      <w:r>
-        <w:rPr>
-          <w:rFonts w:ascii="Consolas" w:hAnsi="Consolas"/>
-        </w:rPr>
-        <w:t>Finished</w:t>
-      </w:r>
-      <w:proofErr w:type="spellEnd"/>
-      <w:r>
-        <w:rPr>
-          <w:rFonts w:ascii="Consolas" w:hAnsi="Consolas"/>
-        </w:rPr>
-        <w:t xml:space="preserve"> Task </w:t>
-      </w:r>
-      <w:proofErr w:type="spellStart"/>
-      <w:r>
-        <w:rPr>
-          <w:rFonts w:ascii="Consolas" w:hAnsi="Consolas"/>
-        </w:rPr>
-        <w:t>within</w:t>
-      </w:r>
-      <w:proofErr w:type="spellEnd"/>
-      <w:r>
-        <w:rPr>
-          <w:rFonts w:ascii="Consolas" w:hAnsi="Consolas"/>
-        </w:rPr>
-        <w:t xml:space="preserve"> 7 </w:t>
-      </w:r>
-      <w:proofErr w:type="spellStart"/>
-      <w:r>
-        <w:rPr>
-          <w:rFonts w:ascii="Consolas" w:hAnsi="Consolas"/>
-        </w:rPr>
-        <w:t>lines</w:t>
-      </w:r>
-      <w:proofErr w:type="spellEnd"/>
-      <w:r>
-        <w:rPr>
-          <w:rFonts w:ascii="Consolas" w:hAnsi="Consolas"/>
-        </w:rPr>
-        <w:t xml:space="preserve"> </w:t>
-      </w:r>
-      <w:proofErr w:type="spellStart"/>
-      <w:r>
-        <w:rPr>
-          <w:rFonts w:ascii="Consolas" w:hAnsi="Consolas"/>
-        </w:rPr>
-        <w:t>of</w:t>
-      </w:r>
-      <w:proofErr w:type="spellEnd"/>
-      <w:r>
-        <w:rPr>
-          <w:rFonts w:ascii="Consolas" w:hAnsi="Consolas"/>
-        </w:rPr>
-        <w:t xml:space="preserve"> code.</w:t>
+        <w:t>Got</w:t>
+      </w:r>
+      <w:proofErr w:type="spellEnd"/>
+      <w:r>
+        <w:rPr>
+          <w:rFonts w:ascii="Consolas" w:hAnsi="Consolas"/>
+        </w:rPr>
+        <w:t xml:space="preserve"> </w:t>
+      </w:r>
+      <w:proofErr w:type="spellStart"/>
+      <w:r>
+        <w:rPr>
+          <w:rFonts w:ascii="Consolas" w:hAnsi="Consolas"/>
+        </w:rPr>
+        <w:t>pinging</w:t>
+      </w:r>
+      <w:proofErr w:type="spellEnd"/>
+      <w:r>
+        <w:rPr>
+          <w:rFonts w:ascii="Consolas" w:hAnsi="Consolas"/>
+        </w:rPr>
+        <w:t xml:space="preserve"> </w:t>
+      </w:r>
+      <w:proofErr w:type="spellStart"/>
+      <w:r>
+        <w:rPr>
+          <w:rFonts w:ascii="Consolas" w:hAnsi="Consolas"/>
+        </w:rPr>
+        <w:t>to</w:t>
+      </w:r>
+      <w:proofErr w:type="spellEnd"/>
+      <w:r>
+        <w:rPr>
+          <w:rFonts w:ascii="Consolas" w:hAnsi="Consolas"/>
+        </w:rPr>
+        <w:t xml:space="preserve"> </w:t>
+      </w:r>
+      <w:proofErr w:type="spellStart"/>
+      <w:r>
+        <w:rPr>
+          <w:rFonts w:ascii="Consolas" w:hAnsi="Consolas"/>
+        </w:rPr>
+        <w:t>work</w:t>
+      </w:r>
+      <w:proofErr w:type="spellEnd"/>
+      <w:r>
+        <w:rPr>
+          <w:rFonts w:ascii="Consolas" w:hAnsi="Consolas"/>
+        </w:rPr>
+        <w:t>.</w:t>
+      </w:r>
+    </w:p>
+    <w:p>
+      <w:pPr>
+        <w:rPr>
+          <w:rFonts w:ascii="Consolas" w:hAnsi="Consolas"/>
+        </w:rPr>
+      </w:pPr>
+      <w:r>
+        <w:rPr>
+          <w:rFonts w:ascii="Consolas" w:hAnsi="Consolas"/>
+        </w:rPr>
+        <w:lastRenderedPageBreak/>
+        <w:t>14.07:</w:t>
+      </w:r>
+    </w:p>
+    <w:p>
+      <w:pPr>
+        <w:rPr>
+          <w:rFonts w:ascii="Consolas" w:hAnsi="Consolas"/>
+        </w:rPr>
+      </w:pPr>
+      <w:r>
+        <w:rPr>
+          <w:rFonts w:ascii="Consolas" w:hAnsi="Consolas"/>
+        </w:rPr>
+        <w:tab/>
+        <w:t xml:space="preserve">- </w:t>
       </w:r>
     </w:p>
     <w:sectPr>

--- a/documentation/2. Ping poller.docx
+++ b/documentation/2. Ping poller.docx
@@ -7,11 +7,13 @@
         <w:pStyle w:val="berschrift1"/>
         <w:rPr>
           <w:rFonts w:ascii="Consolas" w:hAnsi="Consolas"/>
-        </w:rPr>
-      </w:pPr>
-      <w:r>
-        <w:rPr>
-          <w:rFonts w:ascii="Consolas" w:hAnsi="Consolas"/>
+          <w:lang w:val="en-US"/>
+        </w:rPr>
+      </w:pPr>
+      <w:r>
+        <w:rPr>
+          <w:rFonts w:ascii="Consolas" w:hAnsi="Consolas"/>
+          <w:lang w:val="en-US"/>
         </w:rPr>
         <w:t>2. Ping Poller – Poller.py that reads devices.csv and pings each.</w:t>
       </w:r>
@@ -20,24 +22,28 @@
       <w:pPr>
         <w:rPr>
           <w:rFonts w:ascii="Consolas" w:hAnsi="Consolas"/>
-        </w:rPr>
-      </w:pPr>
-    </w:p>
-    <w:p>
-      <w:pPr>
-        <w:rPr>
-          <w:rFonts w:ascii="Consolas" w:hAnsi="Consolas"/>
-        </w:rPr>
-      </w:pPr>
-      <w:r>
-        <w:rPr>
-          <w:rFonts w:ascii="Consolas" w:hAnsi="Consolas"/>
+          <w:lang w:val="en-US"/>
+        </w:rPr>
+      </w:pPr>
+    </w:p>
+    <w:p>
+      <w:pPr>
+        <w:rPr>
+          <w:rFonts w:ascii="Consolas" w:hAnsi="Consolas"/>
+          <w:lang w:val="en-US"/>
+        </w:rPr>
+      </w:pPr>
+      <w:r>
+        <w:rPr>
+          <w:rFonts w:ascii="Consolas" w:hAnsi="Consolas"/>
+          <w:lang w:val="en-US"/>
         </w:rPr>
         <w:t>09.07</w:t>
       </w:r>
       <w:r>
         <w:rPr>
           <w:rFonts w:ascii="Consolas" w:hAnsi="Consolas"/>
+          <w:lang w:val="en-US"/>
         </w:rPr>
         <w:t>:</w:t>
       </w:r>
@@ -47,17 +53,20 @@
         <w:ind w:firstLine="708"/>
         <w:rPr>
           <w:rFonts w:ascii="Consolas" w:hAnsi="Consolas"/>
-        </w:rPr>
-      </w:pPr>
-      <w:r>
-        <w:rPr>
-          <w:rFonts w:ascii="Consolas" w:hAnsi="Consolas"/>
+          <w:lang w:val="en-US"/>
+        </w:rPr>
+      </w:pPr>
+      <w:r>
+        <w:rPr>
+          <w:rFonts w:ascii="Consolas" w:hAnsi="Consolas"/>
+          <w:lang w:val="en-US"/>
         </w:rPr>
         <w:t xml:space="preserve">- </w:t>
       </w:r>
       <w:r>
         <w:rPr>
           <w:rFonts w:ascii="Consolas" w:hAnsi="Consolas"/>
+          <w:lang w:val="en-US"/>
         </w:rPr>
         <w:t>Got devices.py to be read and printed.</w:t>
       </w:r>
@@ -67,11 +76,13 @@
         <w:ind w:firstLine="708"/>
         <w:rPr>
           <w:rFonts w:ascii="Consolas" w:hAnsi="Consolas"/>
-        </w:rPr>
-      </w:pPr>
-      <w:r>
-        <w:rPr>
-          <w:rFonts w:ascii="Consolas" w:hAnsi="Consolas"/>
+          <w:lang w:val="en-US"/>
+        </w:rPr>
+      </w:pPr>
+      <w:r>
+        <w:rPr>
+          <w:rFonts w:ascii="Consolas" w:hAnsi="Consolas"/>
+          <w:lang w:val="en-US"/>
         </w:rPr>
         <w:t>- Found Pythonping as solution for pinging in python</w:t>
       </w:r>
@@ -81,11 +92,13 @@
         <w:ind w:firstLine="708"/>
         <w:rPr>
           <w:rFonts w:ascii="Consolas" w:hAnsi="Consolas"/>
-        </w:rPr>
-      </w:pPr>
-      <w:r>
-        <w:rPr>
-          <w:rFonts w:ascii="Consolas" w:hAnsi="Consolas"/>
+          <w:lang w:val="en-US"/>
+        </w:rPr>
+      </w:pPr>
+      <w:r>
+        <w:rPr>
+          <w:rFonts w:ascii="Consolas" w:hAnsi="Consolas"/>
+          <w:lang w:val="en-US"/>
         </w:rPr>
         <w:t>- Tried to install, for some reason ist not seen by vscode:</w:t>
       </w:r>
@@ -95,11 +108,13 @@
         <w:ind w:firstLine="708"/>
         <w:rPr>
           <w:rFonts w:ascii="Consolas" w:hAnsi="Consolas"/>
-        </w:rPr>
-      </w:pPr>
-      <w:r>
-        <w:rPr>
-          <w:rFonts w:ascii="Consolas" w:hAnsi="Consolas"/>
+          <w:lang w:val="en-US"/>
+        </w:rPr>
+      </w:pPr>
+      <w:r>
+        <w:rPr>
+          <w:rFonts w:ascii="Consolas" w:hAnsi="Consolas"/>
+          <w:lang w:val="en-US"/>
         </w:rPr>
         <w:t>Traceback (most recent call last):</w:t>
       </w:r>
@@ -109,11 +124,13 @@
         <w:ind w:firstLine="708"/>
         <w:rPr>
           <w:rFonts w:ascii="Consolas" w:hAnsi="Consolas"/>
-        </w:rPr>
-      </w:pPr>
-      <w:r>
-        <w:rPr>
-          <w:rFonts w:ascii="Consolas" w:hAnsi="Consolas"/>
+          <w:lang w:val="en-US"/>
+        </w:rPr>
+      </w:pPr>
+      <w:r>
+        <w:rPr>
+          <w:rFonts w:ascii="Consolas" w:hAnsi="Consolas"/>
+          <w:lang w:val="en-US"/>
         </w:rPr>
         <w:t xml:space="preserve">  File "c:\Projects\Network_Health\nethealth\nethealth.py", line 2, in &lt;module&gt;</w:t>
       </w:r>
@@ -123,11 +140,13 @@
         <w:ind w:firstLine="708"/>
         <w:rPr>
           <w:rFonts w:ascii="Consolas" w:hAnsi="Consolas"/>
-        </w:rPr>
-      </w:pPr>
-      <w:r>
-        <w:rPr>
-          <w:rFonts w:ascii="Consolas" w:hAnsi="Consolas"/>
+          <w:lang w:val="en-US"/>
+        </w:rPr>
+      </w:pPr>
+      <w:r>
+        <w:rPr>
+          <w:rFonts w:ascii="Consolas" w:hAnsi="Consolas"/>
+          <w:lang w:val="en-US"/>
         </w:rPr>
         <w:t xml:space="preserve">    from pythonping import ping</w:t>
       </w:r>
@@ -137,11 +156,13 @@
         <w:ind w:firstLine="708"/>
         <w:rPr>
           <w:rFonts w:ascii="Consolas" w:hAnsi="Consolas"/>
-        </w:rPr>
-      </w:pPr>
-      <w:r>
-        <w:rPr>
-          <w:rFonts w:ascii="Consolas" w:hAnsi="Consolas"/>
+          <w:lang w:val="en-US"/>
+        </w:rPr>
+      </w:pPr>
+      <w:r>
+        <w:rPr>
+          <w:rFonts w:ascii="Consolas" w:hAnsi="Consolas"/>
+          <w:lang w:val="en-US"/>
         </w:rPr>
         <w:t>ModuleNotFoundError: No module named 'pythonping'</w:t>
       </w:r>
@@ -150,6 +171,7 @@
       <w:pPr>
         <w:rPr>
           <w:rFonts w:ascii="Consolas" w:hAnsi="Consolas"/>
+          <w:lang w:val="en-US"/>
         </w:rPr>
       </w:pPr>
     </w:p>
@@ -170,6 +192,7 @@
       <w:pPr>
         <w:rPr>
           <w:rFonts w:ascii="Consolas" w:hAnsi="Consolas"/>
+          <w:lang w:val="en-US"/>
         </w:rPr>
       </w:pPr>
       <w:r>
@@ -177,6 +200,12 @@
           <w:rFonts w:ascii="Consolas" w:hAnsi="Consolas"/>
         </w:rPr>
         <w:tab/>
+      </w:r>
+      <w:r>
+        <w:rPr>
+          <w:rFonts w:ascii="Consolas" w:hAnsi="Consolas"/>
+          <w:lang w:val="en-US"/>
+        </w:rPr>
         <w:t xml:space="preserve">- Issue seems to have been *where* the terminal decided to install modules. Fix : </w:t>
       </w:r>
     </w:p>
@@ -184,6 +213,7 @@
       <w:pPr>
         <w:rPr>
           <w:rFonts w:ascii="Consolas" w:hAnsi="Consolas"/>
+          <w:lang w:val="en-US"/>
         </w:rPr>
       </w:pPr>
       <w:hyperlink r:id="rId5" w:history="1">
@@ -191,6 +221,7 @@
           <w:rPr>
             <w:rStyle w:val="Hyperlink"/>
             <w:rFonts w:ascii="Consolas" w:hAnsi="Consolas"/>
+            <w:lang w:val="en-US"/>
           </w:rPr>
           <w:t>https://stackoverflow.com/questions/59997065/pip-python-normal-site-packages-is-not-writeable</w:t>
         </w:r>
@@ -200,11 +231,13 @@
       <w:pPr>
         <w:rPr>
           <w:rFonts w:ascii="Consolas" w:hAnsi="Consolas"/>
-        </w:rPr>
-      </w:pPr>
-      <w:r>
-        <w:rPr>
-          <w:rFonts w:ascii="Consolas" w:hAnsi="Consolas"/>
+          <w:lang w:val="en-US"/>
+        </w:rPr>
+      </w:pPr>
+      <w:r>
+        <w:rPr>
+          <w:rFonts w:ascii="Consolas" w:hAnsi="Consolas"/>
+          <w:lang w:val="en-US"/>
         </w:rPr>
         <w:t>python3.13 -m pip install pythonping</w:t>
       </w:r>
@@ -213,11 +246,13 @@
       <w:pPr>
         <w:rPr>
           <w:rFonts w:ascii="Consolas" w:hAnsi="Consolas"/>
-        </w:rPr>
-      </w:pPr>
-      <w:r>
-        <w:rPr>
-          <w:rFonts w:ascii="Consolas" w:hAnsi="Consolas"/>
+          <w:lang w:val="en-US"/>
+        </w:rPr>
+      </w:pPr>
+      <w:r>
+        <w:rPr>
+          <w:rFonts w:ascii="Consolas" w:hAnsi="Consolas"/>
+          <w:lang w:val="en-US"/>
         </w:rPr>
         <w:t xml:space="preserve">python(ver) -m pip install (module) </w:t>
       </w:r>
@@ -226,6 +261,7 @@
       <w:pPr>
         <w:rPr>
           <w:rFonts w:ascii="Consolas" w:hAnsi="Consolas"/>
+          <w:lang w:val="en-US"/>
         </w:rPr>
       </w:pPr>
     </w:p>
@@ -243,8 +279,15 @@
       <w:r>
         <w:rPr>
           <w:rFonts w:ascii="Consolas" w:hAnsi="Consolas"/>
-        </w:rPr>
-        <w:t>Updated network and network plan. Changes:</w:t>
+          <w:lang w:val="en-US"/>
+        </w:rPr>
+        <w:t xml:space="preserve">Updated network and network plan. </w:t>
+      </w:r>
+      <w:r>
+        <w:rPr>
+          <w:rFonts w:ascii="Consolas" w:hAnsi="Consolas"/>
+        </w:rPr>
+        <w:t>Changes:</w:t>
       </w:r>
     </w:p>
     <w:p>
@@ -253,23 +296,27 @@
         <w:ind w:left="1068"/>
         <w:rPr>
           <w:rFonts w:ascii="Consolas" w:hAnsi="Consolas"/>
-        </w:rPr>
-      </w:pPr>
-      <w:r>
-        <w:rPr>
-          <w:rFonts w:ascii="Consolas" w:hAnsi="Consolas"/>
+          <w:lang w:val="en-US"/>
+        </w:rPr>
+      </w:pPr>
+      <w:r>
+        <w:rPr>
+          <w:rFonts w:ascii="Consolas" w:hAnsi="Consolas"/>
+          <w:lang w:val="en-US"/>
         </w:rPr>
         <w:t>Changed the private switch to an internal switc</w:t>
       </w:r>
       <w:r>
         <w:rPr>
           <w:rFonts w:ascii="Consolas" w:hAnsi="Consolas"/>
+          <w:lang w:val="en-US"/>
         </w:rPr>
         <w:t>h and configured ThinkHorse to be part of network.</w:t>
       </w:r>
       <w:r>
         <w:rPr>
           <w:rFonts w:ascii="Consolas" w:hAnsi="Consolas"/>
+          <w:lang w:val="en-US"/>
         </w:rPr>
         <w:t xml:space="preserve"> (testing purposes)</w:t>
       </w:r>
@@ -278,24 +325,28 @@
       <w:pPr>
         <w:rPr>
           <w:rFonts w:ascii="Consolas" w:hAnsi="Consolas"/>
-        </w:rPr>
-      </w:pPr>
-    </w:p>
-    <w:p>
-      <w:pPr>
-        <w:rPr>
-          <w:rFonts w:ascii="Consolas" w:hAnsi="Consolas"/>
-        </w:rPr>
-      </w:pPr>
-      <w:r>
-        <w:rPr>
-          <w:rFonts w:ascii="Consolas" w:hAnsi="Consolas"/>
+          <w:lang w:val="en-US"/>
+        </w:rPr>
+      </w:pPr>
+    </w:p>
+    <w:p>
+      <w:pPr>
+        <w:rPr>
+          <w:rFonts w:ascii="Consolas" w:hAnsi="Consolas"/>
+          <w:lang w:val="en-US"/>
+        </w:rPr>
+      </w:pPr>
+      <w:r>
+        <w:rPr>
+          <w:rFonts w:ascii="Consolas" w:hAnsi="Consolas"/>
+          <w:lang w:val="en-US"/>
         </w:rPr>
         <w:t>11.07</w:t>
       </w:r>
       <w:r>
         <w:rPr>
           <w:rFonts w:ascii="Consolas" w:hAnsi="Consolas"/>
+          <w:lang w:val="en-US"/>
         </w:rPr>
         <w:t>:</w:t>
       </w:r>
@@ -305,17 +356,20 @@
         <w:ind w:left="708"/>
         <w:rPr>
           <w:rFonts w:ascii="Consolas" w:hAnsi="Consolas"/>
-        </w:rPr>
-      </w:pPr>
-      <w:r>
-        <w:rPr>
-          <w:rFonts w:ascii="Consolas" w:hAnsi="Consolas"/>
+          <w:lang w:val="en-US"/>
+        </w:rPr>
+      </w:pPr>
+      <w:r>
+        <w:rPr>
+          <w:rFonts w:ascii="Consolas" w:hAnsi="Consolas"/>
+          <w:lang w:val="en-US"/>
         </w:rPr>
         <w:t xml:space="preserve">- Talked to Work colleague about project. He suggested integrating </w:t>
       </w:r>
       <w:r>
         <w:rPr>
           <w:rFonts w:ascii="Consolas" w:hAnsi="Consolas"/>
+          <w:lang w:val="en-US"/>
         </w:rPr>
         <w:t>SNMP and WIM, so i researched what they are and how it would look.</w:t>
       </w:r>
@@ -325,29 +379,34 @@
         <w:ind w:left="708"/>
         <w:rPr>
           <w:rFonts w:ascii="Consolas" w:hAnsi="Consolas"/>
-        </w:rPr>
-      </w:pPr>
-      <w:r>
-        <w:rPr>
-          <w:rFonts w:ascii="Consolas" w:hAnsi="Consolas"/>
+          <w:lang w:val="en-US"/>
+        </w:rPr>
+      </w:pPr>
+      <w:r>
+        <w:rPr>
+          <w:rFonts w:ascii="Consolas" w:hAnsi="Consolas"/>
+          <w:lang w:val="en-US"/>
         </w:rPr>
         <w:t>-</w:t>
       </w:r>
       <w:r>
         <w:rPr>
           <w:rFonts w:ascii="Consolas" w:hAnsi="Consolas"/>
+          <w:lang w:val="en-US"/>
         </w:rPr>
         <w:t xml:space="preserve"> Realised including SNMP here adds quite a bit of complexity. Current Plan : manage to ping the addresses from the .csv file via pythonping simply.</w:t>
       </w:r>
       <w:r>
         <w:rPr>
           <w:rFonts w:ascii="Consolas" w:hAnsi="Consolas"/>
+          <w:lang w:val="en-US"/>
         </w:rPr>
         <w:t xml:space="preserve"> Leave SNMP for when i can confidently work with .csv</w:t>
       </w:r>
       <w:r>
         <w:rPr>
           <w:rFonts w:ascii="Consolas" w:hAnsi="Consolas"/>
+          <w:lang w:val="en-US"/>
         </w:rPr>
         <w:t xml:space="preserve"> .</w:t>
       </w:r>
@@ -357,17 +416,20 @@
         <w:ind w:left="708"/>
         <w:rPr>
           <w:rFonts w:ascii="Consolas" w:hAnsi="Consolas"/>
-        </w:rPr>
-      </w:pPr>
-      <w:r>
-        <w:rPr>
-          <w:rFonts w:ascii="Consolas" w:hAnsi="Consolas"/>
+          <w:lang w:val="en-US"/>
+        </w:rPr>
+      </w:pPr>
+      <w:r>
+        <w:rPr>
+          <w:rFonts w:ascii="Consolas" w:hAnsi="Consolas"/>
+          <w:lang w:val="en-US"/>
         </w:rPr>
         <w:t>- Worked on Poller.py</w:t>
       </w:r>
       <w:r>
         <w:rPr>
           <w:rFonts w:ascii="Consolas" w:hAnsi="Consolas"/>
+          <w:lang w:val="en-US"/>
         </w:rPr>
         <w:t>, cant refer to specific columns yet</w:t>
       </w:r>
@@ -376,11 +438,13 @@
       <w:pPr>
         <w:rPr>
           <w:rFonts w:ascii="Consolas" w:hAnsi="Consolas"/>
-        </w:rPr>
-      </w:pPr>
-      <w:r>
-        <w:rPr>
-          <w:rFonts w:ascii="Consolas" w:hAnsi="Consolas"/>
+          <w:lang w:val="en-US"/>
+        </w:rPr>
+      </w:pPr>
+      <w:r>
+        <w:rPr>
+          <w:rFonts w:ascii="Consolas" w:hAnsi="Consolas"/>
+          <w:lang w:val="en-US"/>
         </w:rPr>
         <w:t>13.07:</w:t>
       </w:r>
@@ -389,11 +453,13 @@
       <w:pPr>
         <w:rPr>
           <w:rFonts w:ascii="Consolas" w:hAnsi="Consolas"/>
-        </w:rPr>
-      </w:pPr>
-      <w:r>
-        <w:rPr>
-          <w:rFonts w:ascii="Consolas" w:hAnsi="Consolas"/>
+          <w:lang w:val="en-US"/>
+        </w:rPr>
+      </w:pPr>
+      <w:r>
+        <w:rPr>
+          <w:rFonts w:ascii="Consolas" w:hAnsi="Consolas"/>
+          <w:lang w:val="en-US"/>
         </w:rPr>
         <w:tab/>
         <w:t xml:space="preserve">- </w:t>
@@ -401,6 +467,7 @@
       <w:r>
         <w:rPr>
           <w:rFonts w:ascii="Consolas" w:hAnsi="Consolas"/>
+          <w:lang w:val="en-US"/>
         </w:rPr>
         <w:t>Got pinging to work.</w:t>
       </w:r>
@@ -409,11 +476,13 @@
       <w:pPr>
         <w:rPr>
           <w:rFonts w:ascii="Consolas" w:hAnsi="Consolas"/>
-        </w:rPr>
-      </w:pPr>
-      <w:r>
-        <w:rPr>
-          <w:rFonts w:ascii="Consolas" w:hAnsi="Consolas"/>
+          <w:lang w:val="en-US"/>
+        </w:rPr>
+      </w:pPr>
+      <w:r>
+        <w:rPr>
+          <w:rFonts w:ascii="Consolas" w:hAnsi="Consolas"/>
+          <w:lang w:val="en-US"/>
         </w:rPr>
         <w:lastRenderedPageBreak/>
         <w:t>1</w:t>
@@ -421,12 +490,14 @@
       <w:r>
         <w:rPr>
           <w:rFonts w:ascii="Consolas" w:hAnsi="Consolas"/>
+          <w:lang w:val="en-US"/>
         </w:rPr>
         <w:t>5</w:t>
       </w:r>
       <w:r>
         <w:rPr>
           <w:rFonts w:ascii="Consolas" w:hAnsi="Consolas"/>
+          <w:lang w:val="en-US"/>
         </w:rPr>
         <w:t>.07:</w:t>
       </w:r>
@@ -440,6 +511,7 @@
       <w:r>
         <w:rPr>
           <w:rFonts w:ascii="Consolas" w:hAnsi="Consolas"/>
+          <w:lang w:val="en-US"/>
         </w:rPr>
         <w:tab/>
         <w:t xml:space="preserve">- </w:t>
@@ -447,8 +519,15 @@
       <w:r>
         <w:rPr>
           <w:rFonts w:ascii="Consolas" w:hAnsi="Consolas"/>
-        </w:rPr>
-        <w:t>worked on functionality with sqlite3 database. Database so far:</w:t>
+          <w:lang w:val="en-US"/>
+        </w:rPr>
+        <w:t xml:space="preserve">worked on functionality with sqlite3 database. </w:t>
+      </w:r>
+      <w:r>
+        <w:rPr>
+          <w:rFonts w:ascii="Consolas" w:hAnsi="Consolas"/>
+        </w:rPr>
+        <w:t>Database so far:</w:t>
       </w:r>
     </w:p>
     <w:p>
@@ -598,11 +677,13 @@
         </w:numPr>
         <w:rPr>
           <w:rFonts w:ascii="Consolas" w:hAnsi="Consolas"/>
-        </w:rPr>
-      </w:pPr>
-      <w:r>
-        <w:rPr>
-          <w:rFonts w:ascii="Consolas" w:hAnsi="Consolas"/>
+          <w:lang w:val="en-US"/>
+        </w:rPr>
+      </w:pPr>
+      <w:r>
+        <w:rPr>
+          <w:rFonts w:ascii="Consolas" w:hAnsi="Consolas"/>
+          <w:lang w:val="en-US"/>
         </w:rPr>
         <w:t>So far Timestamp is dynamic.</w:t>
       </w:r>
@@ -611,11 +692,13 @@
       <w:pPr>
         <w:rPr>
           <w:rFonts w:ascii="Consolas" w:hAnsi="Consolas"/>
-        </w:rPr>
-      </w:pPr>
-      <w:r>
-        <w:rPr>
-          <w:rFonts w:ascii="Consolas" w:hAnsi="Consolas"/>
+          <w:lang w:val="en-US"/>
+        </w:rPr>
+      </w:pPr>
+      <w:r>
+        <w:rPr>
+          <w:rFonts w:ascii="Consolas" w:hAnsi="Consolas"/>
+          <w:lang w:val="en-US"/>
         </w:rPr>
         <w:t>17.07:</w:t>
       </w:r>
@@ -624,11 +707,13 @@
       <w:pPr>
         <w:rPr>
           <w:rFonts w:ascii="Consolas" w:hAnsi="Consolas"/>
-        </w:rPr>
-      </w:pPr>
-      <w:r>
-        <w:rPr>
-          <w:rFonts w:ascii="Consolas" w:hAnsi="Consolas"/>
+          <w:lang w:val="en-US"/>
+        </w:rPr>
+      </w:pPr>
+      <w:r>
+        <w:rPr>
+          <w:rFonts w:ascii="Consolas" w:hAnsi="Consolas"/>
+          <w:lang w:val="en-US"/>
         </w:rPr>
         <w:tab/>
         <w:t>- got Host to be dynamic aswell.</w:t>
@@ -638,11 +723,13 @@
       <w:pPr>
         <w:rPr>
           <w:rFonts w:ascii="Consolas" w:hAnsi="Consolas"/>
-        </w:rPr>
-      </w:pPr>
-      <w:r>
-        <w:rPr>
-          <w:rFonts w:ascii="Consolas" w:hAnsi="Consolas"/>
+          <w:lang w:val="en-US"/>
+        </w:rPr>
+      </w:pPr>
+      <w:r>
+        <w:rPr>
+          <w:rFonts w:ascii="Consolas" w:hAnsi="Consolas"/>
+          <w:lang w:val="en-US"/>
         </w:rPr>
         <w:t>18.07:</w:t>
       </w:r>
@@ -651,11 +738,13 @@
       <w:pPr>
         <w:rPr>
           <w:rFonts w:ascii="Consolas" w:hAnsi="Consolas"/>
-        </w:rPr>
-      </w:pPr>
-      <w:r>
-        <w:rPr>
-          <w:rFonts w:ascii="Consolas" w:hAnsi="Consolas"/>
+          <w:lang w:val="en-US"/>
+        </w:rPr>
+      </w:pPr>
+      <w:r>
+        <w:rPr>
+          <w:rFonts w:ascii="Consolas" w:hAnsi="Consolas"/>
+          <w:lang w:val="en-US"/>
         </w:rPr>
         <w:tab/>
         <w:t>-</w:t>
@@ -663,9 +752,377 @@
       <w:r>
         <w:rPr>
           <w:rFonts w:ascii="Consolas" w:hAnsi="Consolas"/>
+          <w:lang w:val="en-US"/>
         </w:rPr>
         <w:t xml:space="preserve"> got Latency to function, looked into how to get bandwidth aswell.</w:t>
       </w:r>
+    </w:p>
+    <w:p>
+      <w:pPr>
+        <w:rPr>
+          <w:rFonts w:ascii="Consolas" w:hAnsi="Consolas"/>
+          <w:lang w:val="en-US"/>
+        </w:rPr>
+      </w:pPr>
+      <w:r>
+        <w:rPr>
+          <w:rFonts w:ascii="Consolas" w:hAnsi="Consolas"/>
+          <w:lang w:val="en-US"/>
+        </w:rPr>
+        <w:t>19.07:</w:t>
+      </w:r>
+    </w:p>
+    <w:p>
+      <w:pPr>
+        <w:rPr>
+          <w:rFonts w:ascii="Consolas" w:hAnsi="Consolas"/>
+          <w:lang w:val="en-US"/>
+        </w:rPr>
+      </w:pPr>
+      <w:r>
+        <w:rPr>
+          <w:rFonts w:ascii="Consolas" w:hAnsi="Consolas"/>
+          <w:lang w:val="en-US"/>
+        </w:rPr>
+        <w:tab/>
+        <w:t>- Looked into a solution to find out the bandwidth between Poller.py and the VMs. SNMP seems to be the way.</w:t>
+      </w:r>
+      <w:r>
+        <w:rPr>
+          <w:rFonts w:ascii="Consolas" w:hAnsi="Consolas"/>
+          <w:lang w:val="en-US"/>
+        </w:rPr>
+        <w:t xml:space="preserve"> Current to do: </w:t>
+      </w:r>
+    </w:p>
+    <w:p>
+      <w:pPr>
+        <w:rPr>
+          <w:rFonts w:ascii="Consolas" w:hAnsi="Consolas"/>
+          <w:lang w:val="en-US"/>
+        </w:rPr>
+      </w:pPr>
+      <w:r>
+        <w:rPr>
+          <w:rFonts w:ascii="Consolas" w:hAnsi="Consolas"/>
+          <w:lang w:val="en-US"/>
+        </w:rPr>
+        <w:t>Set up SNMP on cl-01 as a start and code it into poller.py to successfuly extract data.</w:t>
+      </w:r>
+    </w:p>
+    <w:p>
+      <w:pPr>
+        <w:rPr>
+          <w:rFonts w:ascii="Consolas" w:hAnsi="Consolas"/>
+          <w:lang w:val="en-US"/>
+        </w:rPr>
+      </w:pPr>
+    </w:p>
+    <w:p>
+      <w:pPr>
+        <w:pStyle w:val="berschrift2"/>
+        <w:rPr>
+          <w:lang w:val="en-US"/>
+        </w:rPr>
+      </w:pPr>
+      <w:r>
+        <w:rPr>
+          <w:lang w:val="en-US"/>
+        </w:rPr>
+        <w:t>UNIMPORTANT TO THIS DOCUMENT, BUT WANTED TO TRACK</w:t>
+      </w:r>
+    </w:p>
+    <w:p>
+      <w:pPr>
+        <w:rPr>
+          <w:rFonts w:ascii="Consolas" w:hAnsi="Consolas"/>
+          <w:lang w:val="en-US"/>
+        </w:rPr>
+      </w:pPr>
+      <w:r>
+        <w:rPr>
+          <w:rFonts w:ascii="Consolas" w:hAnsi="Consolas"/>
+          <w:lang w:val="en-US"/>
+        </w:rPr>
+        <w:t>20.07-05.08:</w:t>
+      </w:r>
+    </w:p>
+    <w:p>
+      <w:pPr>
+        <w:rPr>
+          <w:rFonts w:ascii="Consolas" w:hAnsi="Consolas"/>
+          <w:lang w:val="en-US"/>
+        </w:rPr>
+      </w:pPr>
+      <w:r>
+        <w:rPr>
+          <w:rFonts w:ascii="Consolas" w:hAnsi="Consolas"/>
+          <w:lang w:val="en-US"/>
+        </w:rPr>
+        <w:tab/>
+        <w:t>- researched SNMP and how configuring SNMP on cl-01 would be done, without getting very far. Practical advancements are almost null.</w:t>
+      </w:r>
+    </w:p>
+    <w:p>
+      <w:pPr>
+        <w:rPr>
+          <w:lang w:val="en-US"/>
+        </w:rPr>
+      </w:pPr>
+    </w:p>
+    <w:p>
+      <w:pPr>
+        <w:rPr>
+          <w:rFonts w:ascii="Consolas" w:hAnsi="Consolas"/>
+          <w:lang w:val="en-US"/>
+        </w:rPr>
+      </w:pPr>
+      <w:r>
+        <w:rPr>
+          <w:rFonts w:ascii="Consolas" w:hAnsi="Consolas"/>
+          <w:lang w:val="en-US"/>
+        </w:rPr>
+        <w:t>05.08:</w:t>
+      </w:r>
+    </w:p>
+    <w:p>
+      <w:pPr>
+        <w:tabs>
+          <w:tab w:val="left" w:pos="708"/>
+          <w:tab w:val="left" w:pos="1416"/>
+          <w:tab w:val="left" w:pos="2124"/>
+          <w:tab w:val="left" w:pos="2832"/>
+          <w:tab w:val="left" w:pos="3540"/>
+          <w:tab w:val="left" w:pos="4248"/>
+          <w:tab w:val="left" w:pos="4956"/>
+          <w:tab w:val="left" w:pos="5664"/>
+          <w:tab w:val="left" w:pos="6435"/>
+        </w:tabs>
+        <w:rPr>
+          <w:rFonts w:ascii="Consolas" w:hAnsi="Consolas"/>
+          <w:lang w:val="en-US"/>
+        </w:rPr>
+      </w:pPr>
+      <w:r>
+        <w:rPr>
+          <w:rFonts w:ascii="Consolas" w:hAnsi="Consolas"/>
+          <w:lang w:val="en-US"/>
+        </w:rPr>
+        <w:tab/>
+        <w:t>- Got annoyed about Hyper-V – switched over to VMWare Workstation Pro.</w:t>
+      </w:r>
+    </w:p>
+    <w:p>
+      <w:pPr>
+        <w:tabs>
+          <w:tab w:val="left" w:pos="708"/>
+          <w:tab w:val="left" w:pos="1416"/>
+          <w:tab w:val="left" w:pos="2124"/>
+          <w:tab w:val="left" w:pos="2832"/>
+          <w:tab w:val="left" w:pos="3540"/>
+          <w:tab w:val="left" w:pos="4248"/>
+          <w:tab w:val="left" w:pos="4956"/>
+          <w:tab w:val="left" w:pos="5664"/>
+          <w:tab w:val="left" w:pos="6435"/>
+        </w:tabs>
+        <w:rPr>
+          <w:rFonts w:ascii="Consolas" w:hAnsi="Consolas"/>
+          <w:lang w:val="en-US"/>
+        </w:rPr>
+      </w:pPr>
+      <w:r>
+        <w:rPr>
+          <w:rFonts w:ascii="Consolas" w:hAnsi="Consolas"/>
+          <w:lang w:val="en-US"/>
+        </w:rPr>
+        <w:tab/>
+        <w:t>- Realised using a GUI-less Windows Server might be overkill and might cause me to deviate too much from the actual project (like ive already done for other reasons).</w:t>
+      </w:r>
+    </w:p>
+    <w:p>
+      <w:pPr>
+        <w:tabs>
+          <w:tab w:val="left" w:pos="708"/>
+          <w:tab w:val="left" w:pos="1416"/>
+          <w:tab w:val="left" w:pos="2124"/>
+          <w:tab w:val="left" w:pos="2832"/>
+          <w:tab w:val="left" w:pos="3540"/>
+          <w:tab w:val="left" w:pos="4248"/>
+          <w:tab w:val="left" w:pos="4956"/>
+          <w:tab w:val="left" w:pos="5664"/>
+          <w:tab w:val="left" w:pos="6435"/>
+        </w:tabs>
+        <w:rPr>
+          <w:rFonts w:ascii="Consolas" w:hAnsi="Consolas"/>
+          <w:lang w:val="en-US"/>
+        </w:rPr>
+      </w:pPr>
+      <w:r>
+        <w:rPr>
+          <w:rFonts w:ascii="Consolas" w:hAnsi="Consolas"/>
+          <w:lang w:val="en-US"/>
+        </w:rPr>
+        <w:lastRenderedPageBreak/>
+        <w:tab/>
+        <w:t>- Changed the name of sl_nethealth to sl-01</w:t>
+      </w:r>
+    </w:p>
+    <w:p>
+      <w:pPr>
+        <w:tabs>
+          <w:tab w:val="left" w:pos="708"/>
+          <w:tab w:val="left" w:pos="1416"/>
+          <w:tab w:val="left" w:pos="2124"/>
+          <w:tab w:val="left" w:pos="2832"/>
+          <w:tab w:val="left" w:pos="3540"/>
+          <w:tab w:val="left" w:pos="4248"/>
+          <w:tab w:val="left" w:pos="4956"/>
+          <w:tab w:val="left" w:pos="5664"/>
+          <w:tab w:val="left" w:pos="6435"/>
+        </w:tabs>
+        <w:rPr>
+          <w:rFonts w:ascii="Consolas" w:hAnsi="Consolas"/>
+          <w:lang w:val="en-US"/>
+        </w:rPr>
+      </w:pPr>
+      <w:r>
+        <w:rPr>
+          <w:rFonts w:ascii="Consolas" w:hAnsi="Consolas"/>
+          <w:lang w:val="en-US"/>
+        </w:rPr>
+        <w:tab/>
+      </w:r>
+      <w:r>
+        <w:rPr>
+          <w:rFonts w:ascii="Consolas" w:hAnsi="Consolas"/>
+          <w:lang w:val="en-US"/>
+        </w:rPr>
+        <w:t>- Added a Windows Client (CW-01)</w:t>
+      </w:r>
+    </w:p>
+    <w:p>
+      <w:pPr>
+        <w:tabs>
+          <w:tab w:val="left" w:pos="708"/>
+          <w:tab w:val="left" w:pos="1416"/>
+          <w:tab w:val="left" w:pos="2124"/>
+          <w:tab w:val="left" w:pos="2832"/>
+          <w:tab w:val="left" w:pos="3540"/>
+          <w:tab w:val="left" w:pos="4248"/>
+          <w:tab w:val="left" w:pos="4956"/>
+          <w:tab w:val="left" w:pos="5664"/>
+          <w:tab w:val="left" w:pos="6435"/>
+        </w:tabs>
+        <w:rPr>
+          <w:rFonts w:ascii="Consolas" w:hAnsi="Consolas"/>
+          <w:lang w:val="en-US"/>
+        </w:rPr>
+      </w:pPr>
+    </w:p>
+    <w:p>
+      <w:pPr>
+        <w:tabs>
+          <w:tab w:val="left" w:pos="708"/>
+          <w:tab w:val="left" w:pos="1416"/>
+          <w:tab w:val="left" w:pos="2124"/>
+          <w:tab w:val="left" w:pos="2832"/>
+          <w:tab w:val="left" w:pos="3540"/>
+          <w:tab w:val="left" w:pos="4248"/>
+          <w:tab w:val="left" w:pos="4956"/>
+          <w:tab w:val="left" w:pos="5664"/>
+          <w:tab w:val="left" w:pos="6435"/>
+        </w:tabs>
+        <w:rPr>
+          <w:rFonts w:ascii="Consolas" w:hAnsi="Consolas"/>
+          <w:lang w:val="en-US"/>
+        </w:rPr>
+      </w:pPr>
+    </w:p>
+    <w:p>
+      <w:pPr>
+        <w:tabs>
+          <w:tab w:val="left" w:pos="708"/>
+          <w:tab w:val="left" w:pos="1416"/>
+          <w:tab w:val="left" w:pos="2124"/>
+          <w:tab w:val="left" w:pos="2832"/>
+          <w:tab w:val="left" w:pos="3540"/>
+          <w:tab w:val="left" w:pos="4248"/>
+          <w:tab w:val="left" w:pos="4956"/>
+          <w:tab w:val="left" w:pos="5664"/>
+          <w:tab w:val="left" w:pos="6435"/>
+        </w:tabs>
+        <w:rPr>
+          <w:rFonts w:ascii="Consolas" w:hAnsi="Consolas"/>
+          <w:lang w:val="en-US"/>
+        </w:rPr>
+      </w:pPr>
+      <w:r>
+        <w:rPr>
+          <w:rFonts w:ascii="Consolas" w:hAnsi="Consolas"/>
+          <w:lang w:val="en-US"/>
+        </w:rPr>
+        <w:t xml:space="preserve">7.1.2026: </w:t>
+      </w:r>
+    </w:p>
+    <w:p>
+      <w:pPr>
+        <w:tabs>
+          <w:tab w:val="left" w:pos="708"/>
+          <w:tab w:val="left" w:pos="1416"/>
+          <w:tab w:val="left" w:pos="2124"/>
+          <w:tab w:val="left" w:pos="2832"/>
+          <w:tab w:val="left" w:pos="3540"/>
+          <w:tab w:val="left" w:pos="4248"/>
+          <w:tab w:val="left" w:pos="4956"/>
+          <w:tab w:val="left" w:pos="5664"/>
+          <w:tab w:val="left" w:pos="6435"/>
+        </w:tabs>
+        <w:rPr>
+          <w:rFonts w:ascii="Consolas" w:hAnsi="Consolas"/>
+          <w:lang w:val="en-US"/>
+        </w:rPr>
+      </w:pPr>
+      <w:r>
+        <w:rPr>
+          <w:rFonts w:ascii="Consolas" w:hAnsi="Consolas"/>
+          <w:lang w:val="en-US"/>
+        </w:rPr>
+        <w:tab/>
+        <w:t>Loads happened, PING works</w:t>
+      </w:r>
+      <w:r>
+        <w:rPr>
+          <w:rFonts w:ascii="Consolas" w:hAnsi="Consolas"/>
+          <w:lang w:val="en-US"/>
+        </w:rPr>
+        <w:t>, VMs are for some reason gone</w:t>
+      </w:r>
+      <w:r>
+        <w:rPr>
+          <w:rFonts w:ascii="Consolas" w:hAnsi="Consolas"/>
+          <w:lang w:val="en-US"/>
+        </w:rPr>
+        <w:t>.</w:t>
+      </w:r>
+    </w:p>
+    <w:p>
+      <w:pPr>
+        <w:tabs>
+          <w:tab w:val="left" w:pos="708"/>
+          <w:tab w:val="left" w:pos="1416"/>
+          <w:tab w:val="left" w:pos="2124"/>
+          <w:tab w:val="left" w:pos="2832"/>
+          <w:tab w:val="left" w:pos="3540"/>
+          <w:tab w:val="left" w:pos="4248"/>
+          <w:tab w:val="left" w:pos="4956"/>
+          <w:tab w:val="left" w:pos="5664"/>
+          <w:tab w:val="left" w:pos="6435"/>
+        </w:tabs>
+        <w:rPr>
+          <w:rFonts w:ascii="Consolas" w:hAnsi="Consolas"/>
+          <w:lang w:val="en-US"/>
+        </w:rPr>
+      </w:pPr>
     </w:p>
     <w:sectPr>
       <w:pgSz w:w="11906" w:h="16838"/>
@@ -1450,6 +1907,28 @@
       <w:szCs w:val="32"/>
     </w:rPr>
   </w:style>
+  <w:style w:type="paragraph" w:styleId="berschrift2">
+    <w:name w:val="heading 2"/>
+    <w:basedOn w:val="Standard"/>
+    <w:next w:val="Standard"/>
+    <w:link w:val="berschrift2Zchn"/>
+    <w:uiPriority w:val="9"/>
+    <w:unhideWhenUsed/>
+    <w:qFormat/>
+    <w:rsid w:val="00EA6681"/>
+    <w:pPr>
+      <w:keepNext/>
+      <w:keepLines/>
+      <w:spacing w:before="40" w:after="0"/>
+      <w:outlineLvl w:val="1"/>
+    </w:pPr>
+    <w:rPr>
+      <w:rFonts w:asciiTheme="majorHAnsi" w:eastAsiaTheme="majorEastAsia" w:hAnsiTheme="majorHAnsi" w:cstheme="majorBidi"/>
+      <w:color w:val="2F5496" w:themeColor="accent1" w:themeShade="BF"/>
+      <w:sz w:val="26"/>
+      <w:szCs w:val="26"/>
+    </w:rPr>
+  </w:style>
   <w:style w:type="character" w:default="1" w:styleId="Absatz-Standardschriftart">
     <w:name w:val="Default Paragraph Font"/>
     <w:uiPriority w:val="1"/>
@@ -1534,6 +2013,19 @@
     <w:rPr>
       <w:color w:val="954F72" w:themeColor="followedHyperlink"/>
       <w:u w:val="single"/>
+    </w:rPr>
+  </w:style>
+  <w:style w:type="character" w:customStyle="1" w:styleId="berschrift2Zchn">
+    <w:name w:val="Überschrift 2 Zchn"/>
+    <w:basedOn w:val="Absatz-Standardschriftart"/>
+    <w:link w:val="berschrift2"/>
+    <w:uiPriority w:val="9"/>
+    <w:rsid w:val="00EA6681"/>
+    <w:rPr>
+      <w:rFonts w:asciiTheme="majorHAnsi" w:eastAsiaTheme="majorEastAsia" w:hAnsiTheme="majorHAnsi" w:cstheme="majorBidi"/>
+      <w:color w:val="2F5496" w:themeColor="accent1" w:themeShade="BF"/>
+      <w:sz w:val="26"/>
+      <w:szCs w:val="26"/>
     </w:rPr>
   </w:style>
 </w:styles>
